--- a/backend_api/templates/Supervision_Muestreo_Granos.docx
+++ b/backend_api/templates/Supervision_Muestreo_Granos.docx
@@ -392,14 +392,7 @@
         <w:rPr>
           <w:lang w:val="es-CR"/>
         </w:rPr>
-        <w:t xml:space="preserve">    </w:t>
-      </w:r>
-      <w:proofErr w:type="gramStart"/>
-      <w:r>
-        <w:rPr>
-          <w:lang w:val="es-CR"/>
-        </w:rPr>
-        <w:t xml:space="preserve">   </w:t>
+        <w:t xml:space="preserve">       </w:t>
       </w:r>
       <w:r>
         <w:rPr>
@@ -408,7 +401,6 @@
         <w:t>{</w:t>
       </w:r>
       <w:proofErr w:type="spellStart"/>
-      <w:proofErr w:type="gramEnd"/>
       <w:r>
         <w:rPr>
           <w:lang w:val="es-CR"/>
@@ -971,14 +963,7 @@
         <w:rPr>
           <w:lang w:val="es-CR"/>
         </w:rPr>
-        <w:t xml:space="preserve">      </w:t>
-      </w:r>
-      <w:proofErr w:type="gramStart"/>
-      <w:r>
-        <w:rPr>
-          <w:lang w:val="es-CR"/>
-        </w:rPr>
-        <w:t xml:space="preserve">   </w:t>
+        <w:t xml:space="preserve">         </w:t>
       </w:r>
       <w:r>
         <w:rPr>
@@ -987,7 +972,6 @@
         <w:t>{</w:t>
       </w:r>
       <w:proofErr w:type="spellStart"/>
-      <w:proofErr w:type="gramEnd"/>
       <w:r>
         <w:rPr>
           <w:lang w:val="es-CR"/>
@@ -1054,14 +1038,7 @@
         <w:rPr>
           <w:lang w:val="es-CR"/>
         </w:rPr>
-        <w:t xml:space="preserve">      </w:t>
-      </w:r>
-      <w:proofErr w:type="gramStart"/>
-      <w:r>
-        <w:rPr>
-          <w:lang w:val="es-CR"/>
-        </w:rPr>
-        <w:t xml:space="preserve">   </w:t>
+        <w:t xml:space="preserve">         </w:t>
       </w:r>
       <w:r>
         <w:rPr>
@@ -1070,7 +1047,6 @@
         <w:t>{</w:t>
       </w:r>
       <w:proofErr w:type="spellStart"/>
-      <w:proofErr w:type="gramEnd"/>
       <w:r>
         <w:rPr>
           <w:lang w:val="es-CR"/>
@@ -1138,14 +1114,7 @@
         <w:rPr>
           <w:lang w:val="es-CR"/>
         </w:rPr>
-        <w:t xml:space="preserve">       </w:t>
-      </w:r>
-      <w:proofErr w:type="gramStart"/>
-      <w:r>
-        <w:rPr>
-          <w:lang w:val="es-CR"/>
-        </w:rPr>
-        <w:t xml:space="preserve">   </w:t>
+        <w:t xml:space="preserve">          </w:t>
       </w:r>
       <w:r>
         <w:rPr>
@@ -1154,7 +1123,6 @@
         <w:t>{</w:t>
       </w:r>
       <w:proofErr w:type="spellStart"/>
-      <w:proofErr w:type="gramEnd"/>
       <w:r>
         <w:rPr>
           <w:lang w:val="es-CR"/>
@@ -1236,14 +1204,7 @@
         <w:rPr>
           <w:lang w:val="es-CR"/>
         </w:rPr>
-        <w:t xml:space="preserve">       </w:t>
-      </w:r>
-      <w:proofErr w:type="gramStart"/>
-      <w:r>
-        <w:rPr>
-          <w:lang w:val="es-CR"/>
-        </w:rPr>
-        <w:t xml:space="preserve">   </w:t>
+        <w:t xml:space="preserve">          </w:t>
       </w:r>
       <w:r>
         <w:rPr>
@@ -1252,7 +1213,6 @@
         <w:t>{</w:t>
       </w:r>
       <w:proofErr w:type="spellStart"/>
-      <w:proofErr w:type="gramEnd"/>
       <w:r>
         <w:rPr>
           <w:lang w:val="es-CR"/>
@@ -1325,14 +1285,7 @@
         <w:rPr>
           <w:lang w:val="es-CR"/>
         </w:rPr>
-        <w:t xml:space="preserve">      </w:t>
-      </w:r>
-      <w:proofErr w:type="gramStart"/>
-      <w:r>
-        <w:rPr>
-          <w:lang w:val="es-CR"/>
-        </w:rPr>
-        <w:t xml:space="preserve">   </w:t>
+        <w:t xml:space="preserve">         </w:t>
       </w:r>
       <w:r>
         <w:rPr>
@@ -1341,7 +1294,6 @@
         <w:t>{</w:t>
       </w:r>
       <w:proofErr w:type="spellStart"/>
-      <w:proofErr w:type="gramEnd"/>
       <w:r>
         <w:rPr>
           <w:lang w:val="es-CR"/>
@@ -1421,14 +1373,7 @@
         <w:rPr>
           <w:lang w:val="es-CR"/>
         </w:rPr>
-        <w:t xml:space="preserve">Arribo Boya de Mar                        </w:t>
-      </w:r>
-      <w:proofErr w:type="gramStart"/>
-      <w:r>
-        <w:rPr>
-          <w:lang w:val="es-CR"/>
-        </w:rPr>
-        <w:t xml:space="preserve">   </w:t>
+        <w:t xml:space="preserve">Arribo Boya de Mar                           </w:t>
       </w:r>
       <w:r>
         <w:rPr>
@@ -1437,7 +1382,6 @@
         <w:t>{</w:t>
       </w:r>
       <w:proofErr w:type="spellStart"/>
-      <w:proofErr w:type="gramEnd"/>
       <w:r>
         <w:rPr>
           <w:lang w:val="es-CR"/>
@@ -1480,23 +1424,15 @@
         <w:rPr>
           <w:lang w:val="en-US"/>
         </w:rPr>
-        <w:t xml:space="preserve">               </w:t>
-      </w:r>
-      <w:proofErr w:type="gramStart"/>
+        <w:t xml:space="preserve">                  </w:t>
+      </w:r>
       <w:r>
         <w:rPr>
           <w:lang w:val="en-US"/>
         </w:rPr>
-        <w:t xml:space="preserve">   </w:t>
-      </w:r>
-      <w:r>
-        <w:rPr>
-          <w:lang w:val="en-US"/>
-        </w:rPr>
         <w:t>{</w:t>
       </w:r>
       <w:proofErr w:type="spellStart"/>
-      <w:proofErr w:type="gramEnd"/>
       <w:r>
         <w:rPr>
           <w:lang w:val="en-US"/>
@@ -1527,23 +1463,15 @@
         <w:rPr>
           <w:lang w:val="en-US"/>
         </w:rPr>
-        <w:t xml:space="preserve">Apertura de Bodegas                     </w:t>
-      </w:r>
-      <w:proofErr w:type="gramStart"/>
+        <w:t xml:space="preserve">Apertura de Bodegas                        </w:t>
+      </w:r>
       <w:r>
         <w:rPr>
           <w:lang w:val="en-US"/>
         </w:rPr>
-        <w:t xml:space="preserve">   </w:t>
-      </w:r>
-      <w:r>
-        <w:rPr>
-          <w:lang w:val="en-US"/>
-        </w:rPr>
         <w:t>{</w:t>
       </w:r>
       <w:proofErr w:type="spellStart"/>
-      <w:proofErr w:type="gramEnd"/>
       <w:r>
         <w:rPr>
           <w:lang w:val="en-US"/>
@@ -1588,23 +1516,15 @@
         <w:rPr>
           <w:lang w:val="en-US"/>
         </w:rPr>
-        <w:t xml:space="preserve">                           </w:t>
-      </w:r>
-      <w:proofErr w:type="gramStart"/>
+        <w:t xml:space="preserve">                              </w:t>
+      </w:r>
       <w:r>
         <w:rPr>
           <w:lang w:val="en-US"/>
         </w:rPr>
-        <w:t xml:space="preserve">   </w:t>
-      </w:r>
-      <w:r>
-        <w:rPr>
-          <w:lang w:val="en-US"/>
-        </w:rPr>
         <w:t>{</w:t>
       </w:r>
       <w:proofErr w:type="spellStart"/>
-      <w:proofErr w:type="gramEnd"/>
       <w:r>
         <w:rPr>
           <w:lang w:val="en-US"/>
@@ -1635,14 +1555,7 @@
         <w:rPr>
           <w:lang w:val="es-CR"/>
         </w:rPr>
-        <w:t xml:space="preserve">Verificación de Sellos                     </w:t>
-      </w:r>
-      <w:proofErr w:type="gramStart"/>
-      <w:r>
-        <w:rPr>
-          <w:lang w:val="es-CR"/>
-        </w:rPr>
-        <w:t xml:space="preserve">   </w:t>
+        <w:t xml:space="preserve">Verificación de Sellos                        </w:t>
       </w:r>
       <w:r>
         <w:rPr>
@@ -1651,7 +1564,6 @@
         <w:t>{</w:t>
       </w:r>
       <w:proofErr w:type="spellStart"/>
-      <w:proofErr w:type="gramEnd"/>
       <w:r>
         <w:rPr>
           <w:lang w:val="es-CR"/>
@@ -1686,14 +1598,7 @@
         <w:rPr>
           <w:lang w:val="es-CR"/>
         </w:rPr>
-        <w:t xml:space="preserve">Inicio de Muestreo                          </w:t>
-      </w:r>
-      <w:proofErr w:type="gramStart"/>
-      <w:r>
-        <w:rPr>
-          <w:lang w:val="es-CR"/>
-        </w:rPr>
-        <w:t xml:space="preserve">   </w:t>
+        <w:t xml:space="preserve">Inicio de Muestreo                             </w:t>
       </w:r>
       <w:r>
         <w:rPr>
@@ -1702,7 +1607,6 @@
         <w:t>{</w:t>
       </w:r>
       <w:proofErr w:type="spellStart"/>
-      <w:proofErr w:type="gramEnd"/>
       <w:r>
         <w:rPr>
           <w:lang w:val="es-CR"/>
@@ -1733,14 +1637,7 @@
         <w:rPr>
           <w:lang w:val="es-CR"/>
         </w:rPr>
-        <w:t xml:space="preserve">Finalización Muestreo                    </w:t>
-      </w:r>
-      <w:proofErr w:type="gramStart"/>
-      <w:r>
-        <w:rPr>
-          <w:lang w:val="es-CR"/>
-        </w:rPr>
-        <w:t xml:space="preserve">   </w:t>
+        <w:t xml:space="preserve">Finalización Muestreo                       </w:t>
       </w:r>
       <w:r>
         <w:rPr>
@@ -1749,7 +1646,6 @@
         <w:t>{</w:t>
       </w:r>
       <w:proofErr w:type="spellStart"/>
-      <w:proofErr w:type="gramEnd"/>
       <w:r>
         <w:rPr>
           <w:lang w:val="es-CR"/>
@@ -1794,23 +1690,15 @@
         <w:rPr>
           <w:lang w:val="en-US"/>
         </w:rPr>
-        <w:t xml:space="preserve">           </w:t>
-      </w:r>
-      <w:proofErr w:type="gramStart"/>
+        <w:t xml:space="preserve">              </w:t>
+      </w:r>
       <w:r>
         <w:rPr>
           <w:lang w:val="en-US"/>
         </w:rPr>
-        <w:t xml:space="preserve">   </w:t>
-      </w:r>
-      <w:r>
-        <w:rPr>
-          <w:lang w:val="en-US"/>
-        </w:rPr>
         <w:t>{</w:t>
       </w:r>
       <w:proofErr w:type="spellStart"/>
-      <w:proofErr w:type="gramEnd"/>
       <w:r>
         <w:rPr>
           <w:lang w:val="en-US"/>
@@ -7916,8 +7804,12 @@
       <w:proofErr w:type="spellEnd"/>
     </w:p>
     <w:sectPr>
-      <w:headerReference w:type="default" r:id="rId9"/>
-      <w:footerReference w:type="default" r:id="rId10"/>
+      <w:headerReference w:type="even" r:id="rId9"/>
+      <w:headerReference w:type="default" r:id="rId10"/>
+      <w:footerReference w:type="even" r:id="rId11"/>
+      <w:footerReference w:type="default" r:id="rId12"/>
+      <w:headerReference w:type="first" r:id="rId13"/>
+      <w:footerReference w:type="first" r:id="rId14"/>
       <w:pgSz w:w="12242" w:h="15842" w:code="1"/>
       <w:pgMar w:top="2381" w:right="902" w:bottom="1418" w:left="1701" w:header="720" w:footer="491" w:gutter="0"/>
       <w:cols w:space="708"/>
@@ -7947,6 +7839,16 @@
 </file>
 
 <file path=word/footer1.xml><?xml version="1.0" encoding="utf-8"?>
+<w:ftr xmlns:wpc="http://schemas.microsoft.com/office/word/2010/wordprocessingCanvas" xmlns:cx="http://schemas.microsoft.com/office/drawing/2014/chartex" xmlns:cx1="http://schemas.microsoft.com/office/drawing/2015/9/8/chartex" xmlns:cx2="http://schemas.microsoft.com/office/drawing/2015/10/21/chartex" xmlns:cx3="http://schemas.microsoft.com/office/drawing/2016/5/9/chartex" xmlns:cx4="http://schemas.microsoft.com/office/drawing/2016/5/10/chartex" xmlns:cx5="http://schemas.microsoft.com/office/drawing/2016/5/11/chartex" xmlns:cx6="http://schemas.microsoft.com/office/drawing/2016/5/12/chartex" xmlns:cx7="http://schemas.microsoft.com/office/drawing/2016/5/13/chartex" xmlns:cx8="http://schemas.microsoft.com/office/drawing/2016/5/14/chartex" xmlns:mc="http://schemas.openxmlformats.org/markup-compatibility/2006" xmlns:aink="http://schemas.microsoft.com/office/drawing/2016/ink" xmlns:am3d="http://schemas.microsoft.com/office/drawing/2017/model3d" xmlns:o="urn:schemas-microsoft-com:office:office" xmlns:oel="http://schemas.microsoft.com/office/2019/extlst" xmlns:r="http://schemas.openxmlformats.org/officeDocument/2006/relationships" xmlns:m="http://schemas.openxmlformats.org/officeDocument/2006/math" xmlns:v="urn:schemas-microsoft-com:vml" xmlns:wp14="http://schemas.microsoft.com/office/word/2010/wordprocessingDrawing" xmlns:wp="http://schemas.openxmlformats.org/drawingml/2006/wordprocessingDrawing" xmlns:w10="urn:schemas-microsoft-com:office:word" xmlns:w="http://schemas.openxmlformats.org/wordprocessingml/2006/main" xmlns:w14="http://schemas.microsoft.com/office/word/2010/wordml" xmlns:w15="http://schemas.microsoft.com/office/word/2012/wordml" xmlns:w16cex="http://schemas.microsoft.com/office/word/2018/wordml/cex" xmlns:w16cid="http://schemas.microsoft.com/office/word/2016/wordml/cid" xmlns:w16="http://schemas.microsoft.com/office/word/2018/wordml" xmlns:w16du="http://schemas.microsoft.com/office/word/2023/wordml/word16du" xmlns:w16sdtdh="http://schemas.microsoft.com/office/word/2020/wordml/sdtdatahash" xmlns:w16sdtfl="http://schemas.microsoft.com/office/word/2024/wordml/sdtformatlock" xmlns:w16se="http://schemas.microsoft.com/office/word/2015/wordml/symex" xmlns:wpg="http://schemas.microsoft.com/office/word/2010/wordprocessingGroup" xmlns:wpi="http://schemas.microsoft.com/office/word/2010/wordprocessingInk" xmlns:wne="http://schemas.microsoft.com/office/word/2006/wordml" xmlns:wps="http://schemas.microsoft.com/office/word/2010/wordprocessingShape" mc:Ignorable="w14 w15 w16se w16cid w16 w16cex w16sdtdh w16sdtfl w16du wp14">
+  <w:p>
+    <w:pPr>
+      <w:pStyle w:val="Footer"/>
+    </w:pPr>
+  </w:p>
+</w:ftr>
+</file>
+
+<file path=word/footer2.xml><?xml version="1.0" encoding="utf-8"?>
 <w:ftr xmlns:wpc="http://schemas.microsoft.com/office/word/2010/wordprocessingCanvas" xmlns:cx="http://schemas.microsoft.com/office/drawing/2014/chartex" xmlns:cx1="http://schemas.microsoft.com/office/drawing/2015/9/8/chartex" xmlns:cx2="http://schemas.microsoft.com/office/drawing/2015/10/21/chartex" xmlns:cx3="http://schemas.microsoft.com/office/drawing/2016/5/9/chartex" xmlns:cx4="http://schemas.microsoft.com/office/drawing/2016/5/10/chartex" xmlns:cx5="http://schemas.microsoft.com/office/drawing/2016/5/11/chartex" xmlns:cx6="http://schemas.microsoft.com/office/drawing/2016/5/12/chartex" xmlns:cx7="http://schemas.microsoft.com/office/drawing/2016/5/13/chartex" xmlns:cx8="http://schemas.microsoft.com/office/drawing/2016/5/14/chartex" xmlns:mc="http://schemas.openxmlformats.org/markup-compatibility/2006" xmlns:aink="http://schemas.microsoft.com/office/drawing/2016/ink" xmlns:am3d="http://schemas.microsoft.com/office/drawing/2017/model3d" xmlns:o="urn:schemas-microsoft-com:office:office" xmlns:oel="http://schemas.microsoft.com/office/2019/extlst" xmlns:r="http://schemas.openxmlformats.org/officeDocument/2006/relationships" xmlns:m="http://schemas.openxmlformats.org/officeDocument/2006/math" xmlns:v="urn:schemas-microsoft-com:vml" xmlns:wp14="http://schemas.microsoft.com/office/word/2010/wordprocessingDrawing" xmlns:wp="http://schemas.openxmlformats.org/drawingml/2006/wordprocessingDrawing" xmlns:w10="urn:schemas-microsoft-com:office:word" xmlns:w="http://schemas.openxmlformats.org/wordprocessingml/2006/main" xmlns:w14="http://schemas.microsoft.com/office/word/2010/wordml" xmlns:w15="http://schemas.microsoft.com/office/word/2012/wordml" xmlns:w16cex="http://schemas.microsoft.com/office/word/2018/wordml/cex" xmlns:w16cid="http://schemas.microsoft.com/office/word/2016/wordml/cid" xmlns:w16="http://schemas.microsoft.com/office/word/2018/wordml" xmlns:w16du="http://schemas.microsoft.com/office/word/2023/wordml/word16du" xmlns:w16sdtdh="http://schemas.microsoft.com/office/word/2020/wordml/sdtdatahash" xmlns:w16sdtfl="http://schemas.microsoft.com/office/word/2024/wordml/sdtformatlock" xmlns:w16se="http://schemas.microsoft.com/office/word/2015/wordml/symex" xmlns:wpg="http://schemas.microsoft.com/office/word/2010/wordprocessingGroup" xmlns:wpi="http://schemas.microsoft.com/office/word/2010/wordprocessingInk" xmlns:wne="http://schemas.microsoft.com/office/word/2006/wordml" xmlns:wps="http://schemas.microsoft.com/office/word/2010/wordprocessingShape" mc:Ignorable="w14 w15 w16se w16cid w16 w16cex w16sdtdh w16sdtfl w16du wp14">
   <w:p>
     <w:pPr>
@@ -8166,7 +8068,7 @@
               <v:stroke joinstyle="miter"/>
               <v:path gradientshapeok="t" o:connecttype="rect"/>
             </v:shapetype>
-            <v:shape id="Text Box 31" o:spid="_x0000_s1070" type="#_x0000_t202" style="position:absolute;left:0;text-align:left;margin-left:2in;margin-top:2.5pt;width:165.35pt;height:18pt;z-index:251658752;visibility:visible;mso-wrap-style:square;mso-width-percent:0;mso-height-percent:0;mso-wrap-distance-left:9pt;mso-wrap-distance-top:0;mso-wrap-distance-right:9pt;mso-wrap-distance-bottom:0;mso-position-horizontal:absolute;mso-position-horizontal-relative:text;mso-position-vertical:absolute;mso-position-vertical-relative:text;mso-width-percent:0;mso-height-percent:0;mso-width-relative:page;mso-height-relative:page;v-text-anchor:top" o:gfxdata="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" filled="f" stroked="f">
+            <v:shape id="Text Box 31" o:spid="_x0000_s1069" type="#_x0000_t202" style="position:absolute;left:0;text-align:left;margin-left:2in;margin-top:2.5pt;width:165.35pt;height:18pt;z-index:251658752;visibility:visible;mso-wrap-style:square;mso-width-percent:0;mso-height-percent:0;mso-wrap-distance-left:9pt;mso-wrap-distance-top:0;mso-wrap-distance-right:9pt;mso-wrap-distance-bottom:0;mso-position-horizontal:absolute;mso-position-horizontal-relative:text;mso-position-vertical:absolute;mso-position-vertical-relative:text;mso-width-percent:0;mso-height-percent:0;mso-width-relative:page;mso-height-relative:page;v-text-anchor:top" o:gfxdata="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" filled="f" stroked="f">
               <o:lock v:ext="edit" aspectratio="t"/>
               <v:textbox inset="0,0,0,0">
                 <w:txbxContent>
@@ -8275,7 +8177,7 @@
       <w:rPr>
         <w:color w:val="000000"/>
         <w:sz w:val="12"/>
-        <w:lang w:val="en-US"/>
+        <w:lang w:val="es-MX"/>
       </w:rPr>
       <w:t xml:space="preserve">  </w:t>
     </w:r>
@@ -8296,7 +8198,6 @@
       </w:rPr>
       <w:t>cert_</w:t>
     </w:r>
-    <w:proofErr w:type="gramStart"/>
     <w:r>
       <w:rPr>
         <w:color w:val="000000"/>
@@ -8312,33 +8213,8 @@
         <w:sz w:val="12"/>
         <w:lang w:val="en-US"/>
       </w:rPr>
-      <w:t>}</w:t>
+      <w:t>} MV</w:t>
     </w:r>
-    <w:r>
-      <w:rPr>
-        <w:color w:val="000000"/>
-        <w:sz w:val="12"/>
-        <w:lang w:val="en-US"/>
-      </w:rPr>
-      <w:t xml:space="preserve"> </w:t>
-    </w:r>
-    <w:r>
-      <w:rPr>
-        <w:color w:val="000000"/>
-        <w:sz w:val="12"/>
-        <w:lang w:val="en-US"/>
-      </w:rPr>
-      <w:t xml:space="preserve"> </w:t>
-    </w:r>
-    <w:r>
-      <w:rPr>
-        <w:color w:val="000000"/>
-        <w:sz w:val="12"/>
-        <w:lang w:val="en-US"/>
-      </w:rPr>
-      <w:t>MV</w:t>
-    </w:r>
-    <w:proofErr w:type="gramEnd"/>
     <w:r>
       <w:rPr>
         <w:color w:val="000000"/>
@@ -8371,15 +8247,7 @@
         <w:sz w:val="12"/>
         <w:lang w:val="en-US"/>
       </w:rPr>
-      <w:t>}</w:t>
-    </w:r>
-    <w:r>
-      <w:rPr>
-        <w:color w:val="000000"/>
-        <w:sz w:val="12"/>
-        <w:lang w:val="en-US"/>
-      </w:rPr>
-      <w:t xml:space="preserve"> </w:t>
+      <w:t xml:space="preserve">} </w:t>
     </w:r>
     <w:r>
       <w:rPr>
@@ -8624,6 +8492,16 @@
       </w:rPr>
       <w:t xml:space="preserve">                                                                                    </w:t>
     </w:r>
+  </w:p>
+</w:ftr>
+</file>
+
+<file path=word/footer3.xml><?xml version="1.0" encoding="utf-8"?>
+<w:ftr xmlns:wpc="http://schemas.microsoft.com/office/word/2010/wordprocessingCanvas" xmlns:cx="http://schemas.microsoft.com/office/drawing/2014/chartex" xmlns:cx1="http://schemas.microsoft.com/office/drawing/2015/9/8/chartex" xmlns:cx2="http://schemas.microsoft.com/office/drawing/2015/10/21/chartex" xmlns:cx3="http://schemas.microsoft.com/office/drawing/2016/5/9/chartex" xmlns:cx4="http://schemas.microsoft.com/office/drawing/2016/5/10/chartex" xmlns:cx5="http://schemas.microsoft.com/office/drawing/2016/5/11/chartex" xmlns:cx6="http://schemas.microsoft.com/office/drawing/2016/5/12/chartex" xmlns:cx7="http://schemas.microsoft.com/office/drawing/2016/5/13/chartex" xmlns:cx8="http://schemas.microsoft.com/office/drawing/2016/5/14/chartex" xmlns:mc="http://schemas.openxmlformats.org/markup-compatibility/2006" xmlns:aink="http://schemas.microsoft.com/office/drawing/2016/ink" xmlns:am3d="http://schemas.microsoft.com/office/drawing/2017/model3d" xmlns:o="urn:schemas-microsoft-com:office:office" xmlns:oel="http://schemas.microsoft.com/office/2019/extlst" xmlns:r="http://schemas.openxmlformats.org/officeDocument/2006/relationships" xmlns:m="http://schemas.openxmlformats.org/officeDocument/2006/math" xmlns:v="urn:schemas-microsoft-com:vml" xmlns:wp14="http://schemas.microsoft.com/office/word/2010/wordprocessingDrawing" xmlns:wp="http://schemas.openxmlformats.org/drawingml/2006/wordprocessingDrawing" xmlns:w10="urn:schemas-microsoft-com:office:word" xmlns:w="http://schemas.openxmlformats.org/wordprocessingml/2006/main" xmlns:w14="http://schemas.microsoft.com/office/word/2010/wordml" xmlns:w15="http://schemas.microsoft.com/office/word/2012/wordml" xmlns:w16cex="http://schemas.microsoft.com/office/word/2018/wordml/cex" xmlns:w16cid="http://schemas.microsoft.com/office/word/2016/wordml/cid" xmlns:w16="http://schemas.microsoft.com/office/word/2018/wordml" xmlns:w16du="http://schemas.microsoft.com/office/word/2023/wordml/word16du" xmlns:w16sdtdh="http://schemas.microsoft.com/office/word/2020/wordml/sdtdatahash" xmlns:w16sdtfl="http://schemas.microsoft.com/office/word/2024/wordml/sdtformatlock" xmlns:w16se="http://schemas.microsoft.com/office/word/2015/wordml/symex" xmlns:wpg="http://schemas.microsoft.com/office/word/2010/wordprocessingGroup" xmlns:wpi="http://schemas.microsoft.com/office/word/2010/wordprocessingInk" xmlns:wne="http://schemas.microsoft.com/office/word/2006/wordml" xmlns:wps="http://schemas.microsoft.com/office/word/2010/wordprocessingShape" mc:Ignorable="w14 w15 w16se w16cid w16 w16cex w16sdtdh w16sdtfl w16du wp14">
+  <w:p>
+    <w:pPr>
+      <w:pStyle w:val="Footer"/>
+    </w:pPr>
   </w:p>
 </w:ftr>
 </file>
@@ -8652,9 +8530,24 @@
   <w:p>
     <w:pPr>
       <w:pStyle w:val="Header"/>
-      <w:ind w:hanging="540"/>
-      <w:rPr>
-        <w:lang w:val="en-US"/>
+    </w:pPr>
+  </w:p>
+</w:hdr>
+</file>
+
+<file path=word/header2.xml><?xml version="1.0" encoding="utf-8"?>
+<w:hdr xmlns:wpc="http://schemas.microsoft.com/office/word/2010/wordprocessingCanvas" xmlns:cx="http://schemas.microsoft.com/office/drawing/2014/chartex" xmlns:cx1="http://schemas.microsoft.com/office/drawing/2015/9/8/chartex" xmlns:cx2="http://schemas.microsoft.com/office/drawing/2015/10/21/chartex" xmlns:cx3="http://schemas.microsoft.com/office/drawing/2016/5/9/chartex" xmlns:cx4="http://schemas.microsoft.com/office/drawing/2016/5/10/chartex" xmlns:cx5="http://schemas.microsoft.com/office/drawing/2016/5/11/chartex" xmlns:cx6="http://schemas.microsoft.com/office/drawing/2016/5/12/chartex" xmlns:cx7="http://schemas.microsoft.com/office/drawing/2016/5/13/chartex" xmlns:cx8="http://schemas.microsoft.com/office/drawing/2016/5/14/chartex" xmlns:mc="http://schemas.openxmlformats.org/markup-compatibility/2006" xmlns:aink="http://schemas.microsoft.com/office/drawing/2016/ink" xmlns:am3d="http://schemas.microsoft.com/office/drawing/2017/model3d" xmlns:o="urn:schemas-microsoft-com:office:office" xmlns:oel="http://schemas.microsoft.com/office/2019/extlst" xmlns:r="http://schemas.openxmlformats.org/officeDocument/2006/relationships" xmlns:m="http://schemas.openxmlformats.org/officeDocument/2006/math" xmlns:v="urn:schemas-microsoft-com:vml" xmlns:wp14="http://schemas.microsoft.com/office/word/2010/wordprocessingDrawing" xmlns:wp="http://schemas.openxmlformats.org/drawingml/2006/wordprocessingDrawing" xmlns:w10="urn:schemas-microsoft-com:office:word" xmlns:w="http://schemas.openxmlformats.org/wordprocessingml/2006/main" xmlns:w14="http://schemas.microsoft.com/office/word/2010/wordml" xmlns:w15="http://schemas.microsoft.com/office/word/2012/wordml" xmlns:w16cex="http://schemas.microsoft.com/office/word/2018/wordml/cex" xmlns:w16cid="http://schemas.microsoft.com/office/word/2016/wordml/cid" xmlns:w16="http://schemas.microsoft.com/office/word/2018/wordml" xmlns:w16du="http://schemas.microsoft.com/office/word/2023/wordml/word16du" xmlns:w16sdtdh="http://schemas.microsoft.com/office/word/2020/wordml/sdtdatahash" xmlns:w16sdtfl="http://schemas.microsoft.com/office/word/2024/wordml/sdtformatlock" xmlns:w16se="http://schemas.microsoft.com/office/word/2015/wordml/symex" xmlns:wpg="http://schemas.microsoft.com/office/word/2010/wordprocessingGroup" xmlns:wpi="http://schemas.microsoft.com/office/word/2010/wordprocessingInk" xmlns:wne="http://schemas.microsoft.com/office/word/2006/wordml" xmlns:wps="http://schemas.microsoft.com/office/word/2010/wordprocessingShape" mc:Ignorable="w14 w15 w16se w16cid w16 w16cex w16sdtdh w16sdtfl w16du wp14">
+  <w:p>
+    <w:pPr>
+      <w:rPr>
+        <w:b/>
+        <w:spacing w:val="22"/>
+        <w:sz w:val="20"/>
+        <w14:shadow w14:blurRad="50800" w14:dist="38100" w14:dir="2700000" w14:sx="100000" w14:sy="100000" w14:kx="0" w14:ky="0" w14:algn="tl">
+          <w14:srgbClr w14:val="000000">
+            <w14:alpha w14:val="60000"/>
+          </w14:srgbClr>
+        </w14:shadow>
       </w:rPr>
     </w:pPr>
     <w:r>
@@ -8735,282 +8628,112 @@
     </w:r>
     <w:r>
       <w:rPr>
-        <w:noProof/>
-        <w:lang w:val="es-ES" w:eastAsia="es-ES"/>
-      </w:rPr>
-      <mc:AlternateContent>
-        <mc:Choice Requires="wps">
-          <w:drawing>
-            <wp:anchor distT="0" distB="0" distL="114300" distR="114300" simplePos="0" relativeHeight="251656704" behindDoc="0" locked="0" layoutInCell="1" allowOverlap="1" wp14:anchorId="5A078F33" wp14:editId="5A078F34">
-              <wp:simplePos x="0" y="0"/>
-              <wp:positionH relativeFrom="column">
-                <wp:posOffset>4301490</wp:posOffset>
-              </wp:positionH>
-              <wp:positionV relativeFrom="paragraph">
-                <wp:posOffset>-19050</wp:posOffset>
-              </wp:positionV>
-              <wp:extent cx="1998345" cy="251460"/>
-              <wp:effectExtent l="0" t="0" r="0" b="0"/>
-              <wp:wrapNone/>
-              <wp:docPr id="2" name="Text Box 5"/>
-              <wp:cNvGraphicFramePr>
-                <a:graphicFrameLocks xmlns:a="http://schemas.openxmlformats.org/drawingml/2006/main"/>
-              </wp:cNvGraphicFramePr>
-              <a:graphic xmlns:a="http://schemas.openxmlformats.org/drawingml/2006/main">
-                <a:graphicData uri="http://schemas.microsoft.com/office/word/2010/wordprocessingShape">
-                  <wps:wsp>
-                    <wps:cNvSpPr txBox="1">
-                      <a:spLocks noChangeArrowheads="1"/>
-                    </wps:cNvSpPr>
-                    <wps:spPr bwMode="auto">
-                      <a:xfrm>
-                        <a:off x="0" y="0"/>
-                        <a:ext cx="1998345" cy="251460"/>
-                      </a:xfrm>
-                      <a:prstGeom prst="rect">
-                        <a:avLst/>
-                      </a:prstGeom>
-                      <a:noFill/>
-                      <a:ln>
-                        <a:noFill/>
-                      </a:ln>
-                      <a:extLst>
-                        <a:ext uri="{909E8E84-426E-40DD-AFC4-6F175D3DCCD1}">
-                          <a14:hiddenFill xmlns:a14="http://schemas.microsoft.com/office/drawing/2010/main">
-                            <a:solidFill>
-                              <a:srgbClr val="FFFFFF"/>
-                            </a:solidFill>
-                          </a14:hiddenFill>
-                        </a:ext>
-                        <a:ext uri="{91240B29-F687-4F45-9708-019B960494DF}">
-                          <a14:hiddenLine xmlns:a14="http://schemas.microsoft.com/office/drawing/2010/main" w="9525">
-                            <a:solidFill>
-                              <a:srgbClr val="000000"/>
-                            </a:solidFill>
-                            <a:miter lim="800000"/>
-                            <a:headEnd/>
-                            <a:tailEnd/>
-                          </a14:hiddenLine>
-                        </a:ext>
-                      </a:extLst>
-                    </wps:spPr>
-                    <wps:txbx>
-                      <w:txbxContent>
-                        <w:p>
-                          <w:pPr>
-                            <w:rPr>
-                              <w:b/>
-                              <w:spacing w:val="22"/>
-                              <w:sz w:val="20"/>
-                              <w14:shadow w14:blurRad="50800" w14:dist="38100" w14:dir="2700000" w14:sx="100000" w14:sy="100000" w14:kx="0" w14:ky="0" w14:algn="tl">
-                                <w14:srgbClr w14:val="000000">
-                                  <w14:alpha w14:val="60000"/>
-                                </w14:srgbClr>
-                              </w14:shadow>
-                            </w:rPr>
-                          </w:pPr>
-                          <w:r>
-                            <w:rPr>
-                              <w:b/>
-                              <w:color w:val="0000FF"/>
-                              <w:spacing w:val="22"/>
-                              <w:sz w:val="20"/>
-                              <w14:shadow w14:blurRad="50800" w14:dist="38100" w14:dir="2700000" w14:sx="100000" w14:sy="100000" w14:kx="0" w14:ky="0" w14:algn="tl">
-                                <w14:srgbClr w14:val="000000">
-                                  <w14:alpha w14:val="60000"/>
-                                </w14:srgbClr>
-                              </w14:shadow>
-                            </w:rPr>
-                            <w:t xml:space="preserve">CERT </w:t>
-                          </w:r>
-                          <w:proofErr w:type="spellStart"/>
-                          <w:r>
-                            <w:rPr>
-                              <w:b/>
-                              <w:color w:val="0000FF"/>
-                              <w:spacing w:val="22"/>
-                              <w:sz w:val="20"/>
-                              <w14:shadow w14:blurRad="50800" w14:dist="38100" w14:dir="2700000" w14:sx="100000" w14:sy="100000" w14:kx="0" w14:ky="0" w14:algn="tl">
-                                <w14:srgbClr w14:val="000000">
-                                  <w14:alpha w14:val="60000"/>
-                                </w14:srgbClr>
-                              </w14:shadow>
-                            </w:rPr>
-                            <w:t>Nº</w:t>
-                          </w:r>
-                          <w:proofErr w:type="spellEnd"/>
-                          <w:r>
-                            <w:t xml:space="preserve"> </w:t>
-                          </w:r>
-                          <w:r>
-                            <w:rPr>
-                              <w:b/>
-                              <w:color w:val="000000"/>
-                              <w:spacing w:val="22"/>
-                              <w:sz w:val="20"/>
-                              <w14:shadow w14:blurRad="50800" w14:dist="38100" w14:dir="2700000" w14:sx="100000" w14:sy="100000" w14:kx="0" w14:ky="0" w14:algn="tl">
-                                <w14:srgbClr w14:val="000000">
-                                  <w14:alpha w14:val="60000"/>
-                                </w14:srgbClr>
-                              </w14:shadow>
-                            </w:rPr>
-                            <w:t>{</w:t>
-                          </w:r>
-                          <w:proofErr w:type="spellStart"/>
-                          <w:r>
-                            <w:rPr>
-                              <w:b/>
-                              <w:color w:val="000000"/>
-                              <w:spacing w:val="22"/>
-                              <w:sz w:val="20"/>
-                              <w14:shadow w14:blurRad="50800" w14:dist="38100" w14:dir="2700000" w14:sx="100000" w14:sy="100000" w14:kx="0" w14:ky="0" w14:algn="tl">
-                                <w14:srgbClr w14:val="000000">
-                                  <w14:alpha w14:val="60000"/>
-                                </w14:srgbClr>
-                              </w14:shadow>
-                            </w:rPr>
-                            <w:t>cert_no</w:t>
-                          </w:r>
-                          <w:proofErr w:type="spellEnd"/>
-                          <w:r>
-                            <w:rPr>
-                              <w:b/>
-                              <w:color w:val="000000"/>
-                              <w:spacing w:val="22"/>
-                              <w:sz w:val="20"/>
-                              <w14:shadow w14:blurRad="50800" w14:dist="38100" w14:dir="2700000" w14:sx="100000" w14:sy="100000" w14:kx="0" w14:ky="0" w14:algn="tl">
-                                <w14:srgbClr w14:val="000000">
-                                  <w14:alpha w14:val="60000"/>
-                                </w14:srgbClr>
-                              </w14:shadow>
-                            </w:rPr>
-                            <w:t>}</w:t>
-                          </w:r>
-                        </w:p>
-                      </w:txbxContent>
-                    </wps:txbx>
-                    <wps:bodyPr rot="0" vert="horz" wrap="square" lIns="91440" tIns="45720" rIns="91440" bIns="45720" anchor="t" anchorCtr="0" upright="1">
-                      <a:noAutofit/>
-                    </wps:bodyPr>
-                  </wps:wsp>
-                </a:graphicData>
-              </a:graphic>
-              <wp14:sizeRelH relativeFrom="page">
-                <wp14:pctWidth>0</wp14:pctWidth>
-              </wp14:sizeRelH>
-              <wp14:sizeRelV relativeFrom="page">
-                <wp14:pctHeight>0</wp14:pctHeight>
-              </wp14:sizeRelV>
-            </wp:anchor>
-          </w:drawing>
-        </mc:Choice>
-        <mc:Fallback>
-          <w:pict>
-            <v:shapetype w14:anchorId="5A078F33" id="_x0000_t202" coordsize="21600,21600" o:spt="202" path="m,l,21600r21600,l21600,xe">
-              <v:stroke joinstyle="miter"/>
-              <v:path gradientshapeok="t" o:connecttype="rect"/>
-            </v:shapetype>
-            <v:shape id="Text Box 5" o:spid="_x0000_s1069" type="#_x0000_t202" style="position:absolute;margin-left:338.7pt;margin-top:-1.5pt;width:157.35pt;height:19.8pt;z-index:251656704;visibility:visible;mso-wrap-style:square;mso-width-percent:0;mso-height-percent:0;mso-wrap-distance-left:9pt;mso-wrap-distance-top:0;mso-wrap-distance-right:9pt;mso-wrap-distance-bottom:0;mso-position-horizontal:absolute;mso-position-horizontal-relative:text;mso-position-vertical:absolute;mso-position-vertical-relative:text;mso-width-percent:0;mso-height-percent:0;mso-width-relative:page;mso-height-relative:page;v-text-anchor:top" o:gfxdata="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" filled="f" stroked="f">
-              <v:textbox>
-                <w:txbxContent>
-                  <w:p>
-                    <w:pPr>
-                      <w:rPr>
-                        <w:b/>
-                        <w:spacing w:val="22"/>
-                        <w:sz w:val="20"/>
-                        <w14:shadow w14:blurRad="50800" w14:dist="38100" w14:dir="2700000" w14:sx="100000" w14:sy="100000" w14:kx="0" w14:ky="0" w14:algn="tl">
-                          <w14:srgbClr w14:val="000000">
-                            <w14:alpha w14:val="60000"/>
-                          </w14:srgbClr>
-                        </w14:shadow>
-                      </w:rPr>
-                    </w:pPr>
-                    <w:r>
-                      <w:rPr>
-                        <w:b/>
-                        <w:color w:val="0000FF"/>
-                        <w:spacing w:val="22"/>
-                        <w:sz w:val="20"/>
-                        <w14:shadow w14:blurRad="50800" w14:dist="38100" w14:dir="2700000" w14:sx="100000" w14:sy="100000" w14:kx="0" w14:ky="0" w14:algn="tl">
-                          <w14:srgbClr w14:val="000000">
-                            <w14:alpha w14:val="60000"/>
-                          </w14:srgbClr>
-                        </w14:shadow>
-                      </w:rPr>
-                      <w:t xml:space="preserve">CERT </w:t>
-                    </w:r>
-                    <w:proofErr w:type="spellStart"/>
-                    <w:r>
-                      <w:rPr>
-                        <w:b/>
-                        <w:color w:val="0000FF"/>
-                        <w:spacing w:val="22"/>
-                        <w:sz w:val="20"/>
-                        <w14:shadow w14:blurRad="50800" w14:dist="38100" w14:dir="2700000" w14:sx="100000" w14:sy="100000" w14:kx="0" w14:ky="0" w14:algn="tl">
-                          <w14:srgbClr w14:val="000000">
-                            <w14:alpha w14:val="60000"/>
-                          </w14:srgbClr>
-                        </w14:shadow>
-                      </w:rPr>
-                      <w:t>Nº</w:t>
-                    </w:r>
-                    <w:proofErr w:type="spellEnd"/>
-                    <w:r>
-                      <w:t xml:space="preserve"> </w:t>
-                    </w:r>
-                    <w:r>
-                      <w:rPr>
-                        <w:b/>
-                        <w:color w:val="000000"/>
-                        <w:spacing w:val="22"/>
-                        <w:sz w:val="20"/>
-                        <w14:shadow w14:blurRad="50800" w14:dist="38100" w14:dir="2700000" w14:sx="100000" w14:sy="100000" w14:kx="0" w14:ky="0" w14:algn="tl">
-                          <w14:srgbClr w14:val="000000">
-                            <w14:alpha w14:val="60000"/>
-                          </w14:srgbClr>
-                        </w14:shadow>
-                      </w:rPr>
-                      <w:t>{</w:t>
-                    </w:r>
-                    <w:proofErr w:type="spellStart"/>
-                    <w:r>
-                      <w:rPr>
-                        <w:b/>
-                        <w:color w:val="000000"/>
-                        <w:spacing w:val="22"/>
-                        <w:sz w:val="20"/>
-                        <w14:shadow w14:blurRad="50800" w14:dist="38100" w14:dir="2700000" w14:sx="100000" w14:sy="100000" w14:kx="0" w14:ky="0" w14:algn="tl">
-                          <w14:srgbClr w14:val="000000">
-                            <w14:alpha w14:val="60000"/>
-                          </w14:srgbClr>
-                        </w14:shadow>
-                      </w:rPr>
-                      <w:t>cert_no</w:t>
-                    </w:r>
-                    <w:proofErr w:type="spellEnd"/>
-                    <w:r>
-                      <w:rPr>
-                        <w:b/>
-                        <w:color w:val="000000"/>
-                        <w:spacing w:val="22"/>
-                        <w:sz w:val="20"/>
-                        <w14:shadow w14:blurRad="50800" w14:dist="38100" w14:dir="2700000" w14:sx="100000" w14:sy="100000" w14:kx="0" w14:ky="0" w14:algn="tl">
-                          <w14:srgbClr w14:val="000000">
-                            <w14:alpha w14:val="60000"/>
-                          </w14:srgbClr>
-                        </w14:shadow>
-                      </w:rPr>
-                      <w:t>}</w:t>
-                    </w:r>
-                  </w:p>
-                </w:txbxContent>
-              </v:textbox>
-            </v:shape>
-          </w:pict>
-        </mc:Fallback>
-      </mc:AlternateContent>
+        <w:b/>
+        <w:color w:val="0000FF"/>
+        <w:spacing w:val="22"/>
+        <w:sz w:val="20"/>
+        <w14:shadow w14:blurRad="50800" w14:dist="38100" w14:dir="2700000" w14:sx="100000" w14:sy="100000" w14:kx="0" w14:ky="0" w14:algn="tl">
+          <w14:srgbClr w14:val="000000">
+            <w14:alpha w14:val="60000"/>
+          </w14:srgbClr>
+        </w14:shadow>
+      </w:rPr>
+      <w:t xml:space="preserve"> </w:t>
     </w:r>
+    <w:r>
+      <w:rPr>
+        <w:b/>
+        <w:color w:val="0000FF"/>
+        <w:spacing w:val="22"/>
+        <w:sz w:val="20"/>
+        <w14:shadow w14:blurRad="50800" w14:dist="38100" w14:dir="2700000" w14:sx="100000" w14:sy="100000" w14:kx="0" w14:ky="0" w14:algn="tl">
+          <w14:srgbClr w14:val="000000">
+            <w14:alpha w14:val="60000"/>
+          </w14:srgbClr>
+        </w14:shadow>
+      </w:rPr>
+      <w:t xml:space="preserve">                                      </w:t>
+    </w:r>
+    <w:r>
+      <w:rPr>
+        <w:b/>
+        <w:color w:val="0000FF"/>
+        <w:spacing w:val="22"/>
+        <w:sz w:val="20"/>
+        <w14:shadow w14:blurRad="50800" w14:dist="38100" w14:dir="2700000" w14:sx="100000" w14:sy="100000" w14:kx="0" w14:ky="0" w14:algn="tl">
+          <w14:srgbClr w14:val="000000">
+            <w14:alpha w14:val="60000"/>
+          </w14:srgbClr>
+        </w14:shadow>
+      </w:rPr>
+      <w:t>CERT Nº</w:t>
+    </w:r>
+    <w:r>
+      <w:t xml:space="preserve"> </w:t>
+    </w:r>
+    <w:r>
+      <w:rPr>
+        <w:b/>
+        <w:color w:val="000000"/>
+        <w:spacing w:val="22"/>
+        <w:sz w:val="20"/>
+        <w14:shadow w14:blurRad="50800" w14:dist="38100" w14:dir="2700000" w14:sx="100000" w14:sy="100000" w14:kx="0" w14:ky="0" w14:algn="tl">
+          <w14:srgbClr w14:val="000000">
+            <w14:alpha w14:val="60000"/>
+          </w14:srgbClr>
+        </w14:shadow>
+      </w:rPr>
+      <w:t>{</w:t>
+    </w:r>
+    <w:proofErr w:type="spellStart"/>
+    <w:r>
+      <w:rPr>
+        <w:b/>
+        <w:color w:val="000000"/>
+        <w:spacing w:val="22"/>
+        <w:sz w:val="20"/>
+        <w14:shadow w14:blurRad="50800" w14:dist="38100" w14:dir="2700000" w14:sx="100000" w14:sy="100000" w14:kx="0" w14:ky="0" w14:algn="tl">
+          <w14:srgbClr w14:val="000000">
+            <w14:alpha w14:val="60000"/>
+          </w14:srgbClr>
+        </w14:shadow>
+      </w:rPr>
+      <w:t>cert_no</w:t>
+    </w:r>
+    <w:proofErr w:type="spellEnd"/>
+    <w:r>
+      <w:rPr>
+        <w:b/>
+        <w:color w:val="000000"/>
+        <w:spacing w:val="22"/>
+        <w:sz w:val="20"/>
+        <w14:shadow w14:blurRad="50800" w14:dist="38100" w14:dir="2700000" w14:sx="100000" w14:sy="100000" w14:kx="0" w14:ky="0" w14:algn="tl">
+          <w14:srgbClr w14:val="000000">
+            <w14:alpha w14:val="60000"/>
+          </w14:srgbClr>
+        </w14:shadow>
+      </w:rPr>
+      <w:t>}</w:t>
+    </w:r>
+  </w:p>
+  <w:p>
+    <w:pPr>
+      <w:pStyle w:val="Header"/>
+      <w:ind w:hanging="540"/>
+      <w:rPr>
+        <w:lang w:val="en-US"/>
+      </w:rPr>
+    </w:pPr>
+  </w:p>
+</w:hdr>
+</file>
+
+<file path=word/header3.xml><?xml version="1.0" encoding="utf-8"?>
+<w:hdr xmlns:wpc="http://schemas.microsoft.com/office/word/2010/wordprocessingCanvas" xmlns:cx="http://schemas.microsoft.com/office/drawing/2014/chartex" xmlns:cx1="http://schemas.microsoft.com/office/drawing/2015/9/8/chartex" xmlns:cx2="http://schemas.microsoft.com/office/drawing/2015/10/21/chartex" xmlns:cx3="http://schemas.microsoft.com/office/drawing/2016/5/9/chartex" xmlns:cx4="http://schemas.microsoft.com/office/drawing/2016/5/10/chartex" xmlns:cx5="http://schemas.microsoft.com/office/drawing/2016/5/11/chartex" xmlns:cx6="http://schemas.microsoft.com/office/drawing/2016/5/12/chartex" xmlns:cx7="http://schemas.microsoft.com/office/drawing/2016/5/13/chartex" xmlns:cx8="http://schemas.microsoft.com/office/drawing/2016/5/14/chartex" xmlns:mc="http://schemas.openxmlformats.org/markup-compatibility/2006" xmlns:aink="http://schemas.microsoft.com/office/drawing/2016/ink" xmlns:am3d="http://schemas.microsoft.com/office/drawing/2017/model3d" xmlns:o="urn:schemas-microsoft-com:office:office" xmlns:oel="http://schemas.microsoft.com/office/2019/extlst" xmlns:r="http://schemas.openxmlformats.org/officeDocument/2006/relationships" xmlns:m="http://schemas.openxmlformats.org/officeDocument/2006/math" xmlns:v="urn:schemas-microsoft-com:vml" xmlns:wp14="http://schemas.microsoft.com/office/word/2010/wordprocessingDrawing" xmlns:wp="http://schemas.openxmlformats.org/drawingml/2006/wordprocessingDrawing" xmlns:w10="urn:schemas-microsoft-com:office:word" xmlns:w="http://schemas.openxmlformats.org/wordprocessingml/2006/main" xmlns:w14="http://schemas.microsoft.com/office/word/2010/wordml" xmlns:w15="http://schemas.microsoft.com/office/word/2012/wordml" xmlns:w16cex="http://schemas.microsoft.com/office/word/2018/wordml/cex" xmlns:w16cid="http://schemas.microsoft.com/office/word/2016/wordml/cid" xmlns:w16="http://schemas.microsoft.com/office/word/2018/wordml" xmlns:w16du="http://schemas.microsoft.com/office/word/2023/wordml/word16du" xmlns:w16sdtdh="http://schemas.microsoft.com/office/word/2020/wordml/sdtdatahash" xmlns:w16sdtfl="http://schemas.microsoft.com/office/word/2024/wordml/sdtformatlock" xmlns:w16se="http://schemas.microsoft.com/office/word/2015/wordml/symex" xmlns:wpg="http://schemas.microsoft.com/office/word/2010/wordprocessingGroup" xmlns:wpi="http://schemas.microsoft.com/office/word/2010/wordprocessingInk" xmlns:wne="http://schemas.microsoft.com/office/word/2006/wordml" xmlns:wps="http://schemas.microsoft.com/office/word/2010/wordprocessingShape" mc:Ignorable="w14 w15 w16se w16cid w16 w16cex w16sdtdh w16sdtfl w16du wp14">
+  <w:p>
+    <w:pPr>
+      <w:pStyle w:val="Header"/>
+    </w:pPr>
   </w:p>
 </w:hdr>
 </file>
@@ -10572,6 +10295,7 @@
   <w:style w:type="character" w:default="1" w:styleId="DefaultParagraphFont">
     <w:name w:val="Default Paragraph Font"/>
     <w:uiPriority w:val="1"/>
+    <w:semiHidden/>
     <w:unhideWhenUsed/>
   </w:style>
   <w:style w:type="table" w:default="1" w:styleId="TableNormal">

--- a/backend_api/templates/Supervision_Muestreo_Granos.docx
+++ b/backend_api/templates/Supervision_Muestreo_Granos.docx
@@ -243,21 +243,6 @@
           <w:lang w:val="es-CR"/>
         </w:rPr>
         <w:t>“</w:t>
-      </w:r>
-      <w:r>
-        <w:rPr>
-          <w:b/>
-          <w:lang w:val="es-CR"/>
-        </w:rPr>
-        <w:t>MV</w:t>
-      </w:r>
-      <w:r>
-        <w:rPr>
-          <w:b/>
-          <w:highlight w:val="yellow"/>
-          <w:lang w:val="es-CR"/>
-        </w:rPr>
-        <w:t xml:space="preserve"> </w:t>
       </w:r>
       <w:r>
         <w:rPr>
@@ -392,7 +377,14 @@
         <w:rPr>
           <w:lang w:val="es-CR"/>
         </w:rPr>
-        <w:t xml:space="preserve">       </w:t>
+        <w:t xml:space="preserve">    </w:t>
+      </w:r>
+      <w:proofErr w:type="gramStart"/>
+      <w:r>
+        <w:rPr>
+          <w:lang w:val="es-CR"/>
+        </w:rPr>
+        <w:t xml:space="preserve">   </w:t>
       </w:r>
       <w:r>
         <w:rPr>
@@ -401,6 +393,7 @@
         <w:t>{</w:t>
       </w:r>
       <w:proofErr w:type="spellStart"/>
+      <w:proofErr w:type="gramEnd"/>
       <w:r>
         <w:rPr>
           <w:lang w:val="es-CR"/>
@@ -963,7 +956,14 @@
         <w:rPr>
           <w:lang w:val="es-CR"/>
         </w:rPr>
-        <w:t xml:space="preserve">         </w:t>
+        <w:t xml:space="preserve">      </w:t>
+      </w:r>
+      <w:proofErr w:type="gramStart"/>
+      <w:r>
+        <w:rPr>
+          <w:lang w:val="es-CR"/>
+        </w:rPr>
+        <w:t xml:space="preserve">   </w:t>
       </w:r>
       <w:r>
         <w:rPr>
@@ -972,6 +972,7 @@
         <w:t>{</w:t>
       </w:r>
       <w:proofErr w:type="spellStart"/>
+      <w:proofErr w:type="gramEnd"/>
       <w:r>
         <w:rPr>
           <w:lang w:val="es-CR"/>
@@ -1038,7 +1039,14 @@
         <w:rPr>
           <w:lang w:val="es-CR"/>
         </w:rPr>
-        <w:t xml:space="preserve">         </w:t>
+        <w:t xml:space="preserve">      </w:t>
+      </w:r>
+      <w:proofErr w:type="gramStart"/>
+      <w:r>
+        <w:rPr>
+          <w:lang w:val="es-CR"/>
+        </w:rPr>
+        <w:t xml:space="preserve">   </w:t>
       </w:r>
       <w:r>
         <w:rPr>
@@ -1047,6 +1055,7 @@
         <w:t>{</w:t>
       </w:r>
       <w:proofErr w:type="spellStart"/>
+      <w:proofErr w:type="gramEnd"/>
       <w:r>
         <w:rPr>
           <w:lang w:val="es-CR"/>
@@ -1114,7 +1123,14 @@
         <w:rPr>
           <w:lang w:val="es-CR"/>
         </w:rPr>
-        <w:t xml:space="preserve">          </w:t>
+        <w:t xml:space="preserve">       </w:t>
+      </w:r>
+      <w:proofErr w:type="gramStart"/>
+      <w:r>
+        <w:rPr>
+          <w:lang w:val="es-CR"/>
+        </w:rPr>
+        <w:t xml:space="preserve">   </w:t>
       </w:r>
       <w:r>
         <w:rPr>
@@ -1123,6 +1139,7 @@
         <w:t>{</w:t>
       </w:r>
       <w:proofErr w:type="spellStart"/>
+      <w:proofErr w:type="gramEnd"/>
       <w:r>
         <w:rPr>
           <w:lang w:val="es-CR"/>
@@ -1204,7 +1221,14 @@
         <w:rPr>
           <w:lang w:val="es-CR"/>
         </w:rPr>
-        <w:t xml:space="preserve">          </w:t>
+        <w:t xml:space="preserve">       </w:t>
+      </w:r>
+      <w:proofErr w:type="gramStart"/>
+      <w:r>
+        <w:rPr>
+          <w:lang w:val="es-CR"/>
+        </w:rPr>
+        <w:t xml:space="preserve">   </w:t>
       </w:r>
       <w:r>
         <w:rPr>
@@ -1213,6 +1237,7 @@
         <w:t>{</w:t>
       </w:r>
       <w:proofErr w:type="spellStart"/>
+      <w:proofErr w:type="gramEnd"/>
       <w:r>
         <w:rPr>
           <w:lang w:val="es-CR"/>
@@ -1285,7 +1310,14 @@
         <w:rPr>
           <w:lang w:val="es-CR"/>
         </w:rPr>
-        <w:t xml:space="preserve">         </w:t>
+        <w:t xml:space="preserve">      </w:t>
+      </w:r>
+      <w:proofErr w:type="gramStart"/>
+      <w:r>
+        <w:rPr>
+          <w:lang w:val="es-CR"/>
+        </w:rPr>
+        <w:t xml:space="preserve">   </w:t>
       </w:r>
       <w:r>
         <w:rPr>
@@ -1294,6 +1326,7 @@
         <w:t>{</w:t>
       </w:r>
       <w:proofErr w:type="spellStart"/>
+      <w:proofErr w:type="gramEnd"/>
       <w:r>
         <w:rPr>
           <w:lang w:val="es-CR"/>
@@ -1373,7 +1406,14 @@
         <w:rPr>
           <w:lang w:val="es-CR"/>
         </w:rPr>
-        <w:t xml:space="preserve">Arribo Boya de Mar                           </w:t>
+        <w:t xml:space="preserve">Arribo Boya de Mar                        </w:t>
+      </w:r>
+      <w:proofErr w:type="gramStart"/>
+      <w:r>
+        <w:rPr>
+          <w:lang w:val="es-CR"/>
+        </w:rPr>
+        <w:t xml:space="preserve">   </w:t>
       </w:r>
       <w:r>
         <w:rPr>
@@ -1382,6 +1422,7 @@
         <w:t>{</w:t>
       </w:r>
       <w:proofErr w:type="spellStart"/>
+      <w:proofErr w:type="gramEnd"/>
       <w:r>
         <w:rPr>
           <w:lang w:val="es-CR"/>
@@ -1424,15 +1465,23 @@
         <w:rPr>
           <w:lang w:val="en-US"/>
         </w:rPr>
-        <w:t xml:space="preserve">                  </w:t>
-      </w:r>
+        <w:t xml:space="preserve">               </w:t>
+      </w:r>
+      <w:proofErr w:type="gramStart"/>
       <w:r>
         <w:rPr>
           <w:lang w:val="en-US"/>
         </w:rPr>
+        <w:t xml:space="preserve">   </w:t>
+      </w:r>
+      <w:r>
+        <w:rPr>
+          <w:lang w:val="en-US"/>
+        </w:rPr>
         <w:t>{</w:t>
       </w:r>
       <w:proofErr w:type="spellStart"/>
+      <w:proofErr w:type="gramEnd"/>
       <w:r>
         <w:rPr>
           <w:lang w:val="en-US"/>
@@ -1463,15 +1512,23 @@
         <w:rPr>
           <w:lang w:val="en-US"/>
         </w:rPr>
-        <w:t xml:space="preserve">Apertura de Bodegas                        </w:t>
-      </w:r>
+        <w:t xml:space="preserve">Apertura de Bodegas                     </w:t>
+      </w:r>
+      <w:proofErr w:type="gramStart"/>
       <w:r>
         <w:rPr>
           <w:lang w:val="en-US"/>
         </w:rPr>
+        <w:t xml:space="preserve">   </w:t>
+      </w:r>
+      <w:r>
+        <w:rPr>
+          <w:lang w:val="en-US"/>
+        </w:rPr>
         <w:t>{</w:t>
       </w:r>
       <w:proofErr w:type="spellStart"/>
+      <w:proofErr w:type="gramEnd"/>
       <w:r>
         <w:rPr>
           <w:lang w:val="en-US"/>
@@ -1516,15 +1573,23 @@
         <w:rPr>
           <w:lang w:val="en-US"/>
         </w:rPr>
-        <w:t xml:space="preserve">                              </w:t>
-      </w:r>
+        <w:t xml:space="preserve">                           </w:t>
+      </w:r>
+      <w:proofErr w:type="gramStart"/>
       <w:r>
         <w:rPr>
           <w:lang w:val="en-US"/>
         </w:rPr>
+        <w:t xml:space="preserve">   </w:t>
+      </w:r>
+      <w:r>
+        <w:rPr>
+          <w:lang w:val="en-US"/>
+        </w:rPr>
         <w:t>{</w:t>
       </w:r>
       <w:proofErr w:type="spellStart"/>
+      <w:proofErr w:type="gramEnd"/>
       <w:r>
         <w:rPr>
           <w:lang w:val="en-US"/>
@@ -1555,7 +1620,14 @@
         <w:rPr>
           <w:lang w:val="es-CR"/>
         </w:rPr>
-        <w:t xml:space="preserve">Verificación de Sellos                        </w:t>
+        <w:t xml:space="preserve">Verificación de Sellos                     </w:t>
+      </w:r>
+      <w:proofErr w:type="gramStart"/>
+      <w:r>
+        <w:rPr>
+          <w:lang w:val="es-CR"/>
+        </w:rPr>
+        <w:t xml:space="preserve">   </w:t>
       </w:r>
       <w:r>
         <w:rPr>
@@ -1564,6 +1636,7 @@
         <w:t>{</w:t>
       </w:r>
       <w:proofErr w:type="spellStart"/>
+      <w:proofErr w:type="gramEnd"/>
       <w:r>
         <w:rPr>
           <w:lang w:val="es-CR"/>
@@ -1598,7 +1671,14 @@
         <w:rPr>
           <w:lang w:val="es-CR"/>
         </w:rPr>
-        <w:t xml:space="preserve">Inicio de Muestreo                             </w:t>
+        <w:t xml:space="preserve">Inicio de Muestreo                          </w:t>
+      </w:r>
+      <w:proofErr w:type="gramStart"/>
+      <w:r>
+        <w:rPr>
+          <w:lang w:val="es-CR"/>
+        </w:rPr>
+        <w:t xml:space="preserve">   </w:t>
       </w:r>
       <w:r>
         <w:rPr>
@@ -1607,6 +1687,7 @@
         <w:t>{</w:t>
       </w:r>
       <w:proofErr w:type="spellStart"/>
+      <w:proofErr w:type="gramEnd"/>
       <w:r>
         <w:rPr>
           <w:lang w:val="es-CR"/>
@@ -1637,7 +1718,14 @@
         <w:rPr>
           <w:lang w:val="es-CR"/>
         </w:rPr>
-        <w:t xml:space="preserve">Finalización Muestreo                       </w:t>
+        <w:t xml:space="preserve">Finalización Muestreo                    </w:t>
+      </w:r>
+      <w:proofErr w:type="gramStart"/>
+      <w:r>
+        <w:rPr>
+          <w:lang w:val="es-CR"/>
+        </w:rPr>
+        <w:t xml:space="preserve">   </w:t>
       </w:r>
       <w:r>
         <w:rPr>
@@ -1646,6 +1734,7 @@
         <w:t>{</w:t>
       </w:r>
       <w:proofErr w:type="spellStart"/>
+      <w:proofErr w:type="gramEnd"/>
       <w:r>
         <w:rPr>
           <w:lang w:val="es-CR"/>
@@ -1690,15 +1779,23 @@
         <w:rPr>
           <w:lang w:val="en-US"/>
         </w:rPr>
-        <w:t xml:space="preserve">              </w:t>
-      </w:r>
+        <w:t xml:space="preserve">           </w:t>
+      </w:r>
+      <w:proofErr w:type="gramStart"/>
       <w:r>
         <w:rPr>
           <w:lang w:val="en-US"/>
         </w:rPr>
+        <w:t xml:space="preserve">   </w:t>
+      </w:r>
+      <w:r>
+        <w:rPr>
+          <w:lang w:val="en-US"/>
+        </w:rPr>
         <w:t>{</w:t>
       </w:r>
       <w:proofErr w:type="spellStart"/>
+      <w:proofErr w:type="gramEnd"/>
       <w:r>
         <w:rPr>
           <w:lang w:val="en-US"/>
@@ -7804,12 +7901,8 @@
       <w:proofErr w:type="spellEnd"/>
     </w:p>
     <w:sectPr>
-      <w:headerReference w:type="even" r:id="rId9"/>
-      <w:headerReference w:type="default" r:id="rId10"/>
-      <w:footerReference w:type="even" r:id="rId11"/>
-      <w:footerReference w:type="default" r:id="rId12"/>
-      <w:headerReference w:type="first" r:id="rId13"/>
-      <w:footerReference w:type="first" r:id="rId14"/>
+      <w:headerReference w:type="default" r:id="rId9"/>
+      <w:footerReference w:type="default" r:id="rId10"/>
       <w:pgSz w:w="12242" w:h="15842" w:code="1"/>
       <w:pgMar w:top="2381" w:right="902" w:bottom="1418" w:left="1701" w:header="720" w:footer="491" w:gutter="0"/>
       <w:cols w:space="708"/>
@@ -7839,16 +7932,6 @@
 </file>
 
 <file path=word/footer1.xml><?xml version="1.0" encoding="utf-8"?>
-<w:ftr xmlns:wpc="http://schemas.microsoft.com/office/word/2010/wordprocessingCanvas" xmlns:cx="http://schemas.microsoft.com/office/drawing/2014/chartex" xmlns:cx1="http://schemas.microsoft.com/office/drawing/2015/9/8/chartex" xmlns:cx2="http://schemas.microsoft.com/office/drawing/2015/10/21/chartex" xmlns:cx3="http://schemas.microsoft.com/office/drawing/2016/5/9/chartex" xmlns:cx4="http://schemas.microsoft.com/office/drawing/2016/5/10/chartex" xmlns:cx5="http://schemas.microsoft.com/office/drawing/2016/5/11/chartex" xmlns:cx6="http://schemas.microsoft.com/office/drawing/2016/5/12/chartex" xmlns:cx7="http://schemas.microsoft.com/office/drawing/2016/5/13/chartex" xmlns:cx8="http://schemas.microsoft.com/office/drawing/2016/5/14/chartex" xmlns:mc="http://schemas.openxmlformats.org/markup-compatibility/2006" xmlns:aink="http://schemas.microsoft.com/office/drawing/2016/ink" xmlns:am3d="http://schemas.microsoft.com/office/drawing/2017/model3d" xmlns:o="urn:schemas-microsoft-com:office:office" xmlns:oel="http://schemas.microsoft.com/office/2019/extlst" xmlns:r="http://schemas.openxmlformats.org/officeDocument/2006/relationships" xmlns:m="http://schemas.openxmlformats.org/officeDocument/2006/math" xmlns:v="urn:schemas-microsoft-com:vml" xmlns:wp14="http://schemas.microsoft.com/office/word/2010/wordprocessingDrawing" xmlns:wp="http://schemas.openxmlformats.org/drawingml/2006/wordprocessingDrawing" xmlns:w10="urn:schemas-microsoft-com:office:word" xmlns:w="http://schemas.openxmlformats.org/wordprocessingml/2006/main" xmlns:w14="http://schemas.microsoft.com/office/word/2010/wordml" xmlns:w15="http://schemas.microsoft.com/office/word/2012/wordml" xmlns:w16cex="http://schemas.microsoft.com/office/word/2018/wordml/cex" xmlns:w16cid="http://schemas.microsoft.com/office/word/2016/wordml/cid" xmlns:w16="http://schemas.microsoft.com/office/word/2018/wordml" xmlns:w16du="http://schemas.microsoft.com/office/word/2023/wordml/word16du" xmlns:w16sdtdh="http://schemas.microsoft.com/office/word/2020/wordml/sdtdatahash" xmlns:w16sdtfl="http://schemas.microsoft.com/office/word/2024/wordml/sdtformatlock" xmlns:w16se="http://schemas.microsoft.com/office/word/2015/wordml/symex" xmlns:wpg="http://schemas.microsoft.com/office/word/2010/wordprocessingGroup" xmlns:wpi="http://schemas.microsoft.com/office/word/2010/wordprocessingInk" xmlns:wne="http://schemas.microsoft.com/office/word/2006/wordml" xmlns:wps="http://schemas.microsoft.com/office/word/2010/wordprocessingShape" mc:Ignorable="w14 w15 w16se w16cid w16 w16cex w16sdtdh w16sdtfl w16du wp14">
-  <w:p>
-    <w:pPr>
-      <w:pStyle w:val="Footer"/>
-    </w:pPr>
-  </w:p>
-</w:ftr>
-</file>
-
-<file path=word/footer2.xml><?xml version="1.0" encoding="utf-8"?>
 <w:ftr xmlns:wpc="http://schemas.microsoft.com/office/word/2010/wordprocessingCanvas" xmlns:cx="http://schemas.microsoft.com/office/drawing/2014/chartex" xmlns:cx1="http://schemas.microsoft.com/office/drawing/2015/9/8/chartex" xmlns:cx2="http://schemas.microsoft.com/office/drawing/2015/10/21/chartex" xmlns:cx3="http://schemas.microsoft.com/office/drawing/2016/5/9/chartex" xmlns:cx4="http://schemas.microsoft.com/office/drawing/2016/5/10/chartex" xmlns:cx5="http://schemas.microsoft.com/office/drawing/2016/5/11/chartex" xmlns:cx6="http://schemas.microsoft.com/office/drawing/2016/5/12/chartex" xmlns:cx7="http://schemas.microsoft.com/office/drawing/2016/5/13/chartex" xmlns:cx8="http://schemas.microsoft.com/office/drawing/2016/5/14/chartex" xmlns:mc="http://schemas.openxmlformats.org/markup-compatibility/2006" xmlns:aink="http://schemas.microsoft.com/office/drawing/2016/ink" xmlns:am3d="http://schemas.microsoft.com/office/drawing/2017/model3d" xmlns:o="urn:schemas-microsoft-com:office:office" xmlns:oel="http://schemas.microsoft.com/office/2019/extlst" xmlns:r="http://schemas.openxmlformats.org/officeDocument/2006/relationships" xmlns:m="http://schemas.openxmlformats.org/officeDocument/2006/math" xmlns:v="urn:schemas-microsoft-com:vml" xmlns:wp14="http://schemas.microsoft.com/office/word/2010/wordprocessingDrawing" xmlns:wp="http://schemas.openxmlformats.org/drawingml/2006/wordprocessingDrawing" xmlns:w10="urn:schemas-microsoft-com:office:word" xmlns:w="http://schemas.openxmlformats.org/wordprocessingml/2006/main" xmlns:w14="http://schemas.microsoft.com/office/word/2010/wordml" xmlns:w15="http://schemas.microsoft.com/office/word/2012/wordml" xmlns:w16cex="http://schemas.microsoft.com/office/word/2018/wordml/cex" xmlns:w16cid="http://schemas.microsoft.com/office/word/2016/wordml/cid" xmlns:w16="http://schemas.microsoft.com/office/word/2018/wordml" xmlns:w16du="http://schemas.microsoft.com/office/word/2023/wordml/word16du" xmlns:w16sdtdh="http://schemas.microsoft.com/office/word/2020/wordml/sdtdatahash" xmlns:w16sdtfl="http://schemas.microsoft.com/office/word/2024/wordml/sdtformatlock" xmlns:w16se="http://schemas.microsoft.com/office/word/2015/wordml/symex" xmlns:wpg="http://schemas.microsoft.com/office/word/2010/wordprocessingGroup" xmlns:wpi="http://schemas.microsoft.com/office/word/2010/wordprocessingInk" xmlns:wne="http://schemas.microsoft.com/office/word/2006/wordml" xmlns:wps="http://schemas.microsoft.com/office/word/2010/wordprocessingShape" mc:Ignorable="w14 w15 w16se w16cid w16 w16cex w16sdtdh w16sdtfl w16du wp14">
   <w:p>
     <w:pPr>
@@ -8496,16 +8579,6 @@
 </w:ftr>
 </file>
 
-<file path=word/footer3.xml><?xml version="1.0" encoding="utf-8"?>
-<w:ftr xmlns:wpc="http://schemas.microsoft.com/office/word/2010/wordprocessingCanvas" xmlns:cx="http://schemas.microsoft.com/office/drawing/2014/chartex" xmlns:cx1="http://schemas.microsoft.com/office/drawing/2015/9/8/chartex" xmlns:cx2="http://schemas.microsoft.com/office/drawing/2015/10/21/chartex" xmlns:cx3="http://schemas.microsoft.com/office/drawing/2016/5/9/chartex" xmlns:cx4="http://schemas.microsoft.com/office/drawing/2016/5/10/chartex" xmlns:cx5="http://schemas.microsoft.com/office/drawing/2016/5/11/chartex" xmlns:cx6="http://schemas.microsoft.com/office/drawing/2016/5/12/chartex" xmlns:cx7="http://schemas.microsoft.com/office/drawing/2016/5/13/chartex" xmlns:cx8="http://schemas.microsoft.com/office/drawing/2016/5/14/chartex" xmlns:mc="http://schemas.openxmlformats.org/markup-compatibility/2006" xmlns:aink="http://schemas.microsoft.com/office/drawing/2016/ink" xmlns:am3d="http://schemas.microsoft.com/office/drawing/2017/model3d" xmlns:o="urn:schemas-microsoft-com:office:office" xmlns:oel="http://schemas.microsoft.com/office/2019/extlst" xmlns:r="http://schemas.openxmlformats.org/officeDocument/2006/relationships" xmlns:m="http://schemas.openxmlformats.org/officeDocument/2006/math" xmlns:v="urn:schemas-microsoft-com:vml" xmlns:wp14="http://schemas.microsoft.com/office/word/2010/wordprocessingDrawing" xmlns:wp="http://schemas.openxmlformats.org/drawingml/2006/wordprocessingDrawing" xmlns:w10="urn:schemas-microsoft-com:office:word" xmlns:w="http://schemas.openxmlformats.org/wordprocessingml/2006/main" xmlns:w14="http://schemas.microsoft.com/office/word/2010/wordml" xmlns:w15="http://schemas.microsoft.com/office/word/2012/wordml" xmlns:w16cex="http://schemas.microsoft.com/office/word/2018/wordml/cex" xmlns:w16cid="http://schemas.microsoft.com/office/word/2016/wordml/cid" xmlns:w16="http://schemas.microsoft.com/office/word/2018/wordml" xmlns:w16du="http://schemas.microsoft.com/office/word/2023/wordml/word16du" xmlns:w16sdtdh="http://schemas.microsoft.com/office/word/2020/wordml/sdtdatahash" xmlns:w16sdtfl="http://schemas.microsoft.com/office/word/2024/wordml/sdtformatlock" xmlns:w16se="http://schemas.microsoft.com/office/word/2015/wordml/symex" xmlns:wpg="http://schemas.microsoft.com/office/word/2010/wordprocessingGroup" xmlns:wpi="http://schemas.microsoft.com/office/word/2010/wordprocessingInk" xmlns:wne="http://schemas.microsoft.com/office/word/2006/wordml" xmlns:wps="http://schemas.microsoft.com/office/word/2010/wordprocessingShape" mc:Ignorable="w14 w15 w16se w16cid w16 w16cex w16sdtdh w16sdtfl w16du wp14">
-  <w:p>
-    <w:pPr>
-      <w:pStyle w:val="Footer"/>
-    </w:pPr>
-  </w:p>
-</w:ftr>
-</file>
-
 <file path=word/footnotes.xml><?xml version="1.0" encoding="utf-8"?>
 <w:footnotes xmlns:wpc="http://schemas.microsoft.com/office/word/2010/wordprocessingCanvas" xmlns:cx="http://schemas.microsoft.com/office/drawing/2014/chartex" xmlns:cx1="http://schemas.microsoft.com/office/drawing/2015/9/8/chartex" xmlns:cx2="http://schemas.microsoft.com/office/drawing/2015/10/21/chartex" xmlns:cx3="http://schemas.microsoft.com/office/drawing/2016/5/9/chartex" xmlns:cx4="http://schemas.microsoft.com/office/drawing/2016/5/10/chartex" xmlns:cx5="http://schemas.microsoft.com/office/drawing/2016/5/11/chartex" xmlns:cx6="http://schemas.microsoft.com/office/drawing/2016/5/12/chartex" xmlns:cx7="http://schemas.microsoft.com/office/drawing/2016/5/13/chartex" xmlns:cx8="http://schemas.microsoft.com/office/drawing/2016/5/14/chartex" xmlns:mc="http://schemas.openxmlformats.org/markup-compatibility/2006" xmlns:aink="http://schemas.microsoft.com/office/drawing/2016/ink" xmlns:am3d="http://schemas.microsoft.com/office/drawing/2017/model3d" xmlns:o="urn:schemas-microsoft-com:office:office" xmlns:oel="http://schemas.microsoft.com/office/2019/extlst" xmlns:r="http://schemas.openxmlformats.org/officeDocument/2006/relationships" xmlns:m="http://schemas.openxmlformats.org/officeDocument/2006/math" xmlns:v="urn:schemas-microsoft-com:vml" xmlns:wp14="http://schemas.microsoft.com/office/word/2010/wordprocessingDrawing" xmlns:wp="http://schemas.openxmlformats.org/drawingml/2006/wordprocessingDrawing" xmlns:w10="urn:schemas-microsoft-com:office:word" xmlns:w="http://schemas.openxmlformats.org/wordprocessingml/2006/main" xmlns:w14="http://schemas.microsoft.com/office/word/2010/wordml" xmlns:w15="http://schemas.microsoft.com/office/word/2012/wordml" xmlns:w16cex="http://schemas.microsoft.com/office/word/2018/wordml/cex" xmlns:w16cid="http://schemas.microsoft.com/office/word/2016/wordml/cid" xmlns:w16="http://schemas.microsoft.com/office/word/2018/wordml" xmlns:w16du="http://schemas.microsoft.com/office/word/2023/wordml/word16du" xmlns:w16sdtdh="http://schemas.microsoft.com/office/word/2020/wordml/sdtdatahash" xmlns:w16sdtfl="http://schemas.microsoft.com/office/word/2024/wordml/sdtformatlock" xmlns:w16se="http://schemas.microsoft.com/office/word/2015/wordml/symex" xmlns:wpg="http://schemas.microsoft.com/office/word/2010/wordprocessingGroup" xmlns:wpi="http://schemas.microsoft.com/office/word/2010/wordprocessingInk" xmlns:wne="http://schemas.microsoft.com/office/word/2006/wordml" xmlns:wps="http://schemas.microsoft.com/office/word/2010/wordprocessingShape" mc:Ignorable="w14 w15 w16se w16cid w16 w16cex w16sdtdh w16sdtfl w16du wp14">
   <w:footnote w:type="separator" w:id="-1">
@@ -8526,16 +8599,6 @@
 </file>
 
 <file path=word/header1.xml><?xml version="1.0" encoding="utf-8"?>
-<w:hdr xmlns:wpc="http://schemas.microsoft.com/office/word/2010/wordprocessingCanvas" xmlns:cx="http://schemas.microsoft.com/office/drawing/2014/chartex" xmlns:cx1="http://schemas.microsoft.com/office/drawing/2015/9/8/chartex" xmlns:cx2="http://schemas.microsoft.com/office/drawing/2015/10/21/chartex" xmlns:cx3="http://schemas.microsoft.com/office/drawing/2016/5/9/chartex" xmlns:cx4="http://schemas.microsoft.com/office/drawing/2016/5/10/chartex" xmlns:cx5="http://schemas.microsoft.com/office/drawing/2016/5/11/chartex" xmlns:cx6="http://schemas.microsoft.com/office/drawing/2016/5/12/chartex" xmlns:cx7="http://schemas.microsoft.com/office/drawing/2016/5/13/chartex" xmlns:cx8="http://schemas.microsoft.com/office/drawing/2016/5/14/chartex" xmlns:mc="http://schemas.openxmlformats.org/markup-compatibility/2006" xmlns:aink="http://schemas.microsoft.com/office/drawing/2016/ink" xmlns:am3d="http://schemas.microsoft.com/office/drawing/2017/model3d" xmlns:o="urn:schemas-microsoft-com:office:office" xmlns:oel="http://schemas.microsoft.com/office/2019/extlst" xmlns:r="http://schemas.openxmlformats.org/officeDocument/2006/relationships" xmlns:m="http://schemas.openxmlformats.org/officeDocument/2006/math" xmlns:v="urn:schemas-microsoft-com:vml" xmlns:wp14="http://schemas.microsoft.com/office/word/2010/wordprocessingDrawing" xmlns:wp="http://schemas.openxmlformats.org/drawingml/2006/wordprocessingDrawing" xmlns:w10="urn:schemas-microsoft-com:office:word" xmlns:w="http://schemas.openxmlformats.org/wordprocessingml/2006/main" xmlns:w14="http://schemas.microsoft.com/office/word/2010/wordml" xmlns:w15="http://schemas.microsoft.com/office/word/2012/wordml" xmlns:w16cex="http://schemas.microsoft.com/office/word/2018/wordml/cex" xmlns:w16cid="http://schemas.microsoft.com/office/word/2016/wordml/cid" xmlns:w16="http://schemas.microsoft.com/office/word/2018/wordml" xmlns:w16du="http://schemas.microsoft.com/office/word/2023/wordml/word16du" xmlns:w16sdtdh="http://schemas.microsoft.com/office/word/2020/wordml/sdtdatahash" xmlns:w16sdtfl="http://schemas.microsoft.com/office/word/2024/wordml/sdtformatlock" xmlns:w16se="http://schemas.microsoft.com/office/word/2015/wordml/symex" xmlns:wpg="http://schemas.microsoft.com/office/word/2010/wordprocessingGroup" xmlns:wpi="http://schemas.microsoft.com/office/word/2010/wordprocessingInk" xmlns:wne="http://schemas.microsoft.com/office/word/2006/wordml" xmlns:wps="http://schemas.microsoft.com/office/word/2010/wordprocessingShape" mc:Ignorable="w14 w15 w16se w16cid w16 w16cex w16sdtdh w16sdtfl w16du wp14">
-  <w:p>
-    <w:pPr>
-      <w:pStyle w:val="Header"/>
-    </w:pPr>
-  </w:p>
-</w:hdr>
-</file>
-
-<file path=word/header2.xml><?xml version="1.0" encoding="utf-8"?>
 <w:hdr xmlns:wpc="http://schemas.microsoft.com/office/word/2010/wordprocessingCanvas" xmlns:cx="http://schemas.microsoft.com/office/drawing/2014/chartex" xmlns:cx1="http://schemas.microsoft.com/office/drawing/2015/9/8/chartex" xmlns:cx2="http://schemas.microsoft.com/office/drawing/2015/10/21/chartex" xmlns:cx3="http://schemas.microsoft.com/office/drawing/2016/5/9/chartex" xmlns:cx4="http://schemas.microsoft.com/office/drawing/2016/5/10/chartex" xmlns:cx5="http://schemas.microsoft.com/office/drawing/2016/5/11/chartex" xmlns:cx6="http://schemas.microsoft.com/office/drawing/2016/5/12/chartex" xmlns:cx7="http://schemas.microsoft.com/office/drawing/2016/5/13/chartex" xmlns:cx8="http://schemas.microsoft.com/office/drawing/2016/5/14/chartex" xmlns:mc="http://schemas.openxmlformats.org/markup-compatibility/2006" xmlns:aink="http://schemas.microsoft.com/office/drawing/2016/ink" xmlns:am3d="http://schemas.microsoft.com/office/drawing/2017/model3d" xmlns:o="urn:schemas-microsoft-com:office:office" xmlns:oel="http://schemas.microsoft.com/office/2019/extlst" xmlns:r="http://schemas.openxmlformats.org/officeDocument/2006/relationships" xmlns:m="http://schemas.openxmlformats.org/officeDocument/2006/math" xmlns:v="urn:schemas-microsoft-com:vml" xmlns:wp14="http://schemas.microsoft.com/office/word/2010/wordprocessingDrawing" xmlns:wp="http://schemas.openxmlformats.org/drawingml/2006/wordprocessingDrawing" xmlns:w10="urn:schemas-microsoft-com:office:word" xmlns:w="http://schemas.openxmlformats.org/wordprocessingml/2006/main" xmlns:w14="http://schemas.microsoft.com/office/word/2010/wordml" xmlns:w15="http://schemas.microsoft.com/office/word/2012/wordml" xmlns:w16cex="http://schemas.microsoft.com/office/word/2018/wordml/cex" xmlns:w16cid="http://schemas.microsoft.com/office/word/2016/wordml/cid" xmlns:w16="http://schemas.microsoft.com/office/word/2018/wordml" xmlns:w16du="http://schemas.microsoft.com/office/word/2023/wordml/word16du" xmlns:w16sdtdh="http://schemas.microsoft.com/office/word/2020/wordml/sdtdatahash" xmlns:w16sdtfl="http://schemas.microsoft.com/office/word/2024/wordml/sdtformatlock" xmlns:w16se="http://schemas.microsoft.com/office/word/2015/wordml/symex" xmlns:wpg="http://schemas.microsoft.com/office/word/2010/wordprocessingGroup" xmlns:wpi="http://schemas.microsoft.com/office/word/2010/wordprocessingInk" xmlns:wne="http://schemas.microsoft.com/office/word/2006/wordml" xmlns:wps="http://schemas.microsoft.com/office/word/2010/wordprocessingShape" mc:Ignorable="w14 w15 w16se w16cid w16 w16cex w16sdtdh w16sdtfl w16du wp14">
   <w:p>
     <w:pPr>
@@ -8652,7 +8715,7 @@
           </w14:srgbClr>
         </w14:shadow>
       </w:rPr>
-      <w:t xml:space="preserve">                                      </w:t>
+      <w:t xml:space="preserve">                                 </w:t>
     </w:r>
     <w:r>
       <w:rPr>
@@ -8723,16 +8786,6 @@
       <w:rPr>
         <w:lang w:val="en-US"/>
       </w:rPr>
-    </w:pPr>
-  </w:p>
-</w:hdr>
-</file>
-
-<file path=word/header3.xml><?xml version="1.0" encoding="utf-8"?>
-<w:hdr xmlns:wpc="http://schemas.microsoft.com/office/word/2010/wordprocessingCanvas" xmlns:cx="http://schemas.microsoft.com/office/drawing/2014/chartex" xmlns:cx1="http://schemas.microsoft.com/office/drawing/2015/9/8/chartex" xmlns:cx2="http://schemas.microsoft.com/office/drawing/2015/10/21/chartex" xmlns:cx3="http://schemas.microsoft.com/office/drawing/2016/5/9/chartex" xmlns:cx4="http://schemas.microsoft.com/office/drawing/2016/5/10/chartex" xmlns:cx5="http://schemas.microsoft.com/office/drawing/2016/5/11/chartex" xmlns:cx6="http://schemas.microsoft.com/office/drawing/2016/5/12/chartex" xmlns:cx7="http://schemas.microsoft.com/office/drawing/2016/5/13/chartex" xmlns:cx8="http://schemas.microsoft.com/office/drawing/2016/5/14/chartex" xmlns:mc="http://schemas.openxmlformats.org/markup-compatibility/2006" xmlns:aink="http://schemas.microsoft.com/office/drawing/2016/ink" xmlns:am3d="http://schemas.microsoft.com/office/drawing/2017/model3d" xmlns:o="urn:schemas-microsoft-com:office:office" xmlns:oel="http://schemas.microsoft.com/office/2019/extlst" xmlns:r="http://schemas.openxmlformats.org/officeDocument/2006/relationships" xmlns:m="http://schemas.openxmlformats.org/officeDocument/2006/math" xmlns:v="urn:schemas-microsoft-com:vml" xmlns:wp14="http://schemas.microsoft.com/office/word/2010/wordprocessingDrawing" xmlns:wp="http://schemas.openxmlformats.org/drawingml/2006/wordprocessingDrawing" xmlns:w10="urn:schemas-microsoft-com:office:word" xmlns:w="http://schemas.openxmlformats.org/wordprocessingml/2006/main" xmlns:w14="http://schemas.microsoft.com/office/word/2010/wordml" xmlns:w15="http://schemas.microsoft.com/office/word/2012/wordml" xmlns:w16cex="http://schemas.microsoft.com/office/word/2018/wordml/cex" xmlns:w16cid="http://schemas.microsoft.com/office/word/2016/wordml/cid" xmlns:w16="http://schemas.microsoft.com/office/word/2018/wordml" xmlns:w16du="http://schemas.microsoft.com/office/word/2023/wordml/word16du" xmlns:w16sdtdh="http://schemas.microsoft.com/office/word/2020/wordml/sdtdatahash" xmlns:w16sdtfl="http://schemas.microsoft.com/office/word/2024/wordml/sdtformatlock" xmlns:w16se="http://schemas.microsoft.com/office/word/2015/wordml/symex" xmlns:wpg="http://schemas.microsoft.com/office/word/2010/wordprocessingGroup" xmlns:wpi="http://schemas.microsoft.com/office/word/2010/wordprocessingInk" xmlns:wne="http://schemas.microsoft.com/office/word/2006/wordml" xmlns:wps="http://schemas.microsoft.com/office/word/2010/wordprocessingShape" mc:Ignorable="w14 w15 w16se w16cid w16 w16cex w16sdtdh w16sdtfl w16du wp14">
-  <w:p>
-    <w:pPr>
-      <w:pStyle w:val="Header"/>
     </w:pPr>
   </w:p>
 </w:hdr>

--- a/backend_api/templates/Supervision_Muestreo_Granos.docx
+++ b/backend_api/templates/Supervision_Muestreo_Granos.docx
@@ -34,15 +34,7 @@
         <w:t xml:space="preserve">, </w:t>
       </w:r>
       <w:r>
-        <w:t>{</w:t>
-      </w:r>
-      <w:proofErr w:type="spellStart"/>
-      <w:r>
-        <w:t>place_date</w:t>
-      </w:r>
-      <w:proofErr w:type="spellEnd"/>
-      <w:r>
-        <w:t>}</w:t>
+        <w:t>{place_date}</w:t>
       </w:r>
     </w:p>
     <w:p>
@@ -126,28 +118,7 @@
         <w:rPr>
           <w:lang w:val="es-CR"/>
         </w:rPr>
-        <w:t xml:space="preserve">MSL Marine </w:t>
-      </w:r>
-      <w:proofErr w:type="spellStart"/>
-      <w:r>
-        <w:rPr>
-          <w:lang w:val="es-CR"/>
-        </w:rPr>
-        <w:t>Surveyors</w:t>
-      </w:r>
-      <w:proofErr w:type="spellEnd"/>
-      <w:r>
-        <w:rPr>
-          <w:lang w:val="es-CR"/>
-        </w:rPr>
-        <w:t xml:space="preserve"> and </w:t>
-      </w:r>
-      <w:proofErr w:type="spellStart"/>
-      <w:r>
-        <w:rPr>
-          <w:lang w:val="es-CR"/>
-        </w:rPr>
-        <w:t>Logistic</w:t>
+        <w:t>MSL Marine Surveyors and Logistic</w:t>
       </w:r>
       <w:r>
         <w:rPr>
@@ -155,7 +126,6 @@
         </w:rPr>
         <w:t>s</w:t>
       </w:r>
-      <w:proofErr w:type="spellEnd"/>
       <w:r>
         <w:rPr>
           <w:lang w:val="es-CR"/>
@@ -249,23 +219,7 @@
           <w:b/>
           <w:lang w:val="es-CR"/>
         </w:rPr>
-        <w:t>{</w:t>
-      </w:r>
-      <w:proofErr w:type="spellStart"/>
-      <w:r>
-        <w:rPr>
-          <w:b/>
-          <w:lang w:val="es-CR"/>
-        </w:rPr>
-        <w:t>vessel_name</w:t>
-      </w:r>
-      <w:proofErr w:type="spellEnd"/>
-      <w:r>
-        <w:rPr>
-          <w:b/>
-          <w:lang w:val="es-CR"/>
-        </w:rPr>
-        <w:t>}</w:t>
+        <w:t>{vessel_name}</w:t>
       </w:r>
       <w:r>
         <w:rPr>
@@ -325,7 +279,6 @@
           <w:lang w:val="en-US"/>
         </w:rPr>
       </w:pPr>
-      <w:proofErr w:type="spellStart"/>
       <w:r>
         <w:rPr>
           <w:b/>
@@ -342,7 +295,6 @@
         </w:rPr>
         <w:t>ciones</w:t>
       </w:r>
-      <w:proofErr w:type="spellEnd"/>
     </w:p>
     <w:p>
       <w:pPr>
@@ -377,35 +329,13 @@
         <w:rPr>
           <w:lang w:val="es-CR"/>
         </w:rPr>
-        <w:t xml:space="preserve">    </w:t>
-      </w:r>
-      <w:proofErr w:type="gramStart"/>
-      <w:r>
-        <w:rPr>
-          <w:lang w:val="es-CR"/>
-        </w:rPr>
-        <w:t xml:space="preserve">   </w:t>
-      </w:r>
-      <w:r>
-        <w:rPr>
-          <w:lang w:val="es-CR"/>
-        </w:rPr>
-        <w:t>{</w:t>
-      </w:r>
-      <w:proofErr w:type="spellStart"/>
-      <w:proofErr w:type="gramEnd"/>
-      <w:r>
-        <w:rPr>
-          <w:lang w:val="es-CR"/>
-        </w:rPr>
-        <w:t>requested_by</w:t>
-      </w:r>
-      <w:proofErr w:type="spellEnd"/>
-      <w:r>
-        <w:rPr>
-          <w:lang w:val="es-CR"/>
-        </w:rPr>
-        <w:t>}</w:t>
+        <w:t xml:space="preserve">       </w:t>
+      </w:r>
+      <w:r>
+        <w:rPr>
+          <w:lang w:val="es-CR"/>
+        </w:rPr>
+        <w:t>{requested_by}</w:t>
       </w:r>
       <w:r>
         <w:rPr>
@@ -567,21 +497,7 @@
         <w:rPr>
           <w:lang w:val="es-CR"/>
         </w:rPr>
-        <w:t>{</w:t>
-      </w:r>
-      <w:proofErr w:type="spellStart"/>
-      <w:r>
-        <w:rPr>
-          <w:lang w:val="es-CR"/>
-        </w:rPr>
-        <w:t>arrival_buoy_time</w:t>
-      </w:r>
-      <w:proofErr w:type="spellEnd"/>
-      <w:r>
-        <w:rPr>
-          <w:lang w:val="es-CR"/>
-        </w:rPr>
-        <w:t>}</w:t>
+        <w:t>{arrival_buoy_time}</w:t>
       </w:r>
     </w:p>
     <w:p>
@@ -623,21 +539,7 @@
         <w:rPr>
           <w:lang w:val="es-CR"/>
         </w:rPr>
-        <w:t>{</w:t>
-      </w:r>
-      <w:proofErr w:type="spellStart"/>
-      <w:r>
-        <w:rPr>
-          <w:lang w:val="es-CR"/>
-        </w:rPr>
-        <w:t>sampling_start_time</w:t>
-      </w:r>
-      <w:proofErr w:type="spellEnd"/>
-      <w:r>
-        <w:rPr>
-          <w:lang w:val="es-CR"/>
-        </w:rPr>
-        <w:t>}</w:t>
+        <w:t>{sampling_start_time}</w:t>
       </w:r>
     </w:p>
     <w:p>
@@ -658,7 +560,6 @@
           <w:lang w:val="en-US"/>
         </w:rPr>
       </w:pPr>
-      <w:proofErr w:type="spellStart"/>
       <w:r>
         <w:rPr>
           <w:b/>
@@ -677,7 +578,6 @@
         </w:rPr>
         <w:t>presentantes</w:t>
       </w:r>
-      <w:proofErr w:type="spellEnd"/>
     </w:p>
     <w:p>
       <w:pPr>
@@ -718,21 +618,7 @@
         <w:rPr>
           <w:lang w:val="es-CR"/>
         </w:rPr>
-        <w:t>{</w:t>
-      </w:r>
-      <w:proofErr w:type="spellStart"/>
-      <w:r>
-        <w:rPr>
-          <w:lang w:val="es-CR"/>
-        </w:rPr>
-        <w:t>captain</w:t>
-      </w:r>
-      <w:proofErr w:type="spellEnd"/>
-      <w:r>
-        <w:rPr>
-          <w:lang w:val="es-CR"/>
-        </w:rPr>
-        <w:t>}</w:t>
+        <w:t>{captain}</w:t>
       </w:r>
     </w:p>
     <w:p>
@@ -768,21 +654,7 @@
         <w:rPr>
           <w:lang w:val="es-CR"/>
         </w:rPr>
-        <w:t>{</w:t>
-      </w:r>
-      <w:proofErr w:type="spellStart"/>
-      <w:r>
-        <w:rPr>
-          <w:lang w:val="es-CR"/>
-        </w:rPr>
-        <w:t>chief_officer</w:t>
-      </w:r>
-      <w:proofErr w:type="spellEnd"/>
-      <w:r>
-        <w:rPr>
-          <w:lang w:val="es-CR"/>
-        </w:rPr>
-        <w:t>}</w:t>
+        <w:t>{chief_officer}</w:t>
       </w:r>
     </w:p>
     <w:p>
@@ -890,21 +762,7 @@
         <w:rPr>
           <w:lang w:val="es-CR"/>
         </w:rPr>
-        <w:t>{</w:t>
-      </w:r>
-      <w:proofErr w:type="spellStart"/>
-      <w:r>
-        <w:rPr>
-          <w:lang w:val="es-CR"/>
-        </w:rPr>
-        <w:t>vessel_name</w:t>
-      </w:r>
-      <w:proofErr w:type="spellEnd"/>
-      <w:r>
-        <w:rPr>
-          <w:lang w:val="es-CR"/>
-        </w:rPr>
-        <w:t>}</w:t>
+        <w:t>{vessel_name}</w:t>
       </w:r>
       <w:r>
         <w:rPr>
@@ -956,35 +814,13 @@
         <w:rPr>
           <w:lang w:val="es-CR"/>
         </w:rPr>
-        <w:t xml:space="preserve">      </w:t>
-      </w:r>
-      <w:proofErr w:type="gramStart"/>
-      <w:r>
-        <w:rPr>
-          <w:lang w:val="es-CR"/>
-        </w:rPr>
-        <w:t xml:space="preserve">   </w:t>
-      </w:r>
-      <w:r>
-        <w:rPr>
-          <w:lang w:val="es-CR"/>
-        </w:rPr>
-        <w:t>{</w:t>
-      </w:r>
-      <w:proofErr w:type="spellStart"/>
-      <w:proofErr w:type="gramEnd"/>
-      <w:r>
-        <w:rPr>
-          <w:lang w:val="es-CR"/>
-        </w:rPr>
-        <w:t>ship_flag</w:t>
-      </w:r>
-      <w:proofErr w:type="spellEnd"/>
-      <w:r>
-        <w:rPr>
-          <w:lang w:val="es-CR"/>
-        </w:rPr>
-        <w:t>}</w:t>
+        <w:t xml:space="preserve">         </w:t>
+      </w:r>
+      <w:r>
+        <w:rPr>
+          <w:lang w:val="es-CR"/>
+        </w:rPr>
+        <w:t>{ship_flag}</w:t>
       </w:r>
     </w:p>
     <w:p>
@@ -1039,35 +875,13 @@
         <w:rPr>
           <w:lang w:val="es-CR"/>
         </w:rPr>
-        <w:t xml:space="preserve">      </w:t>
-      </w:r>
-      <w:proofErr w:type="gramStart"/>
-      <w:r>
-        <w:rPr>
-          <w:lang w:val="es-CR"/>
-        </w:rPr>
-        <w:t xml:space="preserve">   </w:t>
-      </w:r>
-      <w:r>
-        <w:rPr>
-          <w:lang w:val="es-CR"/>
-        </w:rPr>
-        <w:t>{</w:t>
-      </w:r>
-      <w:proofErr w:type="spellStart"/>
-      <w:proofErr w:type="gramEnd"/>
-      <w:r>
-        <w:rPr>
-          <w:lang w:val="es-CR"/>
-        </w:rPr>
-        <w:t>ship_grt</w:t>
-      </w:r>
-      <w:proofErr w:type="spellEnd"/>
-      <w:r>
-        <w:rPr>
-          <w:lang w:val="es-CR"/>
-        </w:rPr>
-        <w:t>}</w:t>
+        <w:t xml:space="preserve">         </w:t>
+      </w:r>
+      <w:r>
+        <w:rPr>
+          <w:lang w:val="es-CR"/>
+        </w:rPr>
+        <w:t>{ship_grt}</w:t>
       </w:r>
     </w:p>
     <w:p>
@@ -1123,35 +937,13 @@
         <w:rPr>
           <w:lang w:val="es-CR"/>
         </w:rPr>
-        <w:t xml:space="preserve">       </w:t>
-      </w:r>
-      <w:proofErr w:type="gramStart"/>
-      <w:r>
-        <w:rPr>
-          <w:lang w:val="es-CR"/>
-        </w:rPr>
-        <w:t xml:space="preserve">   </w:t>
-      </w:r>
-      <w:r>
-        <w:rPr>
-          <w:lang w:val="es-CR"/>
-        </w:rPr>
-        <w:t>{</w:t>
-      </w:r>
-      <w:proofErr w:type="spellStart"/>
-      <w:proofErr w:type="gramEnd"/>
-      <w:r>
-        <w:rPr>
-          <w:lang w:val="es-CR"/>
-        </w:rPr>
-        <w:t>ship_nrt</w:t>
-      </w:r>
-      <w:proofErr w:type="spellEnd"/>
-      <w:r>
-        <w:rPr>
-          <w:lang w:val="es-CR"/>
-        </w:rPr>
-        <w:t>}</w:t>
+        <w:t xml:space="preserve">          </w:t>
+      </w:r>
+      <w:r>
+        <w:rPr>
+          <w:lang w:val="es-CR"/>
+        </w:rPr>
+        <w:t>{ship_nrt}</w:t>
       </w:r>
     </w:p>
     <w:p>
@@ -1170,16 +962,8 @@
         <w:rPr>
           <w:lang w:val="es-CR"/>
         </w:rPr>
-        <w:t xml:space="preserve">IMO </w:t>
-      </w:r>
-      <w:proofErr w:type="spellStart"/>
-      <w:r>
-        <w:rPr>
-          <w:lang w:val="es-CR"/>
-        </w:rPr>
-        <w:t>Nº</w:t>
-      </w:r>
-      <w:proofErr w:type="spellEnd"/>
+        <w:t>IMO Nº</w:t>
+      </w:r>
       <w:r>
         <w:rPr>
           <w:lang w:val="es-CR"/>
@@ -1221,35 +1005,13 @@
         <w:rPr>
           <w:lang w:val="es-CR"/>
         </w:rPr>
-        <w:t xml:space="preserve">       </w:t>
-      </w:r>
-      <w:proofErr w:type="gramStart"/>
-      <w:r>
-        <w:rPr>
-          <w:lang w:val="es-CR"/>
-        </w:rPr>
-        <w:t xml:space="preserve">   </w:t>
-      </w:r>
-      <w:r>
-        <w:rPr>
-          <w:lang w:val="es-CR"/>
-        </w:rPr>
-        <w:t>{</w:t>
-      </w:r>
-      <w:proofErr w:type="spellStart"/>
-      <w:proofErr w:type="gramEnd"/>
-      <w:r>
-        <w:rPr>
-          <w:lang w:val="es-CR"/>
-        </w:rPr>
-        <w:t>ship_imo</w:t>
-      </w:r>
-      <w:proofErr w:type="spellEnd"/>
-      <w:r>
-        <w:rPr>
-          <w:lang w:val="es-CR"/>
-        </w:rPr>
-        <w:t>}</w:t>
+        <w:t xml:space="preserve">          </w:t>
+      </w:r>
+      <w:r>
+        <w:rPr>
+          <w:lang w:val="es-CR"/>
+        </w:rPr>
+        <w:t>{ship_imo}</w:t>
       </w:r>
     </w:p>
     <w:p>
@@ -1310,35 +1072,13 @@
         <w:rPr>
           <w:lang w:val="es-CR"/>
         </w:rPr>
-        <w:t xml:space="preserve">      </w:t>
-      </w:r>
-      <w:proofErr w:type="gramStart"/>
-      <w:r>
-        <w:rPr>
-          <w:lang w:val="es-CR"/>
-        </w:rPr>
-        <w:t xml:space="preserve">   </w:t>
-      </w:r>
-      <w:r>
-        <w:rPr>
-          <w:lang w:val="es-CR"/>
-        </w:rPr>
-        <w:t>{</w:t>
-      </w:r>
-      <w:proofErr w:type="spellStart"/>
-      <w:proofErr w:type="gramEnd"/>
-      <w:r>
-        <w:rPr>
-          <w:lang w:val="es-CR"/>
-        </w:rPr>
-        <w:t>ship_year</w:t>
-      </w:r>
-      <w:proofErr w:type="spellEnd"/>
-      <w:r>
-        <w:rPr>
-          <w:lang w:val="es-CR"/>
-        </w:rPr>
-        <w:t>}</w:t>
+        <w:t xml:space="preserve">         </w:t>
+      </w:r>
+      <w:r>
+        <w:rPr>
+          <w:lang w:val="es-CR"/>
+        </w:rPr>
+        <w:t>{ship_year}</w:t>
       </w:r>
     </w:p>
     <w:p>
@@ -1406,35 +1146,13 @@
         <w:rPr>
           <w:lang w:val="es-CR"/>
         </w:rPr>
-        <w:t xml:space="preserve">Arribo Boya de Mar                        </w:t>
-      </w:r>
-      <w:proofErr w:type="gramStart"/>
-      <w:r>
-        <w:rPr>
-          <w:lang w:val="es-CR"/>
-        </w:rPr>
-        <w:t xml:space="preserve">   </w:t>
-      </w:r>
-      <w:r>
-        <w:rPr>
-          <w:lang w:val="es-CR"/>
-        </w:rPr>
-        <w:t>{</w:t>
-      </w:r>
-      <w:proofErr w:type="spellStart"/>
-      <w:proofErr w:type="gramEnd"/>
-      <w:r>
-        <w:rPr>
-          <w:lang w:val="es-CR"/>
-        </w:rPr>
-        <w:t>arrival_buoy_time</w:t>
-      </w:r>
-      <w:proofErr w:type="spellEnd"/>
-      <w:r>
-        <w:rPr>
-          <w:lang w:val="es-CR"/>
-        </w:rPr>
-        <w:t>}</w:t>
+        <w:t xml:space="preserve">Arribo Boya de Mar                           </w:t>
+      </w:r>
+      <w:r>
+        <w:rPr>
+          <w:lang w:val="es-CR"/>
+        </w:rPr>
+        <w:t>{arrival_buoy_time}</w:t>
       </w:r>
     </w:p>
     <w:p>
@@ -1465,35 +1183,13 @@
         <w:rPr>
           <w:lang w:val="en-US"/>
         </w:rPr>
-        <w:t xml:space="preserve">               </w:t>
-      </w:r>
-      <w:proofErr w:type="gramStart"/>
+        <w:t xml:space="preserve">                  </w:t>
+      </w:r>
       <w:r>
         <w:rPr>
           <w:lang w:val="en-US"/>
         </w:rPr>
-        <w:t xml:space="preserve">   </w:t>
-      </w:r>
-      <w:r>
-        <w:rPr>
-          <w:lang w:val="en-US"/>
-        </w:rPr>
-        <w:t>{</w:t>
-      </w:r>
-      <w:proofErr w:type="spellStart"/>
-      <w:proofErr w:type="gramEnd"/>
-      <w:r>
-        <w:rPr>
-          <w:lang w:val="en-US"/>
-        </w:rPr>
-        <w:t>nor_tendered_time</w:t>
-      </w:r>
-      <w:proofErr w:type="spellEnd"/>
-      <w:r>
-        <w:rPr>
-          <w:lang w:val="en-US"/>
-        </w:rPr>
-        <w:t>}</w:t>
+        <w:t>{nor_tendered_time}</w:t>
       </w:r>
     </w:p>
     <w:p>
@@ -1512,35 +1208,13 @@
         <w:rPr>
           <w:lang w:val="en-US"/>
         </w:rPr>
-        <w:t xml:space="preserve">Apertura de Bodegas                     </w:t>
-      </w:r>
-      <w:proofErr w:type="gramStart"/>
+        <w:t xml:space="preserve">Apertura de Bodegas                        </w:t>
+      </w:r>
       <w:r>
         <w:rPr>
           <w:lang w:val="en-US"/>
         </w:rPr>
-        <w:t xml:space="preserve">   </w:t>
-      </w:r>
-      <w:r>
-        <w:rPr>
-          <w:lang w:val="en-US"/>
-        </w:rPr>
-        <w:t>{</w:t>
-      </w:r>
-      <w:proofErr w:type="spellStart"/>
-      <w:proofErr w:type="gramEnd"/>
-      <w:r>
-        <w:rPr>
-          <w:lang w:val="en-US"/>
-        </w:rPr>
-        <w:t>holds_opening_time</w:t>
-      </w:r>
-      <w:proofErr w:type="spellEnd"/>
-      <w:r>
-        <w:rPr>
-          <w:lang w:val="en-US"/>
-        </w:rPr>
-        <w:t>}</w:t>
+        <w:t>{holds_opening_time}</w:t>
       </w:r>
     </w:p>
     <w:p>
@@ -1559,49 +1233,13 @@
         <w:rPr>
           <w:lang w:val="en-US"/>
         </w:rPr>
-        <w:t xml:space="preserve">Surveyors </w:t>
-      </w:r>
-      <w:proofErr w:type="spellStart"/>
+        <w:t xml:space="preserve">Surveyors abordo                              </w:t>
+      </w:r>
       <w:r>
         <w:rPr>
           <w:lang w:val="en-US"/>
         </w:rPr>
-        <w:t>abordo</w:t>
-      </w:r>
-      <w:proofErr w:type="spellEnd"/>
-      <w:r>
-        <w:rPr>
-          <w:lang w:val="en-US"/>
-        </w:rPr>
-        <w:t xml:space="preserve">                           </w:t>
-      </w:r>
-      <w:proofErr w:type="gramStart"/>
-      <w:r>
-        <w:rPr>
-          <w:lang w:val="en-US"/>
-        </w:rPr>
-        <w:t xml:space="preserve">   </w:t>
-      </w:r>
-      <w:r>
-        <w:rPr>
-          <w:lang w:val="en-US"/>
-        </w:rPr>
-        <w:t>{</w:t>
-      </w:r>
-      <w:proofErr w:type="spellStart"/>
-      <w:proofErr w:type="gramEnd"/>
-      <w:r>
-        <w:rPr>
-          <w:lang w:val="en-US"/>
-        </w:rPr>
-        <w:t>surveyors_onboard_time</w:t>
-      </w:r>
-      <w:proofErr w:type="spellEnd"/>
-      <w:r>
-        <w:rPr>
-          <w:lang w:val="en-US"/>
-        </w:rPr>
-        <w:t>}</w:t>
+        <w:t>{surveyors_onboard_time}</w:t>
       </w:r>
     </w:p>
     <w:p>
@@ -1620,35 +1258,13 @@
         <w:rPr>
           <w:lang w:val="es-CR"/>
         </w:rPr>
-        <w:t xml:space="preserve">Verificación de Sellos                     </w:t>
-      </w:r>
-      <w:proofErr w:type="gramStart"/>
-      <w:r>
-        <w:rPr>
-          <w:lang w:val="es-CR"/>
-        </w:rPr>
-        <w:t xml:space="preserve">   </w:t>
-      </w:r>
-      <w:r>
-        <w:rPr>
-          <w:lang w:val="es-CR"/>
-        </w:rPr>
-        <w:t>{</w:t>
-      </w:r>
-      <w:proofErr w:type="spellStart"/>
-      <w:proofErr w:type="gramEnd"/>
-      <w:r>
-        <w:rPr>
-          <w:lang w:val="es-CR"/>
-        </w:rPr>
-        <w:t>seals_verification_time</w:t>
-      </w:r>
-      <w:proofErr w:type="spellEnd"/>
-      <w:r>
-        <w:rPr>
-          <w:lang w:val="es-CR"/>
-        </w:rPr>
-        <w:t>}</w:t>
+        <w:t xml:space="preserve">Verificación de Sellos                        </w:t>
+      </w:r>
+      <w:r>
+        <w:rPr>
+          <w:lang w:val="es-CR"/>
+        </w:rPr>
+        <w:t>{seals_verification_time}</w:t>
       </w:r>
     </w:p>
     <w:p>
@@ -1671,35 +1287,13 @@
         <w:rPr>
           <w:lang w:val="es-CR"/>
         </w:rPr>
-        <w:t xml:space="preserve">Inicio de Muestreo                          </w:t>
-      </w:r>
-      <w:proofErr w:type="gramStart"/>
-      <w:r>
-        <w:rPr>
-          <w:lang w:val="es-CR"/>
-        </w:rPr>
-        <w:t xml:space="preserve">   </w:t>
-      </w:r>
-      <w:r>
-        <w:rPr>
-          <w:lang w:val="es-CR"/>
-        </w:rPr>
-        <w:t>{</w:t>
-      </w:r>
-      <w:proofErr w:type="spellStart"/>
-      <w:proofErr w:type="gramEnd"/>
-      <w:r>
-        <w:rPr>
-          <w:lang w:val="es-CR"/>
-        </w:rPr>
-        <w:t>sampling_start_time</w:t>
-      </w:r>
-      <w:proofErr w:type="spellEnd"/>
-      <w:r>
-        <w:rPr>
-          <w:lang w:val="es-CR"/>
-        </w:rPr>
-        <w:t>}</w:t>
+        <w:t xml:space="preserve">Inicio de Muestreo                             </w:t>
+      </w:r>
+      <w:r>
+        <w:rPr>
+          <w:lang w:val="es-CR"/>
+        </w:rPr>
+        <w:t>{sampling_start_time}</w:t>
       </w:r>
     </w:p>
     <w:p>
@@ -1718,35 +1312,13 @@
         <w:rPr>
           <w:lang w:val="es-CR"/>
         </w:rPr>
-        <w:t xml:space="preserve">Finalización Muestreo                    </w:t>
-      </w:r>
-      <w:proofErr w:type="gramStart"/>
-      <w:r>
-        <w:rPr>
-          <w:lang w:val="es-CR"/>
-        </w:rPr>
-        <w:t xml:space="preserve">   </w:t>
-      </w:r>
-      <w:r>
-        <w:rPr>
-          <w:lang w:val="es-CR"/>
-        </w:rPr>
-        <w:t>{</w:t>
-      </w:r>
-      <w:proofErr w:type="spellStart"/>
-      <w:proofErr w:type="gramEnd"/>
-      <w:r>
-        <w:rPr>
-          <w:lang w:val="es-CR"/>
-        </w:rPr>
-        <w:t>sampling_end_time</w:t>
-      </w:r>
-      <w:proofErr w:type="spellEnd"/>
-      <w:r>
-        <w:rPr>
-          <w:lang w:val="es-CR"/>
-        </w:rPr>
-        <w:t>}</w:t>
+        <w:t xml:space="preserve">Finalización Muestreo                       </w:t>
+      </w:r>
+      <w:r>
+        <w:rPr>
+          <w:lang w:val="es-CR"/>
+        </w:rPr>
+        <w:t>{sampling_end_time}</w:t>
       </w:r>
     </w:p>
     <w:p>
@@ -1767,47 +1339,23 @@
         </w:rPr>
         <w:t xml:space="preserve">Surveyors </w:t>
       </w:r>
-      <w:proofErr w:type="spellStart"/>
       <w:r>
         <w:rPr>
           <w:lang w:val="en-US"/>
         </w:rPr>
         <w:t>Desembarcando</w:t>
       </w:r>
-      <w:proofErr w:type="spellEnd"/>
       <w:r>
         <w:rPr>
           <w:lang w:val="en-US"/>
         </w:rPr>
-        <w:t xml:space="preserve">           </w:t>
-      </w:r>
-      <w:proofErr w:type="gramStart"/>
+        <w:t xml:space="preserve">              </w:t>
+      </w:r>
       <w:r>
         <w:rPr>
           <w:lang w:val="en-US"/>
         </w:rPr>
-        <w:t xml:space="preserve">   </w:t>
-      </w:r>
-      <w:r>
-        <w:rPr>
-          <w:lang w:val="en-US"/>
-        </w:rPr>
-        <w:t>{</w:t>
-      </w:r>
-      <w:proofErr w:type="spellStart"/>
-      <w:proofErr w:type="gramEnd"/>
-      <w:r>
-        <w:rPr>
-          <w:lang w:val="en-US"/>
-        </w:rPr>
-        <w:t>surveyors_disembark_time</w:t>
-      </w:r>
-      <w:proofErr w:type="spellEnd"/>
-      <w:r>
-        <w:rPr>
-          <w:lang w:val="en-US"/>
-        </w:rPr>
-        <w:t>}</w:t>
+        <w:t>{surveyors_disembark_time}</w:t>
       </w:r>
     </w:p>
     <w:p>
@@ -1920,42 +1468,28 @@
           <w:szCs w:val="24"/>
           <w:lang w:val="es-CR"/>
         </w:rPr>
-        <w:t>{</w:t>
-      </w:r>
-      <w:proofErr w:type="spellStart"/>
+        <w:t>{products_total}</w:t>
+      </w:r>
       <w:r>
         <w:rPr>
           <w:rFonts w:cs="Arial"/>
           <w:szCs w:val="24"/>
           <w:lang w:val="es-CR"/>
         </w:rPr>
-        <w:t>products_total</w:t>
-      </w:r>
-      <w:proofErr w:type="spellEnd"/>
-      <w:r>
-        <w:rPr>
-          <w:rFonts w:cs="Arial"/>
-          <w:szCs w:val="24"/>
-          <w:lang w:val="es-CR"/>
-        </w:rPr>
-        <w:t>}</w:t>
-      </w:r>
-      <w:r>
-        <w:rPr>
-          <w:rFonts w:cs="Arial"/>
-          <w:szCs w:val="24"/>
-          <w:lang w:val="es-CR"/>
-        </w:rPr>
         <w:t xml:space="preserve"> </w:t>
       </w:r>
-      <w:proofErr w:type="spellStart"/>
-      <w:r>
-        <w:rPr>
-          <w:lang w:val="es-CR"/>
-        </w:rPr>
-        <w:t>mt</w:t>
-      </w:r>
-      <w:proofErr w:type="spellEnd"/>
+      <w:r>
+        <w:rPr>
+          <w:lang w:val="es-CR"/>
+        </w:rPr>
+        <w:t xml:space="preserve">mt </w:t>
+      </w:r>
+      <w:r>
+        <w:rPr>
+          <w:lang w:val="es-CR"/>
+        </w:rPr>
+        <w:t>Maíz Amarillo</w:t>
+      </w:r>
       <w:r>
         <w:rPr>
           <w:lang w:val="es-CR"/>
@@ -1966,7 +1500,19 @@
         <w:rPr>
           <w:lang w:val="es-CR"/>
         </w:rPr>
-        <w:t>Maíz Amarillo</w:t>
+        <w:t xml:space="preserve">a </w:t>
+      </w:r>
+      <w:r>
+        <w:rPr>
+          <w:lang w:val="es-CR"/>
+        </w:rPr>
+        <w:t>g</w:t>
+      </w:r>
+      <w:r>
+        <w:rPr>
+          <w:lang w:val="es-CR"/>
+        </w:rPr>
+        <w:t>ranel</w:t>
       </w:r>
       <w:r>
         <w:rPr>
@@ -1978,19 +1524,13 @@
         <w:rPr>
           <w:lang w:val="es-CR"/>
         </w:rPr>
-        <w:t xml:space="preserve">a </w:t>
-      </w:r>
-      <w:r>
-        <w:rPr>
-          <w:lang w:val="es-CR"/>
-        </w:rPr>
-        <w:t>g</w:t>
-      </w:r>
-      <w:r>
-        <w:rPr>
-          <w:lang w:val="es-CR"/>
-        </w:rPr>
-        <w:t>ranel</w:t>
+        <w:t>cargado en Bodega</w:t>
+      </w:r>
+      <w:r>
+        <w:rPr>
+          <w:lang w:val="es-CR"/>
+        </w:rPr>
+        <w:t>s</w:t>
       </w:r>
       <w:r>
         <w:rPr>
@@ -2002,25 +1542,6 @@
         <w:rPr>
           <w:lang w:val="es-CR"/>
         </w:rPr>
-        <w:t>cargado en Bodega</w:t>
-      </w:r>
-      <w:r>
-        <w:rPr>
-          <w:lang w:val="es-CR"/>
-        </w:rPr>
-        <w:t>s</w:t>
-      </w:r>
-      <w:r>
-        <w:rPr>
-          <w:lang w:val="es-CR"/>
-        </w:rPr>
-        <w:t xml:space="preserve"> </w:t>
-      </w:r>
-      <w:proofErr w:type="spellStart"/>
-      <w:r>
-        <w:rPr>
-          <w:lang w:val="es-CR"/>
-        </w:rPr>
         <w:t>N</w:t>
       </w:r>
       <w:r>
@@ -2029,7 +1550,6 @@
         </w:rPr>
         <w:t>º</w:t>
       </w:r>
-      <w:proofErr w:type="spellEnd"/>
       <w:r>
         <w:rPr>
           <w:lang w:val="es-CR"/>
@@ -2517,31 +2037,7 @@
                 <w:sz w:val="18"/>
                 <w:szCs w:val="18"/>
               </w:rPr>
-              <w:t>{</w:t>
-            </w:r>
-            <w:proofErr w:type="spellStart"/>
-            <w:r>
-              <w:rPr>
-                <w:rFonts w:ascii="Segoe UI" w:hAnsi="Segoe UI" w:cs="Segoe UI"/>
-                <w:b/>
-                <w:bCs/>
-                <w:color w:val="333333"/>
-                <w:sz w:val="18"/>
-                <w:szCs w:val="18"/>
-              </w:rPr>
-              <w:t>products_total</w:t>
-            </w:r>
-            <w:proofErr w:type="spellEnd"/>
-            <w:r>
-              <w:rPr>
-                <w:rFonts w:ascii="Segoe UI" w:hAnsi="Segoe UI" w:cs="Segoe UI"/>
-                <w:b/>
-                <w:bCs/>
-                <w:color w:val="333333"/>
-                <w:sz w:val="18"/>
-                <w:szCs w:val="18"/>
-              </w:rPr>
-              <w:t>}</w:t>
+              <w:t>{products_total}</w:t>
             </w:r>
           </w:p>
         </w:tc>
@@ -2905,31 +2401,11 @@
           <w:szCs w:val="24"/>
           <w:lang w:val="es-CR"/>
         </w:rPr>
-        <w:t>{</w:t>
-      </w:r>
-      <w:proofErr w:type="spellStart"/>
-      <w:r>
-        <w:rPr>
-          <w:rFonts w:cs="Arial"/>
+        <w:t>{vessel_name}</w:t>
+      </w:r>
+      <w:r>
+        <w:rPr>
           <w:b/>
-          <w:szCs w:val="24"/>
-          <w:lang w:val="es-CR"/>
-        </w:rPr>
-        <w:t>vessel_name</w:t>
-      </w:r>
-      <w:proofErr w:type="spellEnd"/>
-      <w:r>
-        <w:rPr>
-          <w:rFonts w:cs="Arial"/>
-          <w:b/>
-          <w:szCs w:val="24"/>
-          <w:lang w:val="es-CR"/>
-        </w:rPr>
-        <w:t>}</w:t>
-      </w:r>
-      <w:r>
-        <w:rPr>
-          <w:b/>
           <w:lang w:val="es-CR"/>
         </w:rPr>
         <w:t xml:space="preserve">” </w:t>
@@ -2967,23 +2443,7 @@
           <w:rFonts w:cs="Arial"/>
           <w:lang w:val="es-CR"/>
         </w:rPr>
-        <w:t>{</w:t>
-      </w:r>
-      <w:proofErr w:type="spellStart"/>
-      <w:r>
-        <w:rPr>
-          <w:rFonts w:cs="Arial"/>
-          <w:lang w:val="es-CR"/>
-        </w:rPr>
-        <w:t>requested_by</w:t>
-      </w:r>
-      <w:proofErr w:type="spellEnd"/>
-      <w:r>
-        <w:rPr>
-          <w:rFonts w:cs="Arial"/>
-          <w:lang w:val="es-CR"/>
-        </w:rPr>
-        <w:t>}</w:t>
+        <w:t>{requested_by}</w:t>
       </w:r>
       <w:r>
         <w:rPr>
@@ -3085,21 +2545,7 @@
         <w:rPr>
           <w:lang w:val="es-CR"/>
         </w:rPr>
-        <w:t>{</w:t>
-      </w:r>
-      <w:proofErr w:type="spellStart"/>
-      <w:r>
-        <w:rPr>
-          <w:lang w:val="es-CR"/>
-        </w:rPr>
-        <w:t>sampling_start_time</w:t>
-      </w:r>
-      <w:proofErr w:type="spellEnd"/>
-      <w:r>
-        <w:rPr>
-          <w:lang w:val="es-CR"/>
-        </w:rPr>
-        <w:t>}</w:t>
+        <w:t>{sampling_start_time}</w:t>
       </w:r>
       <w:r>
         <w:rPr>
@@ -3226,23 +2672,7 @@
           <w:rFonts w:cs="Arial"/>
           <w:lang w:val="es-CR"/>
         </w:rPr>
-        <w:t>{</w:t>
-      </w:r>
-      <w:proofErr w:type="spellStart"/>
-      <w:r>
-        <w:rPr>
-          <w:rFonts w:cs="Arial"/>
-          <w:lang w:val="es-CR"/>
-        </w:rPr>
-        <w:t>supervision</w:t>
-      </w:r>
-      <w:proofErr w:type="spellEnd"/>
-      <w:r>
-        <w:rPr>
-          <w:rFonts w:cs="Arial"/>
-          <w:lang w:val="es-CR"/>
-        </w:rPr>
-        <w:t>}</w:t>
+        <w:t>{supervision}</w:t>
       </w:r>
       <w:r>
         <w:rPr>
@@ -3543,30 +2973,14 @@
           <w:rFonts w:cs="Arial"/>
           <w:lang w:val="es-CR"/>
         </w:rPr>
-        <w:t xml:space="preserve">de 1,80 </w:t>
-      </w:r>
-      <w:proofErr w:type="spellStart"/>
-      <w:r>
-        <w:rPr>
-          <w:rFonts w:cs="Arial"/>
-          <w:lang w:val="es-CR"/>
-        </w:rPr>
-        <w:t>mtr</w:t>
-      </w:r>
-      <w:r>
-        <w:rPr>
-          <w:rFonts w:cs="Arial"/>
-          <w:lang w:val="es-CR"/>
-        </w:rPr>
-        <w:t>s</w:t>
-      </w:r>
-      <w:proofErr w:type="spellEnd"/>
-      <w:r>
-        <w:rPr>
-          <w:rFonts w:cs="Arial"/>
-          <w:lang w:val="es-CR"/>
-        </w:rPr>
-        <w:t xml:space="preserve"> de largo p</w:t>
+        <w:t>de 1,80 mtr</w:t>
+      </w:r>
+      <w:r>
+        <w:rPr>
+          <w:rFonts w:cs="Arial"/>
+          <w:lang w:val="es-CR"/>
+        </w:rPr>
+        <w:t>s de largo p</w:t>
       </w:r>
       <w:r>
         <w:rPr>
@@ -7583,23 +6997,7 @@
           <w:rFonts w:cs="Arial"/>
           <w:lang w:val="es-CR"/>
         </w:rPr>
-        <w:t>{</w:t>
-      </w:r>
-      <w:proofErr w:type="spellStart"/>
-      <w:r>
-        <w:rPr>
-          <w:rFonts w:cs="Arial"/>
-          <w:lang w:val="es-CR"/>
-        </w:rPr>
-        <w:t>conclusion</w:t>
-      </w:r>
-      <w:proofErr w:type="spellEnd"/>
-      <w:r>
-        <w:rPr>
-          <w:rFonts w:cs="Arial"/>
-          <w:lang w:val="es-CR"/>
-        </w:rPr>
-        <w:t>}</w:t>
+        <w:t>{conclusion}</w:t>
       </w:r>
     </w:p>
     <w:p>
@@ -7708,7 +7106,6 @@
           <w:lang w:val="en-US"/>
         </w:rPr>
       </w:pPr>
-      <w:proofErr w:type="spellStart"/>
       <w:r>
         <w:rPr>
           <w:lang w:val="en-GB"/>
@@ -7725,23 +7122,8 @@
         <w:rPr>
           <w:lang w:val="en-GB"/>
         </w:rPr>
-        <w:t>n</w:t>
-      </w:r>
-      <w:proofErr w:type="spellEnd"/>
-      <w:r>
-        <w:rPr>
-          <w:lang w:val="en-GB"/>
-        </w:rPr>
-        <w:t xml:space="preserve"> </w:t>
-      </w:r>
-      <w:proofErr w:type="spellStart"/>
-      <w:r>
-        <w:rPr>
-          <w:lang w:val="en-GB"/>
-        </w:rPr>
-        <w:t>Fotografica</w:t>
-      </w:r>
-      <w:proofErr w:type="spellEnd"/>
+        <w:t>n Fotografica</w:t>
+      </w:r>
       <w:r>
         <w:rPr>
           <w:lang w:val="en-US"/>
@@ -7891,18 +7273,20 @@
           <w:lang w:val="es-CR"/>
         </w:rPr>
       </w:pPr>
-      <w:proofErr w:type="spellStart"/>
       <w:r>
         <w:rPr>
           <w:lang w:val="es-CR"/>
         </w:rPr>
         <w:t>Surveyor</w:t>
       </w:r>
-      <w:proofErr w:type="spellEnd"/>
     </w:p>
     <w:sectPr>
-      <w:headerReference w:type="default" r:id="rId9"/>
-      <w:footerReference w:type="default" r:id="rId10"/>
+      <w:headerReference w:type="even" r:id="rId9"/>
+      <w:headerReference w:type="default" r:id="rId10"/>
+      <w:footerReference w:type="even" r:id="rId11"/>
+      <w:footerReference w:type="default" r:id="rId12"/>
+      <w:headerReference w:type="first" r:id="rId13"/>
+      <w:footerReference w:type="first" r:id="rId14"/>
       <w:pgSz w:w="12242" w:h="15842" w:code="1"/>
       <w:pgMar w:top="2381" w:right="902" w:bottom="1418" w:left="1701" w:header="720" w:footer="491" w:gutter="0"/>
       <w:cols w:space="708"/>
@@ -7932,6 +7316,16 @@
 </file>
 
 <file path=word/footer1.xml><?xml version="1.0" encoding="utf-8"?>
+<w:ftr xmlns:wpc="http://schemas.microsoft.com/office/word/2010/wordprocessingCanvas" xmlns:cx="http://schemas.microsoft.com/office/drawing/2014/chartex" xmlns:cx1="http://schemas.microsoft.com/office/drawing/2015/9/8/chartex" xmlns:cx2="http://schemas.microsoft.com/office/drawing/2015/10/21/chartex" xmlns:cx3="http://schemas.microsoft.com/office/drawing/2016/5/9/chartex" xmlns:cx4="http://schemas.microsoft.com/office/drawing/2016/5/10/chartex" xmlns:cx5="http://schemas.microsoft.com/office/drawing/2016/5/11/chartex" xmlns:cx6="http://schemas.microsoft.com/office/drawing/2016/5/12/chartex" xmlns:cx7="http://schemas.microsoft.com/office/drawing/2016/5/13/chartex" xmlns:cx8="http://schemas.microsoft.com/office/drawing/2016/5/14/chartex" xmlns:mc="http://schemas.openxmlformats.org/markup-compatibility/2006" xmlns:aink="http://schemas.microsoft.com/office/drawing/2016/ink" xmlns:am3d="http://schemas.microsoft.com/office/drawing/2017/model3d" xmlns:o="urn:schemas-microsoft-com:office:office" xmlns:oel="http://schemas.microsoft.com/office/2019/extlst" xmlns:r="http://schemas.openxmlformats.org/officeDocument/2006/relationships" xmlns:m="http://schemas.openxmlformats.org/officeDocument/2006/math" xmlns:v="urn:schemas-microsoft-com:vml" xmlns:wp14="http://schemas.microsoft.com/office/word/2010/wordprocessingDrawing" xmlns:wp="http://schemas.openxmlformats.org/drawingml/2006/wordprocessingDrawing" xmlns:w10="urn:schemas-microsoft-com:office:word" xmlns:w="http://schemas.openxmlformats.org/wordprocessingml/2006/main" xmlns:w14="http://schemas.microsoft.com/office/word/2010/wordml" xmlns:w15="http://schemas.microsoft.com/office/word/2012/wordml" xmlns:w16cex="http://schemas.microsoft.com/office/word/2018/wordml/cex" xmlns:w16cid="http://schemas.microsoft.com/office/word/2016/wordml/cid" xmlns:w16="http://schemas.microsoft.com/office/word/2018/wordml" xmlns:w16du="http://schemas.microsoft.com/office/word/2023/wordml/word16du" xmlns:w16sdtdh="http://schemas.microsoft.com/office/word/2020/wordml/sdtdatahash" xmlns:w16sdtfl="http://schemas.microsoft.com/office/word/2024/wordml/sdtformatlock" xmlns:w16se="http://schemas.microsoft.com/office/word/2015/wordml/symex" xmlns:wpg="http://schemas.microsoft.com/office/word/2010/wordprocessingGroup" xmlns:wpi="http://schemas.microsoft.com/office/word/2010/wordprocessingInk" xmlns:wne="http://schemas.microsoft.com/office/word/2006/wordml" xmlns:wps="http://schemas.microsoft.com/office/word/2010/wordprocessingShape" mc:Ignorable="w14 w15 w16se w16cid w16 w16cex w16sdtdh w16sdtfl w16du wp14">
+  <w:p>
+    <w:pPr>
+      <w:pStyle w:val="Footer"/>
+    </w:pPr>
+  </w:p>
+</w:ftr>
+</file>
+
+<file path=word/footer2.xml><?xml version="1.0" encoding="utf-8"?>
 <w:ftr xmlns:wpc="http://schemas.microsoft.com/office/word/2010/wordprocessingCanvas" xmlns:cx="http://schemas.microsoft.com/office/drawing/2014/chartex" xmlns:cx1="http://schemas.microsoft.com/office/drawing/2015/9/8/chartex" xmlns:cx2="http://schemas.microsoft.com/office/drawing/2015/10/21/chartex" xmlns:cx3="http://schemas.microsoft.com/office/drawing/2016/5/9/chartex" xmlns:cx4="http://schemas.microsoft.com/office/drawing/2016/5/10/chartex" xmlns:cx5="http://schemas.microsoft.com/office/drawing/2016/5/11/chartex" xmlns:cx6="http://schemas.microsoft.com/office/drawing/2016/5/12/chartex" xmlns:cx7="http://schemas.microsoft.com/office/drawing/2016/5/13/chartex" xmlns:cx8="http://schemas.microsoft.com/office/drawing/2016/5/14/chartex" xmlns:mc="http://schemas.openxmlformats.org/markup-compatibility/2006" xmlns:aink="http://schemas.microsoft.com/office/drawing/2016/ink" xmlns:am3d="http://schemas.microsoft.com/office/drawing/2017/model3d" xmlns:o="urn:schemas-microsoft-com:office:office" xmlns:oel="http://schemas.microsoft.com/office/2019/extlst" xmlns:r="http://schemas.openxmlformats.org/officeDocument/2006/relationships" xmlns:m="http://schemas.openxmlformats.org/officeDocument/2006/math" xmlns:v="urn:schemas-microsoft-com:vml" xmlns:wp14="http://schemas.microsoft.com/office/word/2010/wordprocessingDrawing" xmlns:wp="http://schemas.openxmlformats.org/drawingml/2006/wordprocessingDrawing" xmlns:w10="urn:schemas-microsoft-com:office:word" xmlns:w="http://schemas.openxmlformats.org/wordprocessingml/2006/main" xmlns:w14="http://schemas.microsoft.com/office/word/2010/wordml" xmlns:w15="http://schemas.microsoft.com/office/word/2012/wordml" xmlns:w16cex="http://schemas.microsoft.com/office/word/2018/wordml/cex" xmlns:w16cid="http://schemas.microsoft.com/office/word/2016/wordml/cid" xmlns:w16="http://schemas.microsoft.com/office/word/2018/wordml" xmlns:w16du="http://schemas.microsoft.com/office/word/2023/wordml/word16du" xmlns:w16sdtdh="http://schemas.microsoft.com/office/word/2020/wordml/sdtdatahash" xmlns:w16sdtfl="http://schemas.microsoft.com/office/word/2024/wordml/sdtformatlock" xmlns:w16se="http://schemas.microsoft.com/office/word/2015/wordml/symex" xmlns:wpg="http://schemas.microsoft.com/office/word/2010/wordprocessingGroup" xmlns:wpi="http://schemas.microsoft.com/office/word/2010/wordprocessingInk" xmlns:wne="http://schemas.microsoft.com/office/word/2006/wordml" xmlns:wps="http://schemas.microsoft.com/office/word/2010/wordprocessingShape" mc:Ignorable="w14 w15 w16se w16cid w16 w16cex w16sdtdh w16sdtfl w16du wp14">
   <w:p>
     <w:pPr>
@@ -8270,16 +7664,15 @@
         <w:sz w:val="12"/>
         <w:lang w:val="en-US"/>
       </w:rPr>
-      <w:t>{</w:t>
+      <w:t>{cert_</w:t>
     </w:r>
-    <w:proofErr w:type="spellStart"/>
     <w:r>
       <w:rPr>
         <w:color w:val="000000"/>
         <w:sz w:val="12"/>
         <w:lang w:val="en-US"/>
       </w:rPr>
-      <w:t>cert_</w:t>
+      <w:t>no} MV</w:t>
     </w:r>
     <w:r>
       <w:rPr>
@@ -8287,50 +7680,15 @@
         <w:sz w:val="12"/>
         <w:lang w:val="en-US"/>
       </w:rPr>
-      <w:t>no</w:t>
+      <w:t xml:space="preserve"> </w:t>
     </w:r>
-    <w:proofErr w:type="spellEnd"/>
     <w:r>
       <w:rPr>
         <w:color w:val="000000"/>
         <w:sz w:val="12"/>
         <w:lang w:val="en-US"/>
       </w:rPr>
-      <w:t>} MV</w:t>
-    </w:r>
-    <w:r>
-      <w:rPr>
-        <w:color w:val="000000"/>
-        <w:sz w:val="12"/>
-        <w:lang w:val="en-US"/>
-      </w:rPr>
-      <w:t xml:space="preserve"> </w:t>
-    </w:r>
-    <w:r>
-      <w:rPr>
-        <w:color w:val="000000"/>
-        <w:sz w:val="12"/>
-        <w:lang w:val="en-US"/>
-      </w:rPr>
-      <w:t>{</w:t>
-    </w:r>
-    <w:proofErr w:type="spellStart"/>
-    <w:r>
-      <w:rPr>
-        <w:color w:val="000000"/>
-        <w:sz w:val="12"/>
-        <w:lang w:val="en-US"/>
-      </w:rPr>
-      <w:t>requested_by</w:t>
-    </w:r>
-    <w:proofErr w:type="spellEnd"/>
-    <w:r>
-      <w:rPr>
-        <w:color w:val="000000"/>
-        <w:sz w:val="12"/>
-        <w:lang w:val="en-US"/>
-      </w:rPr>
-      <w:t xml:space="preserve">} </w:t>
+      <w:t xml:space="preserve">{requested_by} </w:t>
     </w:r>
     <w:r>
       <w:rPr>
@@ -8579,6 +7937,16 @@
 </w:ftr>
 </file>
 
+<file path=word/footer3.xml><?xml version="1.0" encoding="utf-8"?>
+<w:ftr xmlns:wpc="http://schemas.microsoft.com/office/word/2010/wordprocessingCanvas" xmlns:cx="http://schemas.microsoft.com/office/drawing/2014/chartex" xmlns:cx1="http://schemas.microsoft.com/office/drawing/2015/9/8/chartex" xmlns:cx2="http://schemas.microsoft.com/office/drawing/2015/10/21/chartex" xmlns:cx3="http://schemas.microsoft.com/office/drawing/2016/5/9/chartex" xmlns:cx4="http://schemas.microsoft.com/office/drawing/2016/5/10/chartex" xmlns:cx5="http://schemas.microsoft.com/office/drawing/2016/5/11/chartex" xmlns:cx6="http://schemas.microsoft.com/office/drawing/2016/5/12/chartex" xmlns:cx7="http://schemas.microsoft.com/office/drawing/2016/5/13/chartex" xmlns:cx8="http://schemas.microsoft.com/office/drawing/2016/5/14/chartex" xmlns:mc="http://schemas.openxmlformats.org/markup-compatibility/2006" xmlns:aink="http://schemas.microsoft.com/office/drawing/2016/ink" xmlns:am3d="http://schemas.microsoft.com/office/drawing/2017/model3d" xmlns:o="urn:schemas-microsoft-com:office:office" xmlns:oel="http://schemas.microsoft.com/office/2019/extlst" xmlns:r="http://schemas.openxmlformats.org/officeDocument/2006/relationships" xmlns:m="http://schemas.openxmlformats.org/officeDocument/2006/math" xmlns:v="urn:schemas-microsoft-com:vml" xmlns:wp14="http://schemas.microsoft.com/office/word/2010/wordprocessingDrawing" xmlns:wp="http://schemas.openxmlformats.org/drawingml/2006/wordprocessingDrawing" xmlns:w10="urn:schemas-microsoft-com:office:word" xmlns:w="http://schemas.openxmlformats.org/wordprocessingml/2006/main" xmlns:w14="http://schemas.microsoft.com/office/word/2010/wordml" xmlns:w15="http://schemas.microsoft.com/office/word/2012/wordml" xmlns:w16cex="http://schemas.microsoft.com/office/word/2018/wordml/cex" xmlns:w16cid="http://schemas.microsoft.com/office/word/2016/wordml/cid" xmlns:w16="http://schemas.microsoft.com/office/word/2018/wordml" xmlns:w16du="http://schemas.microsoft.com/office/word/2023/wordml/word16du" xmlns:w16sdtdh="http://schemas.microsoft.com/office/word/2020/wordml/sdtdatahash" xmlns:w16sdtfl="http://schemas.microsoft.com/office/word/2024/wordml/sdtformatlock" xmlns:w16se="http://schemas.microsoft.com/office/word/2015/wordml/symex" xmlns:wpg="http://schemas.microsoft.com/office/word/2010/wordprocessingGroup" xmlns:wpi="http://schemas.microsoft.com/office/word/2010/wordprocessingInk" xmlns:wne="http://schemas.microsoft.com/office/word/2006/wordml" xmlns:wps="http://schemas.microsoft.com/office/word/2010/wordprocessingShape" mc:Ignorable="w14 w15 w16se w16cid w16 w16cex w16sdtdh w16sdtfl w16du wp14">
+  <w:p>
+    <w:pPr>
+      <w:pStyle w:val="Footer"/>
+    </w:pPr>
+  </w:p>
+</w:ftr>
+</file>
+
 <file path=word/footnotes.xml><?xml version="1.0" encoding="utf-8"?>
 <w:footnotes xmlns:wpc="http://schemas.microsoft.com/office/word/2010/wordprocessingCanvas" xmlns:cx="http://schemas.microsoft.com/office/drawing/2014/chartex" xmlns:cx1="http://schemas.microsoft.com/office/drawing/2015/9/8/chartex" xmlns:cx2="http://schemas.microsoft.com/office/drawing/2015/10/21/chartex" xmlns:cx3="http://schemas.microsoft.com/office/drawing/2016/5/9/chartex" xmlns:cx4="http://schemas.microsoft.com/office/drawing/2016/5/10/chartex" xmlns:cx5="http://schemas.microsoft.com/office/drawing/2016/5/11/chartex" xmlns:cx6="http://schemas.microsoft.com/office/drawing/2016/5/12/chartex" xmlns:cx7="http://schemas.microsoft.com/office/drawing/2016/5/13/chartex" xmlns:cx8="http://schemas.microsoft.com/office/drawing/2016/5/14/chartex" xmlns:mc="http://schemas.openxmlformats.org/markup-compatibility/2006" xmlns:aink="http://schemas.microsoft.com/office/drawing/2016/ink" xmlns:am3d="http://schemas.microsoft.com/office/drawing/2017/model3d" xmlns:o="urn:schemas-microsoft-com:office:office" xmlns:oel="http://schemas.microsoft.com/office/2019/extlst" xmlns:r="http://schemas.openxmlformats.org/officeDocument/2006/relationships" xmlns:m="http://schemas.openxmlformats.org/officeDocument/2006/math" xmlns:v="urn:schemas-microsoft-com:vml" xmlns:wp14="http://schemas.microsoft.com/office/word/2010/wordprocessingDrawing" xmlns:wp="http://schemas.openxmlformats.org/drawingml/2006/wordprocessingDrawing" xmlns:w10="urn:schemas-microsoft-com:office:word" xmlns:w="http://schemas.openxmlformats.org/wordprocessingml/2006/main" xmlns:w14="http://schemas.microsoft.com/office/word/2010/wordml" xmlns:w15="http://schemas.microsoft.com/office/word/2012/wordml" xmlns:w16cex="http://schemas.microsoft.com/office/word/2018/wordml/cex" xmlns:w16cid="http://schemas.microsoft.com/office/word/2016/wordml/cid" xmlns:w16="http://schemas.microsoft.com/office/word/2018/wordml" xmlns:w16du="http://schemas.microsoft.com/office/word/2023/wordml/word16du" xmlns:w16sdtdh="http://schemas.microsoft.com/office/word/2020/wordml/sdtdatahash" xmlns:w16sdtfl="http://schemas.microsoft.com/office/word/2024/wordml/sdtformatlock" xmlns:w16se="http://schemas.microsoft.com/office/word/2015/wordml/symex" xmlns:wpg="http://schemas.microsoft.com/office/word/2010/wordprocessingGroup" xmlns:wpi="http://schemas.microsoft.com/office/word/2010/wordprocessingInk" xmlns:wne="http://schemas.microsoft.com/office/word/2006/wordml" xmlns:wps="http://schemas.microsoft.com/office/word/2010/wordprocessingShape" mc:Ignorable="w14 w15 w16se w16cid w16 w16cex w16sdtdh w16sdtfl w16du wp14">
   <w:footnote w:type="separator" w:id="-1">
@@ -8599,6 +7967,16 @@
 </file>
 
 <file path=word/header1.xml><?xml version="1.0" encoding="utf-8"?>
+<w:hdr xmlns:wpc="http://schemas.microsoft.com/office/word/2010/wordprocessingCanvas" xmlns:cx="http://schemas.microsoft.com/office/drawing/2014/chartex" xmlns:cx1="http://schemas.microsoft.com/office/drawing/2015/9/8/chartex" xmlns:cx2="http://schemas.microsoft.com/office/drawing/2015/10/21/chartex" xmlns:cx3="http://schemas.microsoft.com/office/drawing/2016/5/9/chartex" xmlns:cx4="http://schemas.microsoft.com/office/drawing/2016/5/10/chartex" xmlns:cx5="http://schemas.microsoft.com/office/drawing/2016/5/11/chartex" xmlns:cx6="http://schemas.microsoft.com/office/drawing/2016/5/12/chartex" xmlns:cx7="http://schemas.microsoft.com/office/drawing/2016/5/13/chartex" xmlns:cx8="http://schemas.microsoft.com/office/drawing/2016/5/14/chartex" xmlns:mc="http://schemas.openxmlformats.org/markup-compatibility/2006" xmlns:aink="http://schemas.microsoft.com/office/drawing/2016/ink" xmlns:am3d="http://schemas.microsoft.com/office/drawing/2017/model3d" xmlns:o="urn:schemas-microsoft-com:office:office" xmlns:oel="http://schemas.microsoft.com/office/2019/extlst" xmlns:r="http://schemas.openxmlformats.org/officeDocument/2006/relationships" xmlns:m="http://schemas.openxmlformats.org/officeDocument/2006/math" xmlns:v="urn:schemas-microsoft-com:vml" xmlns:wp14="http://schemas.microsoft.com/office/word/2010/wordprocessingDrawing" xmlns:wp="http://schemas.openxmlformats.org/drawingml/2006/wordprocessingDrawing" xmlns:w10="urn:schemas-microsoft-com:office:word" xmlns:w="http://schemas.openxmlformats.org/wordprocessingml/2006/main" xmlns:w14="http://schemas.microsoft.com/office/word/2010/wordml" xmlns:w15="http://schemas.microsoft.com/office/word/2012/wordml" xmlns:w16cex="http://schemas.microsoft.com/office/word/2018/wordml/cex" xmlns:w16cid="http://schemas.microsoft.com/office/word/2016/wordml/cid" xmlns:w16="http://schemas.microsoft.com/office/word/2018/wordml" xmlns:w16du="http://schemas.microsoft.com/office/word/2023/wordml/word16du" xmlns:w16sdtdh="http://schemas.microsoft.com/office/word/2020/wordml/sdtdatahash" xmlns:w16sdtfl="http://schemas.microsoft.com/office/word/2024/wordml/sdtformatlock" xmlns:w16se="http://schemas.microsoft.com/office/word/2015/wordml/symex" xmlns:wpg="http://schemas.microsoft.com/office/word/2010/wordprocessingGroup" xmlns:wpi="http://schemas.microsoft.com/office/word/2010/wordprocessingInk" xmlns:wne="http://schemas.microsoft.com/office/word/2006/wordml" xmlns:wps="http://schemas.microsoft.com/office/word/2010/wordprocessingShape" mc:Ignorable="w14 w15 w16se w16cid w16 w16cex w16sdtdh w16sdtfl w16du wp14">
+  <w:p>
+    <w:pPr>
+      <w:pStyle w:val="Header"/>
+    </w:pPr>
+  </w:p>
+</w:hdr>
+</file>
+
+<file path=word/header2.xml><?xml version="1.0" encoding="utf-8"?>
 <w:hdr xmlns:wpc="http://schemas.microsoft.com/office/word/2010/wordprocessingCanvas" xmlns:cx="http://schemas.microsoft.com/office/drawing/2014/chartex" xmlns:cx1="http://schemas.microsoft.com/office/drawing/2015/9/8/chartex" xmlns:cx2="http://schemas.microsoft.com/office/drawing/2015/10/21/chartex" xmlns:cx3="http://schemas.microsoft.com/office/drawing/2016/5/9/chartex" xmlns:cx4="http://schemas.microsoft.com/office/drawing/2016/5/10/chartex" xmlns:cx5="http://schemas.microsoft.com/office/drawing/2016/5/11/chartex" xmlns:cx6="http://schemas.microsoft.com/office/drawing/2016/5/12/chartex" xmlns:cx7="http://schemas.microsoft.com/office/drawing/2016/5/13/chartex" xmlns:cx8="http://schemas.microsoft.com/office/drawing/2016/5/14/chartex" xmlns:mc="http://schemas.openxmlformats.org/markup-compatibility/2006" xmlns:aink="http://schemas.microsoft.com/office/drawing/2016/ink" xmlns:am3d="http://schemas.microsoft.com/office/drawing/2017/model3d" xmlns:o="urn:schemas-microsoft-com:office:office" xmlns:oel="http://schemas.microsoft.com/office/2019/extlst" xmlns:r="http://schemas.openxmlformats.org/officeDocument/2006/relationships" xmlns:m="http://schemas.openxmlformats.org/officeDocument/2006/math" xmlns:v="urn:schemas-microsoft-com:vml" xmlns:wp14="http://schemas.microsoft.com/office/word/2010/wordprocessingDrawing" xmlns:wp="http://schemas.openxmlformats.org/drawingml/2006/wordprocessingDrawing" xmlns:w10="urn:schemas-microsoft-com:office:word" xmlns:w="http://schemas.openxmlformats.org/wordprocessingml/2006/main" xmlns:w14="http://schemas.microsoft.com/office/word/2010/wordml" xmlns:w15="http://schemas.microsoft.com/office/word/2012/wordml" xmlns:w16cex="http://schemas.microsoft.com/office/word/2018/wordml/cex" xmlns:w16cid="http://schemas.microsoft.com/office/word/2016/wordml/cid" xmlns:w16="http://schemas.microsoft.com/office/word/2018/wordml" xmlns:w16du="http://schemas.microsoft.com/office/word/2023/wordml/word16du" xmlns:w16sdtdh="http://schemas.microsoft.com/office/word/2020/wordml/sdtdatahash" xmlns:w16sdtfl="http://schemas.microsoft.com/office/word/2024/wordml/sdtformatlock" xmlns:w16se="http://schemas.microsoft.com/office/word/2015/wordml/symex" xmlns:wpg="http://schemas.microsoft.com/office/word/2010/wordprocessingGroup" xmlns:wpi="http://schemas.microsoft.com/office/word/2010/wordprocessingInk" xmlns:wne="http://schemas.microsoft.com/office/word/2006/wordml" xmlns:wps="http://schemas.microsoft.com/office/word/2010/wordprocessingShape" mc:Ignorable="w14 w15 w16se w16cid w16 w16cex w16sdtdh w16sdtfl w16du wp14">
   <w:p>
     <w:pPr>
@@ -8715,7 +8093,7 @@
           </w14:srgbClr>
         </w14:shadow>
       </w:rPr>
-      <w:t xml:space="preserve">                                 </w:t>
+      <w:t xml:space="preserve">                             </w:t>
     </w:r>
     <w:r>
       <w:rPr>
@@ -8746,37 +8124,7 @@
           </w14:srgbClr>
         </w14:shadow>
       </w:rPr>
-      <w:t>{</w:t>
-    </w:r>
-    <w:proofErr w:type="spellStart"/>
-    <w:r>
-      <w:rPr>
-        <w:b/>
-        <w:color w:val="000000"/>
-        <w:spacing w:val="22"/>
-        <w:sz w:val="20"/>
-        <w14:shadow w14:blurRad="50800" w14:dist="38100" w14:dir="2700000" w14:sx="100000" w14:sy="100000" w14:kx="0" w14:ky="0" w14:algn="tl">
-          <w14:srgbClr w14:val="000000">
-            <w14:alpha w14:val="60000"/>
-          </w14:srgbClr>
-        </w14:shadow>
-      </w:rPr>
-      <w:t>cert_no</w:t>
-    </w:r>
-    <w:proofErr w:type="spellEnd"/>
-    <w:r>
-      <w:rPr>
-        <w:b/>
-        <w:color w:val="000000"/>
-        <w:spacing w:val="22"/>
-        <w:sz w:val="20"/>
-        <w14:shadow w14:blurRad="50800" w14:dist="38100" w14:dir="2700000" w14:sx="100000" w14:sy="100000" w14:kx="0" w14:ky="0" w14:algn="tl">
-          <w14:srgbClr w14:val="000000">
-            <w14:alpha w14:val="60000"/>
-          </w14:srgbClr>
-        </w14:shadow>
-      </w:rPr>
-      <w:t>}</w:t>
+      <w:t>{cert_no}</w:t>
     </w:r>
   </w:p>
   <w:p>
@@ -8786,6 +8134,16 @@
       <w:rPr>
         <w:lang w:val="en-US"/>
       </w:rPr>
+    </w:pPr>
+  </w:p>
+</w:hdr>
+</file>
+
+<file path=word/header3.xml><?xml version="1.0" encoding="utf-8"?>
+<w:hdr xmlns:wpc="http://schemas.microsoft.com/office/word/2010/wordprocessingCanvas" xmlns:cx="http://schemas.microsoft.com/office/drawing/2014/chartex" xmlns:cx1="http://schemas.microsoft.com/office/drawing/2015/9/8/chartex" xmlns:cx2="http://schemas.microsoft.com/office/drawing/2015/10/21/chartex" xmlns:cx3="http://schemas.microsoft.com/office/drawing/2016/5/9/chartex" xmlns:cx4="http://schemas.microsoft.com/office/drawing/2016/5/10/chartex" xmlns:cx5="http://schemas.microsoft.com/office/drawing/2016/5/11/chartex" xmlns:cx6="http://schemas.microsoft.com/office/drawing/2016/5/12/chartex" xmlns:cx7="http://schemas.microsoft.com/office/drawing/2016/5/13/chartex" xmlns:cx8="http://schemas.microsoft.com/office/drawing/2016/5/14/chartex" xmlns:mc="http://schemas.openxmlformats.org/markup-compatibility/2006" xmlns:aink="http://schemas.microsoft.com/office/drawing/2016/ink" xmlns:am3d="http://schemas.microsoft.com/office/drawing/2017/model3d" xmlns:o="urn:schemas-microsoft-com:office:office" xmlns:oel="http://schemas.microsoft.com/office/2019/extlst" xmlns:r="http://schemas.openxmlformats.org/officeDocument/2006/relationships" xmlns:m="http://schemas.openxmlformats.org/officeDocument/2006/math" xmlns:v="urn:schemas-microsoft-com:vml" xmlns:wp14="http://schemas.microsoft.com/office/word/2010/wordprocessingDrawing" xmlns:wp="http://schemas.openxmlformats.org/drawingml/2006/wordprocessingDrawing" xmlns:w10="urn:schemas-microsoft-com:office:word" xmlns:w="http://schemas.openxmlformats.org/wordprocessingml/2006/main" xmlns:w14="http://schemas.microsoft.com/office/word/2010/wordml" xmlns:w15="http://schemas.microsoft.com/office/word/2012/wordml" xmlns:w16cex="http://schemas.microsoft.com/office/word/2018/wordml/cex" xmlns:w16cid="http://schemas.microsoft.com/office/word/2016/wordml/cid" xmlns:w16="http://schemas.microsoft.com/office/word/2018/wordml" xmlns:w16du="http://schemas.microsoft.com/office/word/2023/wordml/word16du" xmlns:w16sdtdh="http://schemas.microsoft.com/office/word/2020/wordml/sdtdatahash" xmlns:w16sdtfl="http://schemas.microsoft.com/office/word/2024/wordml/sdtformatlock" xmlns:w16se="http://schemas.microsoft.com/office/word/2015/wordml/symex" xmlns:wpg="http://schemas.microsoft.com/office/word/2010/wordprocessingGroup" xmlns:wpi="http://schemas.microsoft.com/office/word/2010/wordprocessingInk" xmlns:wne="http://schemas.microsoft.com/office/word/2006/wordml" xmlns:wps="http://schemas.microsoft.com/office/word/2010/wordprocessingShape" mc:Ignorable="w14 w15 w16se w16cid w16 w16cex w16sdtdh w16sdtfl w16du wp14">
+  <w:p>
+    <w:pPr>
+      <w:pStyle w:val="Header"/>
     </w:pPr>
   </w:p>
 </w:hdr>

--- a/backend_api/templates/Supervision_Muestreo_Granos.docx
+++ b/backend_api/templates/Supervision_Muestreo_Granos.docx
@@ -34,7 +34,15 @@
         <w:t xml:space="preserve">, </w:t>
       </w:r>
       <w:r>
-        <w:t>{place_date}</w:t>
+        <w:t>{</w:t>
+      </w:r>
+      <w:proofErr w:type="spellStart"/>
+      <w:r>
+        <w:t>place_date</w:t>
+      </w:r>
+      <w:proofErr w:type="spellEnd"/>
+      <w:r>
+        <w:t>}</w:t>
       </w:r>
     </w:p>
     <w:p>
@@ -118,7 +126,28 @@
         <w:rPr>
           <w:lang w:val="es-CR"/>
         </w:rPr>
-        <w:t>MSL Marine Surveyors and Logistic</w:t>
+        <w:t xml:space="preserve">MSL Marine </w:t>
+      </w:r>
+      <w:proofErr w:type="spellStart"/>
+      <w:r>
+        <w:rPr>
+          <w:lang w:val="es-CR"/>
+        </w:rPr>
+        <w:t>Surveyors</w:t>
+      </w:r>
+      <w:proofErr w:type="spellEnd"/>
+      <w:r>
+        <w:rPr>
+          <w:lang w:val="es-CR"/>
+        </w:rPr>
+        <w:t xml:space="preserve"> and </w:t>
+      </w:r>
+      <w:proofErr w:type="spellStart"/>
+      <w:r>
+        <w:rPr>
+          <w:lang w:val="es-CR"/>
+        </w:rPr>
+        <w:t>Logistic</w:t>
       </w:r>
       <w:r>
         <w:rPr>
@@ -126,6 +155,7 @@
         </w:rPr>
         <w:t>s</w:t>
       </w:r>
+      <w:proofErr w:type="spellEnd"/>
       <w:r>
         <w:rPr>
           <w:lang w:val="es-CR"/>
@@ -219,7 +249,23 @@
           <w:b/>
           <w:lang w:val="es-CR"/>
         </w:rPr>
-        <w:t>{vessel_name}</w:t>
+        <w:t>{</w:t>
+      </w:r>
+      <w:proofErr w:type="spellStart"/>
+      <w:r>
+        <w:rPr>
+          <w:b/>
+          <w:lang w:val="es-CR"/>
+        </w:rPr>
+        <w:t>vessel_name</w:t>
+      </w:r>
+      <w:proofErr w:type="spellEnd"/>
+      <w:r>
+        <w:rPr>
+          <w:b/>
+          <w:lang w:val="es-CR"/>
+        </w:rPr>
+        <w:t>}</w:t>
       </w:r>
       <w:r>
         <w:rPr>
@@ -279,6 +325,7 @@
           <w:lang w:val="en-US"/>
         </w:rPr>
       </w:pPr>
+      <w:proofErr w:type="spellStart"/>
       <w:r>
         <w:rPr>
           <w:b/>
@@ -295,6 +342,7 @@
         </w:rPr>
         <w:t>ciones</w:t>
       </w:r>
+      <w:proofErr w:type="spellEnd"/>
     </w:p>
     <w:p>
       <w:pPr>
@@ -329,13 +377,35 @@
         <w:rPr>
           <w:lang w:val="es-CR"/>
         </w:rPr>
-        <w:t xml:space="preserve">       </w:t>
-      </w:r>
-      <w:r>
-        <w:rPr>
-          <w:lang w:val="es-CR"/>
-        </w:rPr>
-        <w:t>{requested_by}</w:t>
+        <w:t xml:space="preserve">    </w:t>
+      </w:r>
+      <w:proofErr w:type="gramStart"/>
+      <w:r>
+        <w:rPr>
+          <w:lang w:val="es-CR"/>
+        </w:rPr>
+        <w:t xml:space="preserve">   </w:t>
+      </w:r>
+      <w:r>
+        <w:rPr>
+          <w:lang w:val="es-CR"/>
+        </w:rPr>
+        <w:t>{</w:t>
+      </w:r>
+      <w:proofErr w:type="spellStart"/>
+      <w:proofErr w:type="gramEnd"/>
+      <w:r>
+        <w:rPr>
+          <w:lang w:val="es-CR"/>
+        </w:rPr>
+        <w:t>requested_by</w:t>
+      </w:r>
+      <w:proofErr w:type="spellEnd"/>
+      <w:r>
+        <w:rPr>
+          <w:lang w:val="es-CR"/>
+        </w:rPr>
+        <w:t>}</w:t>
       </w:r>
       <w:r>
         <w:rPr>
@@ -497,7 +567,21 @@
         <w:rPr>
           <w:lang w:val="es-CR"/>
         </w:rPr>
-        <w:t>{arrival_buoy_time}</w:t>
+        <w:t>{</w:t>
+      </w:r>
+      <w:proofErr w:type="spellStart"/>
+      <w:r>
+        <w:rPr>
+          <w:lang w:val="es-CR"/>
+        </w:rPr>
+        <w:t>arrival_buoy_time</w:t>
+      </w:r>
+      <w:proofErr w:type="spellEnd"/>
+      <w:r>
+        <w:rPr>
+          <w:lang w:val="es-CR"/>
+        </w:rPr>
+        <w:t>}</w:t>
       </w:r>
     </w:p>
     <w:p>
@@ -539,7 +623,21 @@
         <w:rPr>
           <w:lang w:val="es-CR"/>
         </w:rPr>
-        <w:t>{sampling_start_time}</w:t>
+        <w:t>{</w:t>
+      </w:r>
+      <w:proofErr w:type="spellStart"/>
+      <w:r>
+        <w:rPr>
+          <w:lang w:val="es-CR"/>
+        </w:rPr>
+        <w:t>sampling_start_time</w:t>
+      </w:r>
+      <w:proofErr w:type="spellEnd"/>
+      <w:r>
+        <w:rPr>
+          <w:lang w:val="es-CR"/>
+        </w:rPr>
+        <w:t>}</w:t>
       </w:r>
     </w:p>
     <w:p>
@@ -560,6 +658,7 @@
           <w:lang w:val="en-US"/>
         </w:rPr>
       </w:pPr>
+      <w:proofErr w:type="spellStart"/>
       <w:r>
         <w:rPr>
           <w:b/>
@@ -578,6 +677,7 @@
         </w:rPr>
         <w:t>presentantes</w:t>
       </w:r>
+      <w:proofErr w:type="spellEnd"/>
     </w:p>
     <w:p>
       <w:pPr>
@@ -618,7 +718,21 @@
         <w:rPr>
           <w:lang w:val="es-CR"/>
         </w:rPr>
-        <w:t>{captain}</w:t>
+        <w:t>{</w:t>
+      </w:r>
+      <w:proofErr w:type="spellStart"/>
+      <w:r>
+        <w:rPr>
+          <w:lang w:val="es-CR"/>
+        </w:rPr>
+        <w:t>captain</w:t>
+      </w:r>
+      <w:proofErr w:type="spellEnd"/>
+      <w:r>
+        <w:rPr>
+          <w:lang w:val="es-CR"/>
+        </w:rPr>
+        <w:t>}</w:t>
       </w:r>
     </w:p>
     <w:p>
@@ -654,7 +768,21 @@
         <w:rPr>
           <w:lang w:val="es-CR"/>
         </w:rPr>
-        <w:t>{chief_officer}</w:t>
+        <w:t>{</w:t>
+      </w:r>
+      <w:proofErr w:type="spellStart"/>
+      <w:r>
+        <w:rPr>
+          <w:lang w:val="es-CR"/>
+        </w:rPr>
+        <w:t>chief_officer</w:t>
+      </w:r>
+      <w:proofErr w:type="spellEnd"/>
+      <w:r>
+        <w:rPr>
+          <w:lang w:val="es-CR"/>
+        </w:rPr>
+        <w:t>}</w:t>
       </w:r>
     </w:p>
     <w:p>
@@ -762,7 +890,21 @@
         <w:rPr>
           <w:lang w:val="es-CR"/>
         </w:rPr>
-        <w:t>{vessel_name}</w:t>
+        <w:t>{</w:t>
+      </w:r>
+      <w:proofErr w:type="spellStart"/>
+      <w:r>
+        <w:rPr>
+          <w:lang w:val="es-CR"/>
+        </w:rPr>
+        <w:t>vessel_name</w:t>
+      </w:r>
+      <w:proofErr w:type="spellEnd"/>
+      <w:r>
+        <w:rPr>
+          <w:lang w:val="es-CR"/>
+        </w:rPr>
+        <w:t>}</w:t>
       </w:r>
       <w:r>
         <w:rPr>
@@ -814,13 +956,35 @@
         <w:rPr>
           <w:lang w:val="es-CR"/>
         </w:rPr>
-        <w:t xml:space="preserve">         </w:t>
-      </w:r>
-      <w:r>
-        <w:rPr>
-          <w:lang w:val="es-CR"/>
-        </w:rPr>
-        <w:t>{ship_flag}</w:t>
+        <w:t xml:space="preserve">      </w:t>
+      </w:r>
+      <w:proofErr w:type="gramStart"/>
+      <w:r>
+        <w:rPr>
+          <w:lang w:val="es-CR"/>
+        </w:rPr>
+        <w:t xml:space="preserve">   </w:t>
+      </w:r>
+      <w:r>
+        <w:rPr>
+          <w:lang w:val="es-CR"/>
+        </w:rPr>
+        <w:t>{</w:t>
+      </w:r>
+      <w:proofErr w:type="spellStart"/>
+      <w:proofErr w:type="gramEnd"/>
+      <w:r>
+        <w:rPr>
+          <w:lang w:val="es-CR"/>
+        </w:rPr>
+        <w:t>ship_flag</w:t>
+      </w:r>
+      <w:proofErr w:type="spellEnd"/>
+      <w:r>
+        <w:rPr>
+          <w:lang w:val="es-CR"/>
+        </w:rPr>
+        <w:t>}</w:t>
       </w:r>
     </w:p>
     <w:p>
@@ -875,13 +1039,35 @@
         <w:rPr>
           <w:lang w:val="es-CR"/>
         </w:rPr>
-        <w:t xml:space="preserve">         </w:t>
-      </w:r>
-      <w:r>
-        <w:rPr>
-          <w:lang w:val="es-CR"/>
-        </w:rPr>
-        <w:t>{ship_grt}</w:t>
+        <w:t xml:space="preserve">      </w:t>
+      </w:r>
+      <w:proofErr w:type="gramStart"/>
+      <w:r>
+        <w:rPr>
+          <w:lang w:val="es-CR"/>
+        </w:rPr>
+        <w:t xml:space="preserve">   </w:t>
+      </w:r>
+      <w:r>
+        <w:rPr>
+          <w:lang w:val="es-CR"/>
+        </w:rPr>
+        <w:t>{</w:t>
+      </w:r>
+      <w:proofErr w:type="spellStart"/>
+      <w:proofErr w:type="gramEnd"/>
+      <w:r>
+        <w:rPr>
+          <w:lang w:val="es-CR"/>
+        </w:rPr>
+        <w:t>ship_grt</w:t>
+      </w:r>
+      <w:proofErr w:type="spellEnd"/>
+      <w:r>
+        <w:rPr>
+          <w:lang w:val="es-CR"/>
+        </w:rPr>
+        <w:t>}</w:t>
       </w:r>
     </w:p>
     <w:p>
@@ -937,13 +1123,35 @@
         <w:rPr>
           <w:lang w:val="es-CR"/>
         </w:rPr>
-        <w:t xml:space="preserve">          </w:t>
-      </w:r>
-      <w:r>
-        <w:rPr>
-          <w:lang w:val="es-CR"/>
-        </w:rPr>
-        <w:t>{ship_nrt}</w:t>
+        <w:t xml:space="preserve">       </w:t>
+      </w:r>
+      <w:proofErr w:type="gramStart"/>
+      <w:r>
+        <w:rPr>
+          <w:lang w:val="es-CR"/>
+        </w:rPr>
+        <w:t xml:space="preserve">   </w:t>
+      </w:r>
+      <w:r>
+        <w:rPr>
+          <w:lang w:val="es-CR"/>
+        </w:rPr>
+        <w:t>{</w:t>
+      </w:r>
+      <w:proofErr w:type="spellStart"/>
+      <w:proofErr w:type="gramEnd"/>
+      <w:r>
+        <w:rPr>
+          <w:lang w:val="es-CR"/>
+        </w:rPr>
+        <w:t>ship_nrt</w:t>
+      </w:r>
+      <w:proofErr w:type="spellEnd"/>
+      <w:r>
+        <w:rPr>
+          <w:lang w:val="es-CR"/>
+        </w:rPr>
+        <w:t>}</w:t>
       </w:r>
     </w:p>
     <w:p>
@@ -962,8 +1170,16 @@
         <w:rPr>
           <w:lang w:val="es-CR"/>
         </w:rPr>
-        <w:t>IMO Nº</w:t>
-      </w:r>
+        <w:t xml:space="preserve">IMO </w:t>
+      </w:r>
+      <w:proofErr w:type="spellStart"/>
+      <w:r>
+        <w:rPr>
+          <w:lang w:val="es-CR"/>
+        </w:rPr>
+        <w:t>Nº</w:t>
+      </w:r>
+      <w:proofErr w:type="spellEnd"/>
       <w:r>
         <w:rPr>
           <w:lang w:val="es-CR"/>
@@ -1005,13 +1221,35 @@
         <w:rPr>
           <w:lang w:val="es-CR"/>
         </w:rPr>
-        <w:t xml:space="preserve">          </w:t>
-      </w:r>
-      <w:r>
-        <w:rPr>
-          <w:lang w:val="es-CR"/>
-        </w:rPr>
-        <w:t>{ship_imo}</w:t>
+        <w:t xml:space="preserve">       </w:t>
+      </w:r>
+      <w:proofErr w:type="gramStart"/>
+      <w:r>
+        <w:rPr>
+          <w:lang w:val="es-CR"/>
+        </w:rPr>
+        <w:t xml:space="preserve">   </w:t>
+      </w:r>
+      <w:r>
+        <w:rPr>
+          <w:lang w:val="es-CR"/>
+        </w:rPr>
+        <w:t>{</w:t>
+      </w:r>
+      <w:proofErr w:type="spellStart"/>
+      <w:proofErr w:type="gramEnd"/>
+      <w:r>
+        <w:rPr>
+          <w:lang w:val="es-CR"/>
+        </w:rPr>
+        <w:t>ship_imo</w:t>
+      </w:r>
+      <w:proofErr w:type="spellEnd"/>
+      <w:r>
+        <w:rPr>
+          <w:lang w:val="es-CR"/>
+        </w:rPr>
+        <w:t>}</w:t>
       </w:r>
     </w:p>
     <w:p>
@@ -1072,13 +1310,35 @@
         <w:rPr>
           <w:lang w:val="es-CR"/>
         </w:rPr>
-        <w:t xml:space="preserve">         </w:t>
-      </w:r>
-      <w:r>
-        <w:rPr>
-          <w:lang w:val="es-CR"/>
-        </w:rPr>
-        <w:t>{ship_year}</w:t>
+        <w:t xml:space="preserve">      </w:t>
+      </w:r>
+      <w:proofErr w:type="gramStart"/>
+      <w:r>
+        <w:rPr>
+          <w:lang w:val="es-CR"/>
+        </w:rPr>
+        <w:t xml:space="preserve">   </w:t>
+      </w:r>
+      <w:r>
+        <w:rPr>
+          <w:lang w:val="es-CR"/>
+        </w:rPr>
+        <w:t>{</w:t>
+      </w:r>
+      <w:proofErr w:type="spellStart"/>
+      <w:proofErr w:type="gramEnd"/>
+      <w:r>
+        <w:rPr>
+          <w:lang w:val="es-CR"/>
+        </w:rPr>
+        <w:t>ship_year</w:t>
+      </w:r>
+      <w:proofErr w:type="spellEnd"/>
+      <w:r>
+        <w:rPr>
+          <w:lang w:val="es-CR"/>
+        </w:rPr>
+        <w:t>}</w:t>
       </w:r>
     </w:p>
     <w:p>
@@ -1146,13 +1406,35 @@
         <w:rPr>
           <w:lang w:val="es-CR"/>
         </w:rPr>
-        <w:t xml:space="preserve">Arribo Boya de Mar                           </w:t>
-      </w:r>
-      <w:r>
-        <w:rPr>
-          <w:lang w:val="es-CR"/>
-        </w:rPr>
-        <w:t>{arrival_buoy_time}</w:t>
+        <w:t xml:space="preserve">Arribo Boya de Mar                        </w:t>
+      </w:r>
+      <w:proofErr w:type="gramStart"/>
+      <w:r>
+        <w:rPr>
+          <w:lang w:val="es-CR"/>
+        </w:rPr>
+        <w:t xml:space="preserve">   </w:t>
+      </w:r>
+      <w:r>
+        <w:rPr>
+          <w:lang w:val="es-CR"/>
+        </w:rPr>
+        <w:t>{</w:t>
+      </w:r>
+      <w:proofErr w:type="spellStart"/>
+      <w:proofErr w:type="gramEnd"/>
+      <w:r>
+        <w:rPr>
+          <w:lang w:val="es-CR"/>
+        </w:rPr>
+        <w:t>arrival_buoy_time</w:t>
+      </w:r>
+      <w:proofErr w:type="spellEnd"/>
+      <w:r>
+        <w:rPr>
+          <w:lang w:val="es-CR"/>
+        </w:rPr>
+        <w:t>}</w:t>
       </w:r>
     </w:p>
     <w:p>
@@ -1183,13 +1465,35 @@
         <w:rPr>
           <w:lang w:val="en-US"/>
         </w:rPr>
-        <w:t xml:space="preserve">                  </w:t>
-      </w:r>
+        <w:t xml:space="preserve">               </w:t>
+      </w:r>
+      <w:proofErr w:type="gramStart"/>
       <w:r>
         <w:rPr>
           <w:lang w:val="en-US"/>
         </w:rPr>
-        <w:t>{nor_tendered_time}</w:t>
+        <w:t xml:space="preserve">   </w:t>
+      </w:r>
+      <w:r>
+        <w:rPr>
+          <w:lang w:val="en-US"/>
+        </w:rPr>
+        <w:t>{</w:t>
+      </w:r>
+      <w:proofErr w:type="spellStart"/>
+      <w:proofErr w:type="gramEnd"/>
+      <w:r>
+        <w:rPr>
+          <w:lang w:val="en-US"/>
+        </w:rPr>
+        <w:t>nor_tendered_time</w:t>
+      </w:r>
+      <w:proofErr w:type="spellEnd"/>
+      <w:r>
+        <w:rPr>
+          <w:lang w:val="en-US"/>
+        </w:rPr>
+        <w:t>}</w:t>
       </w:r>
     </w:p>
     <w:p>
@@ -1208,13 +1512,35 @@
         <w:rPr>
           <w:lang w:val="en-US"/>
         </w:rPr>
-        <w:t xml:space="preserve">Apertura de Bodegas                        </w:t>
-      </w:r>
+        <w:t xml:space="preserve">Apertura de Bodegas                     </w:t>
+      </w:r>
+      <w:proofErr w:type="gramStart"/>
       <w:r>
         <w:rPr>
           <w:lang w:val="en-US"/>
         </w:rPr>
-        <w:t>{holds_opening_time}</w:t>
+        <w:t xml:space="preserve">   </w:t>
+      </w:r>
+      <w:r>
+        <w:rPr>
+          <w:lang w:val="en-US"/>
+        </w:rPr>
+        <w:t>{</w:t>
+      </w:r>
+      <w:proofErr w:type="spellStart"/>
+      <w:proofErr w:type="gramEnd"/>
+      <w:r>
+        <w:rPr>
+          <w:lang w:val="en-US"/>
+        </w:rPr>
+        <w:t>holds_opening_time</w:t>
+      </w:r>
+      <w:proofErr w:type="spellEnd"/>
+      <w:r>
+        <w:rPr>
+          <w:lang w:val="en-US"/>
+        </w:rPr>
+        <w:t>}</w:t>
       </w:r>
     </w:p>
     <w:p>
@@ -1233,13 +1559,49 @@
         <w:rPr>
           <w:lang w:val="en-US"/>
         </w:rPr>
-        <w:t xml:space="preserve">Surveyors abordo                              </w:t>
-      </w:r>
+        <w:t xml:space="preserve">Surveyors </w:t>
+      </w:r>
+      <w:proofErr w:type="spellStart"/>
       <w:r>
         <w:rPr>
           <w:lang w:val="en-US"/>
         </w:rPr>
-        <w:t>{surveyors_onboard_time}</w:t>
+        <w:t>abordo</w:t>
+      </w:r>
+      <w:proofErr w:type="spellEnd"/>
+      <w:r>
+        <w:rPr>
+          <w:lang w:val="en-US"/>
+        </w:rPr>
+        <w:t xml:space="preserve">                           </w:t>
+      </w:r>
+      <w:proofErr w:type="gramStart"/>
+      <w:r>
+        <w:rPr>
+          <w:lang w:val="en-US"/>
+        </w:rPr>
+        <w:t xml:space="preserve">   </w:t>
+      </w:r>
+      <w:r>
+        <w:rPr>
+          <w:lang w:val="en-US"/>
+        </w:rPr>
+        <w:t>{</w:t>
+      </w:r>
+      <w:proofErr w:type="spellStart"/>
+      <w:proofErr w:type="gramEnd"/>
+      <w:r>
+        <w:rPr>
+          <w:lang w:val="en-US"/>
+        </w:rPr>
+        <w:t>surveyors_onboard_time</w:t>
+      </w:r>
+      <w:proofErr w:type="spellEnd"/>
+      <w:r>
+        <w:rPr>
+          <w:lang w:val="en-US"/>
+        </w:rPr>
+        <w:t>}</w:t>
       </w:r>
     </w:p>
     <w:p>
@@ -1258,13 +1620,35 @@
         <w:rPr>
           <w:lang w:val="es-CR"/>
         </w:rPr>
-        <w:t xml:space="preserve">Verificación de Sellos                        </w:t>
-      </w:r>
-      <w:r>
-        <w:rPr>
-          <w:lang w:val="es-CR"/>
-        </w:rPr>
-        <w:t>{seals_verification_time}</w:t>
+        <w:t xml:space="preserve">Verificación de Sellos                     </w:t>
+      </w:r>
+      <w:proofErr w:type="gramStart"/>
+      <w:r>
+        <w:rPr>
+          <w:lang w:val="es-CR"/>
+        </w:rPr>
+        <w:t xml:space="preserve">   </w:t>
+      </w:r>
+      <w:r>
+        <w:rPr>
+          <w:lang w:val="es-CR"/>
+        </w:rPr>
+        <w:t>{</w:t>
+      </w:r>
+      <w:proofErr w:type="spellStart"/>
+      <w:proofErr w:type="gramEnd"/>
+      <w:r>
+        <w:rPr>
+          <w:lang w:val="es-CR"/>
+        </w:rPr>
+        <w:t>seals_verification_time</w:t>
+      </w:r>
+      <w:proofErr w:type="spellEnd"/>
+      <w:r>
+        <w:rPr>
+          <w:lang w:val="es-CR"/>
+        </w:rPr>
+        <w:t>}</w:t>
       </w:r>
     </w:p>
     <w:p>
@@ -1287,13 +1671,35 @@
         <w:rPr>
           <w:lang w:val="es-CR"/>
         </w:rPr>
-        <w:t xml:space="preserve">Inicio de Muestreo                             </w:t>
-      </w:r>
-      <w:r>
-        <w:rPr>
-          <w:lang w:val="es-CR"/>
-        </w:rPr>
-        <w:t>{sampling_start_time}</w:t>
+        <w:t xml:space="preserve">Inicio de Muestreo                          </w:t>
+      </w:r>
+      <w:proofErr w:type="gramStart"/>
+      <w:r>
+        <w:rPr>
+          <w:lang w:val="es-CR"/>
+        </w:rPr>
+        <w:t xml:space="preserve">   </w:t>
+      </w:r>
+      <w:r>
+        <w:rPr>
+          <w:lang w:val="es-CR"/>
+        </w:rPr>
+        <w:t>{</w:t>
+      </w:r>
+      <w:proofErr w:type="spellStart"/>
+      <w:proofErr w:type="gramEnd"/>
+      <w:r>
+        <w:rPr>
+          <w:lang w:val="es-CR"/>
+        </w:rPr>
+        <w:t>sampling_start_time</w:t>
+      </w:r>
+      <w:proofErr w:type="spellEnd"/>
+      <w:r>
+        <w:rPr>
+          <w:lang w:val="es-CR"/>
+        </w:rPr>
+        <w:t>}</w:t>
       </w:r>
     </w:p>
     <w:p>
@@ -1312,13 +1718,35 @@
         <w:rPr>
           <w:lang w:val="es-CR"/>
         </w:rPr>
-        <w:t xml:space="preserve">Finalización Muestreo                       </w:t>
-      </w:r>
-      <w:r>
-        <w:rPr>
-          <w:lang w:val="es-CR"/>
-        </w:rPr>
-        <w:t>{sampling_end_time}</w:t>
+        <w:t xml:space="preserve">Finalización Muestreo                    </w:t>
+      </w:r>
+      <w:proofErr w:type="gramStart"/>
+      <w:r>
+        <w:rPr>
+          <w:lang w:val="es-CR"/>
+        </w:rPr>
+        <w:t xml:space="preserve">   </w:t>
+      </w:r>
+      <w:r>
+        <w:rPr>
+          <w:lang w:val="es-CR"/>
+        </w:rPr>
+        <w:t>{</w:t>
+      </w:r>
+      <w:proofErr w:type="spellStart"/>
+      <w:proofErr w:type="gramEnd"/>
+      <w:r>
+        <w:rPr>
+          <w:lang w:val="es-CR"/>
+        </w:rPr>
+        <w:t>sampling_end_time</w:t>
+      </w:r>
+      <w:proofErr w:type="spellEnd"/>
+      <w:r>
+        <w:rPr>
+          <w:lang w:val="es-CR"/>
+        </w:rPr>
+        <w:t>}</w:t>
       </w:r>
     </w:p>
     <w:p>
@@ -1339,23 +1767,47 @@
         </w:rPr>
         <w:t xml:space="preserve">Surveyors </w:t>
       </w:r>
+      <w:proofErr w:type="spellStart"/>
       <w:r>
         <w:rPr>
           <w:lang w:val="en-US"/>
         </w:rPr>
         <w:t>Desembarcando</w:t>
       </w:r>
+      <w:proofErr w:type="spellEnd"/>
       <w:r>
         <w:rPr>
           <w:lang w:val="en-US"/>
         </w:rPr>
-        <w:t xml:space="preserve">              </w:t>
-      </w:r>
+        <w:t xml:space="preserve">           </w:t>
+      </w:r>
+      <w:proofErr w:type="gramStart"/>
       <w:r>
         <w:rPr>
           <w:lang w:val="en-US"/>
         </w:rPr>
-        <w:t>{surveyors_disembark_time}</w:t>
+        <w:t xml:space="preserve">   </w:t>
+      </w:r>
+      <w:r>
+        <w:rPr>
+          <w:lang w:val="en-US"/>
+        </w:rPr>
+        <w:t>{</w:t>
+      </w:r>
+      <w:proofErr w:type="spellStart"/>
+      <w:proofErr w:type="gramEnd"/>
+      <w:r>
+        <w:rPr>
+          <w:lang w:val="en-US"/>
+        </w:rPr>
+        <w:t>surveyors_disembark_time</w:t>
+      </w:r>
+      <w:proofErr w:type="spellEnd"/>
+      <w:r>
+        <w:rPr>
+          <w:lang w:val="en-US"/>
+        </w:rPr>
+        <w:t>}</w:t>
       </w:r>
     </w:p>
     <w:p>
@@ -1468,21 +1920,47 @@
           <w:szCs w:val="24"/>
           <w:lang w:val="es-CR"/>
         </w:rPr>
-        <w:t>{products_total}</w:t>
-      </w:r>
+        <w:t>{</w:t>
+      </w:r>
+      <w:proofErr w:type="spellStart"/>
       <w:r>
         <w:rPr>
           <w:rFonts w:cs="Arial"/>
           <w:szCs w:val="24"/>
           <w:lang w:val="es-CR"/>
         </w:rPr>
+        <w:t>products_total</w:t>
+      </w:r>
+      <w:proofErr w:type="spellEnd"/>
+      <w:r>
+        <w:rPr>
+          <w:rFonts w:cs="Arial"/>
+          <w:szCs w:val="24"/>
+          <w:lang w:val="es-CR"/>
+        </w:rPr>
+        <w:t>}</w:t>
+      </w:r>
+      <w:r>
+        <w:rPr>
+          <w:rFonts w:cs="Arial"/>
+          <w:szCs w:val="24"/>
+          <w:lang w:val="es-CR"/>
+        </w:rPr>
         <w:t xml:space="preserve"> </w:t>
       </w:r>
-      <w:r>
-        <w:rPr>
-          <w:lang w:val="es-CR"/>
-        </w:rPr>
-        <w:t xml:space="preserve">mt </w:t>
+      <w:proofErr w:type="spellStart"/>
+      <w:r>
+        <w:rPr>
+          <w:lang w:val="es-CR"/>
+        </w:rPr>
+        <w:t>mt</w:t>
+      </w:r>
+      <w:proofErr w:type="spellEnd"/>
+      <w:r>
+        <w:rPr>
+          <w:lang w:val="es-CR"/>
+        </w:rPr>
+        <w:t xml:space="preserve"> </w:t>
       </w:r>
       <w:r>
         <w:rPr>
@@ -1538,6 +2016,7 @@
         </w:rPr>
         <w:t xml:space="preserve"> </w:t>
       </w:r>
+      <w:proofErr w:type="spellStart"/>
       <w:r>
         <w:rPr>
           <w:lang w:val="es-CR"/>
@@ -1550,6 +2029,7 @@
         </w:rPr>
         <w:t>º</w:t>
       </w:r>
+      <w:proofErr w:type="spellEnd"/>
       <w:r>
         <w:rPr>
           <w:lang w:val="es-CR"/>
@@ -2037,7 +2517,31 @@
                 <w:sz w:val="18"/>
                 <w:szCs w:val="18"/>
               </w:rPr>
-              <w:t>{products_total}</w:t>
+              <w:t>{</w:t>
+            </w:r>
+            <w:proofErr w:type="spellStart"/>
+            <w:r>
+              <w:rPr>
+                <w:rFonts w:ascii="Segoe UI" w:hAnsi="Segoe UI" w:cs="Segoe UI"/>
+                <w:b/>
+                <w:bCs/>
+                <w:color w:val="333333"/>
+                <w:sz w:val="18"/>
+                <w:szCs w:val="18"/>
+              </w:rPr>
+              <w:t>products_total</w:t>
+            </w:r>
+            <w:proofErr w:type="spellEnd"/>
+            <w:r>
+              <w:rPr>
+                <w:rFonts w:ascii="Segoe UI" w:hAnsi="Segoe UI" w:cs="Segoe UI"/>
+                <w:b/>
+                <w:bCs/>
+                <w:color w:val="333333"/>
+                <w:sz w:val="18"/>
+                <w:szCs w:val="18"/>
+              </w:rPr>
+              <w:t>}</w:t>
             </w:r>
           </w:p>
         </w:tc>
@@ -2401,11 +2905,31 @@
           <w:szCs w:val="24"/>
           <w:lang w:val="es-CR"/>
         </w:rPr>
-        <w:t>{vessel_name}</w:t>
-      </w:r>
-      <w:r>
-        <w:rPr>
+        <w:t>{</w:t>
+      </w:r>
+      <w:proofErr w:type="spellStart"/>
+      <w:r>
+        <w:rPr>
+          <w:rFonts w:cs="Arial"/>
           <w:b/>
+          <w:szCs w:val="24"/>
+          <w:lang w:val="es-CR"/>
+        </w:rPr>
+        <w:t>vessel_name</w:t>
+      </w:r>
+      <w:proofErr w:type="spellEnd"/>
+      <w:r>
+        <w:rPr>
+          <w:rFonts w:cs="Arial"/>
+          <w:b/>
+          <w:szCs w:val="24"/>
+          <w:lang w:val="es-CR"/>
+        </w:rPr>
+        <w:t>}</w:t>
+      </w:r>
+      <w:r>
+        <w:rPr>
+          <w:b/>
           <w:lang w:val="es-CR"/>
         </w:rPr>
         <w:t xml:space="preserve">” </w:t>
@@ -2443,7 +2967,23 @@
           <w:rFonts w:cs="Arial"/>
           <w:lang w:val="es-CR"/>
         </w:rPr>
-        <w:t>{requested_by}</w:t>
+        <w:t>{</w:t>
+      </w:r>
+      <w:proofErr w:type="spellStart"/>
+      <w:r>
+        <w:rPr>
+          <w:rFonts w:cs="Arial"/>
+          <w:lang w:val="es-CR"/>
+        </w:rPr>
+        <w:t>requested_by</w:t>
+      </w:r>
+      <w:proofErr w:type="spellEnd"/>
+      <w:r>
+        <w:rPr>
+          <w:rFonts w:cs="Arial"/>
+          <w:lang w:val="es-CR"/>
+        </w:rPr>
+        <w:t>}</w:t>
       </w:r>
       <w:r>
         <w:rPr>
@@ -2545,7 +3085,21 @@
         <w:rPr>
           <w:lang w:val="es-CR"/>
         </w:rPr>
-        <w:t>{sampling_start_time}</w:t>
+        <w:t>{</w:t>
+      </w:r>
+      <w:proofErr w:type="spellStart"/>
+      <w:r>
+        <w:rPr>
+          <w:lang w:val="es-CR"/>
+        </w:rPr>
+        <w:t>sampling_start_time</w:t>
+      </w:r>
+      <w:proofErr w:type="spellEnd"/>
+      <w:r>
+        <w:rPr>
+          <w:lang w:val="es-CR"/>
+        </w:rPr>
+        <w:t>}</w:t>
       </w:r>
       <w:r>
         <w:rPr>
@@ -2672,7 +3226,23 @@
           <w:rFonts w:cs="Arial"/>
           <w:lang w:val="es-CR"/>
         </w:rPr>
-        <w:t>{supervision}</w:t>
+        <w:t>{</w:t>
+      </w:r>
+      <w:proofErr w:type="spellStart"/>
+      <w:r>
+        <w:rPr>
+          <w:rFonts w:cs="Arial"/>
+          <w:lang w:val="es-CR"/>
+        </w:rPr>
+        <w:t>supervision</w:t>
+      </w:r>
+      <w:proofErr w:type="spellEnd"/>
+      <w:r>
+        <w:rPr>
+          <w:rFonts w:cs="Arial"/>
+          <w:lang w:val="es-CR"/>
+        </w:rPr>
+        <w:t>}</w:t>
       </w:r>
       <w:r>
         <w:rPr>
@@ -2973,14 +3543,30 @@
           <w:rFonts w:cs="Arial"/>
           <w:lang w:val="es-CR"/>
         </w:rPr>
-        <w:t>de 1,80 mtr</w:t>
-      </w:r>
-      <w:r>
-        <w:rPr>
-          <w:rFonts w:cs="Arial"/>
-          <w:lang w:val="es-CR"/>
-        </w:rPr>
-        <w:t>s de largo p</w:t>
+        <w:t xml:space="preserve">de 1,80 </w:t>
+      </w:r>
+      <w:proofErr w:type="spellStart"/>
+      <w:r>
+        <w:rPr>
+          <w:rFonts w:cs="Arial"/>
+          <w:lang w:val="es-CR"/>
+        </w:rPr>
+        <w:t>mtr</w:t>
+      </w:r>
+      <w:r>
+        <w:rPr>
+          <w:rFonts w:cs="Arial"/>
+          <w:lang w:val="es-CR"/>
+        </w:rPr>
+        <w:t>s</w:t>
+      </w:r>
+      <w:proofErr w:type="spellEnd"/>
+      <w:r>
+        <w:rPr>
+          <w:rFonts w:cs="Arial"/>
+          <w:lang w:val="es-CR"/>
+        </w:rPr>
+        <w:t xml:space="preserve"> de largo p</w:t>
       </w:r>
       <w:r>
         <w:rPr>
@@ -6997,7 +7583,23 @@
           <w:rFonts w:cs="Arial"/>
           <w:lang w:val="es-CR"/>
         </w:rPr>
-        <w:t>{conclusion}</w:t>
+        <w:t>{</w:t>
+      </w:r>
+      <w:proofErr w:type="spellStart"/>
+      <w:r>
+        <w:rPr>
+          <w:rFonts w:cs="Arial"/>
+          <w:lang w:val="es-CR"/>
+        </w:rPr>
+        <w:t>conclusion</w:t>
+      </w:r>
+      <w:proofErr w:type="spellEnd"/>
+      <w:r>
+        <w:rPr>
+          <w:rFonts w:cs="Arial"/>
+          <w:lang w:val="es-CR"/>
+        </w:rPr>
+        <w:t>}</w:t>
       </w:r>
     </w:p>
     <w:p>
@@ -7106,6 +7708,7 @@
           <w:lang w:val="en-US"/>
         </w:rPr>
       </w:pPr>
+      <w:proofErr w:type="spellStart"/>
       <w:r>
         <w:rPr>
           <w:lang w:val="en-GB"/>
@@ -7122,8 +7725,23 @@
         <w:rPr>
           <w:lang w:val="en-GB"/>
         </w:rPr>
-        <w:t>n Fotografica</w:t>
-      </w:r>
+        <w:t>n</w:t>
+      </w:r>
+      <w:proofErr w:type="spellEnd"/>
+      <w:r>
+        <w:rPr>
+          <w:lang w:val="en-GB"/>
+        </w:rPr>
+        <w:t xml:space="preserve"> </w:t>
+      </w:r>
+      <w:proofErr w:type="spellStart"/>
+      <w:r>
+        <w:rPr>
+          <w:lang w:val="en-GB"/>
+        </w:rPr>
+        <w:t>Fotografica</w:t>
+      </w:r>
+      <w:proofErr w:type="spellEnd"/>
       <w:r>
         <w:rPr>
           <w:lang w:val="en-US"/>
@@ -7273,20 +7891,18 @@
           <w:lang w:val="es-CR"/>
         </w:rPr>
       </w:pPr>
+      <w:proofErr w:type="spellStart"/>
       <w:r>
         <w:rPr>
           <w:lang w:val="es-CR"/>
         </w:rPr>
         <w:t>Surveyor</w:t>
       </w:r>
+      <w:proofErr w:type="spellEnd"/>
     </w:p>
     <w:sectPr>
-      <w:headerReference w:type="even" r:id="rId9"/>
-      <w:headerReference w:type="default" r:id="rId10"/>
-      <w:footerReference w:type="even" r:id="rId11"/>
-      <w:footerReference w:type="default" r:id="rId12"/>
-      <w:headerReference w:type="first" r:id="rId13"/>
-      <w:footerReference w:type="first" r:id="rId14"/>
+      <w:headerReference w:type="default" r:id="rId9"/>
+      <w:footerReference w:type="default" r:id="rId10"/>
       <w:pgSz w:w="12242" w:h="15842" w:code="1"/>
       <w:pgMar w:top="2381" w:right="902" w:bottom="1418" w:left="1701" w:header="720" w:footer="491" w:gutter="0"/>
       <w:cols w:space="708"/>
@@ -7316,16 +7932,6 @@
 </file>
 
 <file path=word/footer1.xml><?xml version="1.0" encoding="utf-8"?>
-<w:ftr xmlns:wpc="http://schemas.microsoft.com/office/word/2010/wordprocessingCanvas" xmlns:cx="http://schemas.microsoft.com/office/drawing/2014/chartex" xmlns:cx1="http://schemas.microsoft.com/office/drawing/2015/9/8/chartex" xmlns:cx2="http://schemas.microsoft.com/office/drawing/2015/10/21/chartex" xmlns:cx3="http://schemas.microsoft.com/office/drawing/2016/5/9/chartex" xmlns:cx4="http://schemas.microsoft.com/office/drawing/2016/5/10/chartex" xmlns:cx5="http://schemas.microsoft.com/office/drawing/2016/5/11/chartex" xmlns:cx6="http://schemas.microsoft.com/office/drawing/2016/5/12/chartex" xmlns:cx7="http://schemas.microsoft.com/office/drawing/2016/5/13/chartex" xmlns:cx8="http://schemas.microsoft.com/office/drawing/2016/5/14/chartex" xmlns:mc="http://schemas.openxmlformats.org/markup-compatibility/2006" xmlns:aink="http://schemas.microsoft.com/office/drawing/2016/ink" xmlns:am3d="http://schemas.microsoft.com/office/drawing/2017/model3d" xmlns:o="urn:schemas-microsoft-com:office:office" xmlns:oel="http://schemas.microsoft.com/office/2019/extlst" xmlns:r="http://schemas.openxmlformats.org/officeDocument/2006/relationships" xmlns:m="http://schemas.openxmlformats.org/officeDocument/2006/math" xmlns:v="urn:schemas-microsoft-com:vml" xmlns:wp14="http://schemas.microsoft.com/office/word/2010/wordprocessingDrawing" xmlns:wp="http://schemas.openxmlformats.org/drawingml/2006/wordprocessingDrawing" xmlns:w10="urn:schemas-microsoft-com:office:word" xmlns:w="http://schemas.openxmlformats.org/wordprocessingml/2006/main" xmlns:w14="http://schemas.microsoft.com/office/word/2010/wordml" xmlns:w15="http://schemas.microsoft.com/office/word/2012/wordml" xmlns:w16cex="http://schemas.microsoft.com/office/word/2018/wordml/cex" xmlns:w16cid="http://schemas.microsoft.com/office/word/2016/wordml/cid" xmlns:w16="http://schemas.microsoft.com/office/word/2018/wordml" xmlns:w16du="http://schemas.microsoft.com/office/word/2023/wordml/word16du" xmlns:w16sdtdh="http://schemas.microsoft.com/office/word/2020/wordml/sdtdatahash" xmlns:w16sdtfl="http://schemas.microsoft.com/office/word/2024/wordml/sdtformatlock" xmlns:w16se="http://schemas.microsoft.com/office/word/2015/wordml/symex" xmlns:wpg="http://schemas.microsoft.com/office/word/2010/wordprocessingGroup" xmlns:wpi="http://schemas.microsoft.com/office/word/2010/wordprocessingInk" xmlns:wne="http://schemas.microsoft.com/office/word/2006/wordml" xmlns:wps="http://schemas.microsoft.com/office/word/2010/wordprocessingShape" mc:Ignorable="w14 w15 w16se w16cid w16 w16cex w16sdtdh w16sdtfl w16du wp14">
-  <w:p>
-    <w:pPr>
-      <w:pStyle w:val="Footer"/>
-    </w:pPr>
-  </w:p>
-</w:ftr>
-</file>
-
-<file path=word/footer2.xml><?xml version="1.0" encoding="utf-8"?>
 <w:ftr xmlns:wpc="http://schemas.microsoft.com/office/word/2010/wordprocessingCanvas" xmlns:cx="http://schemas.microsoft.com/office/drawing/2014/chartex" xmlns:cx1="http://schemas.microsoft.com/office/drawing/2015/9/8/chartex" xmlns:cx2="http://schemas.microsoft.com/office/drawing/2015/10/21/chartex" xmlns:cx3="http://schemas.microsoft.com/office/drawing/2016/5/9/chartex" xmlns:cx4="http://schemas.microsoft.com/office/drawing/2016/5/10/chartex" xmlns:cx5="http://schemas.microsoft.com/office/drawing/2016/5/11/chartex" xmlns:cx6="http://schemas.microsoft.com/office/drawing/2016/5/12/chartex" xmlns:cx7="http://schemas.microsoft.com/office/drawing/2016/5/13/chartex" xmlns:cx8="http://schemas.microsoft.com/office/drawing/2016/5/14/chartex" xmlns:mc="http://schemas.openxmlformats.org/markup-compatibility/2006" xmlns:aink="http://schemas.microsoft.com/office/drawing/2016/ink" xmlns:am3d="http://schemas.microsoft.com/office/drawing/2017/model3d" xmlns:o="urn:schemas-microsoft-com:office:office" xmlns:oel="http://schemas.microsoft.com/office/2019/extlst" xmlns:r="http://schemas.openxmlformats.org/officeDocument/2006/relationships" xmlns:m="http://schemas.openxmlformats.org/officeDocument/2006/math" xmlns:v="urn:schemas-microsoft-com:vml" xmlns:wp14="http://schemas.microsoft.com/office/word/2010/wordprocessingDrawing" xmlns:wp="http://schemas.openxmlformats.org/drawingml/2006/wordprocessingDrawing" xmlns:w10="urn:schemas-microsoft-com:office:word" xmlns:w="http://schemas.openxmlformats.org/wordprocessingml/2006/main" xmlns:w14="http://schemas.microsoft.com/office/word/2010/wordml" xmlns:w15="http://schemas.microsoft.com/office/word/2012/wordml" xmlns:w16cex="http://schemas.microsoft.com/office/word/2018/wordml/cex" xmlns:w16cid="http://schemas.microsoft.com/office/word/2016/wordml/cid" xmlns:w16="http://schemas.microsoft.com/office/word/2018/wordml" xmlns:w16du="http://schemas.microsoft.com/office/word/2023/wordml/word16du" xmlns:w16sdtdh="http://schemas.microsoft.com/office/word/2020/wordml/sdtdatahash" xmlns:w16sdtfl="http://schemas.microsoft.com/office/word/2024/wordml/sdtformatlock" xmlns:w16se="http://schemas.microsoft.com/office/word/2015/wordml/symex" xmlns:wpg="http://schemas.microsoft.com/office/word/2010/wordprocessingGroup" xmlns:wpi="http://schemas.microsoft.com/office/word/2010/wordprocessingInk" xmlns:wne="http://schemas.microsoft.com/office/word/2006/wordml" xmlns:wps="http://schemas.microsoft.com/office/word/2010/wordprocessingShape" mc:Ignorable="w14 w15 w16se w16cid w16 w16cex w16sdtdh w16sdtfl w16du wp14">
   <w:p>
     <w:pPr>
@@ -7654,7 +8260,7 @@
       <w:rPr>
         <w:color w:val="000000"/>
         <w:sz w:val="12"/>
-        <w:lang w:val="es-MX"/>
+        <w:lang w:val="en-US"/>
       </w:rPr>
       <w:t xml:space="preserve">  </w:t>
     </w:r>
@@ -7664,15 +8270,16 @@
         <w:sz w:val="12"/>
         <w:lang w:val="en-US"/>
       </w:rPr>
-      <w:t>{cert_</w:t>
+      <w:t>{</w:t>
     </w:r>
+    <w:proofErr w:type="spellStart"/>
     <w:r>
       <w:rPr>
         <w:color w:val="000000"/>
         <w:sz w:val="12"/>
         <w:lang w:val="en-US"/>
       </w:rPr>
-      <w:t>no} MV</w:t>
+      <w:t>cert_</w:t>
     </w:r>
     <w:r>
       <w:rPr>
@@ -7680,6 +8287,23 @@
         <w:sz w:val="12"/>
         <w:lang w:val="en-US"/>
       </w:rPr>
+      <w:t>no</w:t>
+    </w:r>
+    <w:proofErr w:type="spellEnd"/>
+    <w:r>
+      <w:rPr>
+        <w:color w:val="000000"/>
+        <w:sz w:val="12"/>
+        <w:lang w:val="en-US"/>
+      </w:rPr>
+      <w:t>} MV</w:t>
+    </w:r>
+    <w:r>
+      <w:rPr>
+        <w:color w:val="000000"/>
+        <w:sz w:val="12"/>
+        <w:lang w:val="en-US"/>
+      </w:rPr>
       <w:t xml:space="preserve"> </w:t>
     </w:r>
     <w:r>
@@ -7688,14 +8312,58 @@
         <w:sz w:val="12"/>
         <w:lang w:val="en-US"/>
       </w:rPr>
-      <w:t xml:space="preserve">{requested_by} </w:t>
+      <w:t>{</w:t>
     </w:r>
+    <w:proofErr w:type="spellStart"/>
     <w:r>
       <w:rPr>
         <w:color w:val="000000"/>
         <w:sz w:val="12"/>
         <w:lang w:val="en-US"/>
       </w:rPr>
+      <w:t>vessel_name</w:t>
+    </w:r>
+    <w:proofErr w:type="spellEnd"/>
+    <w:r>
+      <w:rPr>
+        <w:color w:val="000000"/>
+        <w:sz w:val="12"/>
+        <w:lang w:val="en-US"/>
+      </w:rPr>
+      <w:t>}</w:t>
+    </w:r>
+    <w:r>
+      <w:rPr>
+        <w:color w:val="000000"/>
+        <w:sz w:val="12"/>
+        <w:lang w:val="en-US"/>
+      </w:rPr>
+      <w:t xml:space="preserve"> - {</w:t>
+    </w:r>
+    <w:proofErr w:type="spellStart"/>
+    <w:r>
+      <w:rPr>
+        <w:color w:val="000000"/>
+        <w:sz w:val="12"/>
+        <w:lang w:val="en-US"/>
+      </w:rPr>
+      <w:t>requested_by</w:t>
+    </w:r>
+    <w:proofErr w:type="spellEnd"/>
+    <w:r>
+      <w:rPr>
+        <w:color w:val="000000"/>
+        <w:sz w:val="12"/>
+        <w:lang w:val="en-US"/>
+      </w:rPr>
+      <w:t xml:space="preserve">} </w:t>
+    </w:r>
+    <w:r>
+      <w:rPr>
+        <w:color w:val="000000"/>
+        <w:sz w:val="12"/>
+        <w:lang w:val="en-US"/>
+      </w:rPr>
       <w:t>S</w:t>
     </w:r>
     <w:r>
@@ -7720,31 +8388,7 @@
         <w:sz w:val="12"/>
         <w:lang w:val="en-US"/>
       </w:rPr>
-      <w:t xml:space="preserve">      </w:t>
-    </w:r>
-    <w:r>
-      <w:rPr>
-        <w:color w:val="000000"/>
-        <w:sz w:val="12"/>
-        <w:lang w:val="en-US"/>
-      </w:rPr>
-      <w:t xml:space="preserve">        </w:t>
-    </w:r>
-    <w:r>
-      <w:rPr>
-        <w:color w:val="000000"/>
-        <w:sz w:val="12"/>
-        <w:lang w:val="en-US"/>
-      </w:rPr>
       <w:t xml:space="preserve">  </w:t>
-    </w:r>
-    <w:r>
-      <w:rPr>
-        <w:color w:val="000000"/>
-        <w:sz w:val="12"/>
-        <w:lang w:val="en-US"/>
-      </w:rPr>
-      <w:t xml:space="preserve">       </w:t>
     </w:r>
     <w:r>
       <w:rPr>
@@ -7937,16 +8581,6 @@
 </w:ftr>
 </file>
 
-<file path=word/footer3.xml><?xml version="1.0" encoding="utf-8"?>
-<w:ftr xmlns:wpc="http://schemas.microsoft.com/office/word/2010/wordprocessingCanvas" xmlns:cx="http://schemas.microsoft.com/office/drawing/2014/chartex" xmlns:cx1="http://schemas.microsoft.com/office/drawing/2015/9/8/chartex" xmlns:cx2="http://schemas.microsoft.com/office/drawing/2015/10/21/chartex" xmlns:cx3="http://schemas.microsoft.com/office/drawing/2016/5/9/chartex" xmlns:cx4="http://schemas.microsoft.com/office/drawing/2016/5/10/chartex" xmlns:cx5="http://schemas.microsoft.com/office/drawing/2016/5/11/chartex" xmlns:cx6="http://schemas.microsoft.com/office/drawing/2016/5/12/chartex" xmlns:cx7="http://schemas.microsoft.com/office/drawing/2016/5/13/chartex" xmlns:cx8="http://schemas.microsoft.com/office/drawing/2016/5/14/chartex" xmlns:mc="http://schemas.openxmlformats.org/markup-compatibility/2006" xmlns:aink="http://schemas.microsoft.com/office/drawing/2016/ink" xmlns:am3d="http://schemas.microsoft.com/office/drawing/2017/model3d" xmlns:o="urn:schemas-microsoft-com:office:office" xmlns:oel="http://schemas.microsoft.com/office/2019/extlst" xmlns:r="http://schemas.openxmlformats.org/officeDocument/2006/relationships" xmlns:m="http://schemas.openxmlformats.org/officeDocument/2006/math" xmlns:v="urn:schemas-microsoft-com:vml" xmlns:wp14="http://schemas.microsoft.com/office/word/2010/wordprocessingDrawing" xmlns:wp="http://schemas.openxmlformats.org/drawingml/2006/wordprocessingDrawing" xmlns:w10="urn:schemas-microsoft-com:office:word" xmlns:w="http://schemas.openxmlformats.org/wordprocessingml/2006/main" xmlns:w14="http://schemas.microsoft.com/office/word/2010/wordml" xmlns:w15="http://schemas.microsoft.com/office/word/2012/wordml" xmlns:w16cex="http://schemas.microsoft.com/office/word/2018/wordml/cex" xmlns:w16cid="http://schemas.microsoft.com/office/word/2016/wordml/cid" xmlns:w16="http://schemas.microsoft.com/office/word/2018/wordml" xmlns:w16du="http://schemas.microsoft.com/office/word/2023/wordml/word16du" xmlns:w16sdtdh="http://schemas.microsoft.com/office/word/2020/wordml/sdtdatahash" xmlns:w16sdtfl="http://schemas.microsoft.com/office/word/2024/wordml/sdtformatlock" xmlns:w16se="http://schemas.microsoft.com/office/word/2015/wordml/symex" xmlns:wpg="http://schemas.microsoft.com/office/word/2010/wordprocessingGroup" xmlns:wpi="http://schemas.microsoft.com/office/word/2010/wordprocessingInk" xmlns:wne="http://schemas.microsoft.com/office/word/2006/wordml" xmlns:wps="http://schemas.microsoft.com/office/word/2010/wordprocessingShape" mc:Ignorable="w14 w15 w16se w16cid w16 w16cex w16sdtdh w16sdtfl w16du wp14">
-  <w:p>
-    <w:pPr>
-      <w:pStyle w:val="Footer"/>
-    </w:pPr>
-  </w:p>
-</w:ftr>
-</file>
-
 <file path=word/footnotes.xml><?xml version="1.0" encoding="utf-8"?>
 <w:footnotes xmlns:wpc="http://schemas.microsoft.com/office/word/2010/wordprocessingCanvas" xmlns:cx="http://schemas.microsoft.com/office/drawing/2014/chartex" xmlns:cx1="http://schemas.microsoft.com/office/drawing/2015/9/8/chartex" xmlns:cx2="http://schemas.microsoft.com/office/drawing/2015/10/21/chartex" xmlns:cx3="http://schemas.microsoft.com/office/drawing/2016/5/9/chartex" xmlns:cx4="http://schemas.microsoft.com/office/drawing/2016/5/10/chartex" xmlns:cx5="http://schemas.microsoft.com/office/drawing/2016/5/11/chartex" xmlns:cx6="http://schemas.microsoft.com/office/drawing/2016/5/12/chartex" xmlns:cx7="http://schemas.microsoft.com/office/drawing/2016/5/13/chartex" xmlns:cx8="http://schemas.microsoft.com/office/drawing/2016/5/14/chartex" xmlns:mc="http://schemas.openxmlformats.org/markup-compatibility/2006" xmlns:aink="http://schemas.microsoft.com/office/drawing/2016/ink" xmlns:am3d="http://schemas.microsoft.com/office/drawing/2017/model3d" xmlns:o="urn:schemas-microsoft-com:office:office" xmlns:oel="http://schemas.microsoft.com/office/2019/extlst" xmlns:r="http://schemas.openxmlformats.org/officeDocument/2006/relationships" xmlns:m="http://schemas.openxmlformats.org/officeDocument/2006/math" xmlns:v="urn:schemas-microsoft-com:vml" xmlns:wp14="http://schemas.microsoft.com/office/word/2010/wordprocessingDrawing" xmlns:wp="http://schemas.openxmlformats.org/drawingml/2006/wordprocessingDrawing" xmlns:w10="urn:schemas-microsoft-com:office:word" xmlns:w="http://schemas.openxmlformats.org/wordprocessingml/2006/main" xmlns:w14="http://schemas.microsoft.com/office/word/2010/wordml" xmlns:w15="http://schemas.microsoft.com/office/word/2012/wordml" xmlns:w16cex="http://schemas.microsoft.com/office/word/2018/wordml/cex" xmlns:w16cid="http://schemas.microsoft.com/office/word/2016/wordml/cid" xmlns:w16="http://schemas.microsoft.com/office/word/2018/wordml" xmlns:w16du="http://schemas.microsoft.com/office/word/2023/wordml/word16du" xmlns:w16sdtdh="http://schemas.microsoft.com/office/word/2020/wordml/sdtdatahash" xmlns:w16sdtfl="http://schemas.microsoft.com/office/word/2024/wordml/sdtformatlock" xmlns:w16se="http://schemas.microsoft.com/office/word/2015/wordml/symex" xmlns:wpg="http://schemas.microsoft.com/office/word/2010/wordprocessingGroup" xmlns:wpi="http://schemas.microsoft.com/office/word/2010/wordprocessingInk" xmlns:wne="http://schemas.microsoft.com/office/word/2006/wordml" xmlns:wps="http://schemas.microsoft.com/office/word/2010/wordprocessingShape" mc:Ignorable="w14 w15 w16se w16cid w16 w16cex w16sdtdh w16sdtfl w16du wp14">
   <w:footnote w:type="separator" w:id="-1">
@@ -7967,16 +8601,6 @@
 </file>
 
 <file path=word/header1.xml><?xml version="1.0" encoding="utf-8"?>
-<w:hdr xmlns:wpc="http://schemas.microsoft.com/office/word/2010/wordprocessingCanvas" xmlns:cx="http://schemas.microsoft.com/office/drawing/2014/chartex" xmlns:cx1="http://schemas.microsoft.com/office/drawing/2015/9/8/chartex" xmlns:cx2="http://schemas.microsoft.com/office/drawing/2015/10/21/chartex" xmlns:cx3="http://schemas.microsoft.com/office/drawing/2016/5/9/chartex" xmlns:cx4="http://schemas.microsoft.com/office/drawing/2016/5/10/chartex" xmlns:cx5="http://schemas.microsoft.com/office/drawing/2016/5/11/chartex" xmlns:cx6="http://schemas.microsoft.com/office/drawing/2016/5/12/chartex" xmlns:cx7="http://schemas.microsoft.com/office/drawing/2016/5/13/chartex" xmlns:cx8="http://schemas.microsoft.com/office/drawing/2016/5/14/chartex" xmlns:mc="http://schemas.openxmlformats.org/markup-compatibility/2006" xmlns:aink="http://schemas.microsoft.com/office/drawing/2016/ink" xmlns:am3d="http://schemas.microsoft.com/office/drawing/2017/model3d" xmlns:o="urn:schemas-microsoft-com:office:office" xmlns:oel="http://schemas.microsoft.com/office/2019/extlst" xmlns:r="http://schemas.openxmlformats.org/officeDocument/2006/relationships" xmlns:m="http://schemas.openxmlformats.org/officeDocument/2006/math" xmlns:v="urn:schemas-microsoft-com:vml" xmlns:wp14="http://schemas.microsoft.com/office/word/2010/wordprocessingDrawing" xmlns:wp="http://schemas.openxmlformats.org/drawingml/2006/wordprocessingDrawing" xmlns:w10="urn:schemas-microsoft-com:office:word" xmlns:w="http://schemas.openxmlformats.org/wordprocessingml/2006/main" xmlns:w14="http://schemas.microsoft.com/office/word/2010/wordml" xmlns:w15="http://schemas.microsoft.com/office/word/2012/wordml" xmlns:w16cex="http://schemas.microsoft.com/office/word/2018/wordml/cex" xmlns:w16cid="http://schemas.microsoft.com/office/word/2016/wordml/cid" xmlns:w16="http://schemas.microsoft.com/office/word/2018/wordml" xmlns:w16du="http://schemas.microsoft.com/office/word/2023/wordml/word16du" xmlns:w16sdtdh="http://schemas.microsoft.com/office/word/2020/wordml/sdtdatahash" xmlns:w16sdtfl="http://schemas.microsoft.com/office/word/2024/wordml/sdtformatlock" xmlns:w16se="http://schemas.microsoft.com/office/word/2015/wordml/symex" xmlns:wpg="http://schemas.microsoft.com/office/word/2010/wordprocessingGroup" xmlns:wpi="http://schemas.microsoft.com/office/word/2010/wordprocessingInk" xmlns:wne="http://schemas.microsoft.com/office/word/2006/wordml" xmlns:wps="http://schemas.microsoft.com/office/word/2010/wordprocessingShape" mc:Ignorable="w14 w15 w16se w16cid w16 w16cex w16sdtdh w16sdtfl w16du wp14">
-  <w:p>
-    <w:pPr>
-      <w:pStyle w:val="Header"/>
-    </w:pPr>
-  </w:p>
-</w:hdr>
-</file>
-
-<file path=word/header2.xml><?xml version="1.0" encoding="utf-8"?>
 <w:hdr xmlns:wpc="http://schemas.microsoft.com/office/word/2010/wordprocessingCanvas" xmlns:cx="http://schemas.microsoft.com/office/drawing/2014/chartex" xmlns:cx1="http://schemas.microsoft.com/office/drawing/2015/9/8/chartex" xmlns:cx2="http://schemas.microsoft.com/office/drawing/2015/10/21/chartex" xmlns:cx3="http://schemas.microsoft.com/office/drawing/2016/5/9/chartex" xmlns:cx4="http://schemas.microsoft.com/office/drawing/2016/5/10/chartex" xmlns:cx5="http://schemas.microsoft.com/office/drawing/2016/5/11/chartex" xmlns:cx6="http://schemas.microsoft.com/office/drawing/2016/5/12/chartex" xmlns:cx7="http://schemas.microsoft.com/office/drawing/2016/5/13/chartex" xmlns:cx8="http://schemas.microsoft.com/office/drawing/2016/5/14/chartex" xmlns:mc="http://schemas.openxmlformats.org/markup-compatibility/2006" xmlns:aink="http://schemas.microsoft.com/office/drawing/2016/ink" xmlns:am3d="http://schemas.microsoft.com/office/drawing/2017/model3d" xmlns:o="urn:schemas-microsoft-com:office:office" xmlns:oel="http://schemas.microsoft.com/office/2019/extlst" xmlns:r="http://schemas.openxmlformats.org/officeDocument/2006/relationships" xmlns:m="http://schemas.openxmlformats.org/officeDocument/2006/math" xmlns:v="urn:schemas-microsoft-com:vml" xmlns:wp14="http://schemas.microsoft.com/office/word/2010/wordprocessingDrawing" xmlns:wp="http://schemas.openxmlformats.org/drawingml/2006/wordprocessingDrawing" xmlns:w10="urn:schemas-microsoft-com:office:word" xmlns:w="http://schemas.openxmlformats.org/wordprocessingml/2006/main" xmlns:w14="http://schemas.microsoft.com/office/word/2010/wordml" xmlns:w15="http://schemas.microsoft.com/office/word/2012/wordml" xmlns:w16cex="http://schemas.microsoft.com/office/word/2018/wordml/cex" xmlns:w16cid="http://schemas.microsoft.com/office/word/2016/wordml/cid" xmlns:w16="http://schemas.microsoft.com/office/word/2018/wordml" xmlns:w16du="http://schemas.microsoft.com/office/word/2023/wordml/word16du" xmlns:w16sdtdh="http://schemas.microsoft.com/office/word/2020/wordml/sdtdatahash" xmlns:w16sdtfl="http://schemas.microsoft.com/office/word/2024/wordml/sdtformatlock" xmlns:w16se="http://schemas.microsoft.com/office/word/2015/wordml/symex" xmlns:wpg="http://schemas.microsoft.com/office/word/2010/wordprocessingGroup" xmlns:wpi="http://schemas.microsoft.com/office/word/2010/wordprocessingInk" xmlns:wne="http://schemas.microsoft.com/office/word/2006/wordml" xmlns:wps="http://schemas.microsoft.com/office/word/2010/wordprocessingShape" mc:Ignorable="w14 w15 w16se w16cid w16 w16cex w16sdtdh w16sdtfl w16du wp14">
   <w:p>
     <w:pPr>
@@ -8107,8 +8731,24 @@
           </w14:srgbClr>
         </w14:shadow>
       </w:rPr>
-      <w:t>CERT Nº</w:t>
+      <w:t xml:space="preserve">CERT </w:t>
     </w:r>
+    <w:proofErr w:type="spellStart"/>
+    <w:r>
+      <w:rPr>
+        <w:b/>
+        <w:color w:val="0000FF"/>
+        <w:spacing w:val="22"/>
+        <w:sz w:val="20"/>
+        <w14:shadow w14:blurRad="50800" w14:dist="38100" w14:dir="2700000" w14:sx="100000" w14:sy="100000" w14:kx="0" w14:ky="0" w14:algn="tl">
+          <w14:srgbClr w14:val="000000">
+            <w14:alpha w14:val="60000"/>
+          </w14:srgbClr>
+        </w14:shadow>
+      </w:rPr>
+      <w:t>Nº</w:t>
+    </w:r>
+    <w:proofErr w:type="spellEnd"/>
     <w:r>
       <w:t xml:space="preserve"> </w:t>
     </w:r>
@@ -8124,7 +8764,37 @@
           </w14:srgbClr>
         </w14:shadow>
       </w:rPr>
-      <w:t>{cert_no}</w:t>
+      <w:t>{</w:t>
+    </w:r>
+    <w:proofErr w:type="spellStart"/>
+    <w:r>
+      <w:rPr>
+        <w:b/>
+        <w:color w:val="000000"/>
+        <w:spacing w:val="22"/>
+        <w:sz w:val="20"/>
+        <w14:shadow w14:blurRad="50800" w14:dist="38100" w14:dir="2700000" w14:sx="100000" w14:sy="100000" w14:kx="0" w14:ky="0" w14:algn="tl">
+          <w14:srgbClr w14:val="000000">
+            <w14:alpha w14:val="60000"/>
+          </w14:srgbClr>
+        </w14:shadow>
+      </w:rPr>
+      <w:t>cert_no</w:t>
+    </w:r>
+    <w:proofErr w:type="spellEnd"/>
+    <w:r>
+      <w:rPr>
+        <w:b/>
+        <w:color w:val="000000"/>
+        <w:spacing w:val="22"/>
+        <w:sz w:val="20"/>
+        <w14:shadow w14:blurRad="50800" w14:dist="38100" w14:dir="2700000" w14:sx="100000" w14:sy="100000" w14:kx="0" w14:ky="0" w14:algn="tl">
+          <w14:srgbClr w14:val="000000">
+            <w14:alpha w14:val="60000"/>
+          </w14:srgbClr>
+        </w14:shadow>
+      </w:rPr>
+      <w:t>}</w:t>
     </w:r>
   </w:p>
   <w:p>
@@ -8134,16 +8804,6 @@
       <w:rPr>
         <w:lang w:val="en-US"/>
       </w:rPr>
-    </w:pPr>
-  </w:p>
-</w:hdr>
-</file>
-
-<file path=word/header3.xml><?xml version="1.0" encoding="utf-8"?>
-<w:hdr xmlns:wpc="http://schemas.microsoft.com/office/word/2010/wordprocessingCanvas" xmlns:cx="http://schemas.microsoft.com/office/drawing/2014/chartex" xmlns:cx1="http://schemas.microsoft.com/office/drawing/2015/9/8/chartex" xmlns:cx2="http://schemas.microsoft.com/office/drawing/2015/10/21/chartex" xmlns:cx3="http://schemas.microsoft.com/office/drawing/2016/5/9/chartex" xmlns:cx4="http://schemas.microsoft.com/office/drawing/2016/5/10/chartex" xmlns:cx5="http://schemas.microsoft.com/office/drawing/2016/5/11/chartex" xmlns:cx6="http://schemas.microsoft.com/office/drawing/2016/5/12/chartex" xmlns:cx7="http://schemas.microsoft.com/office/drawing/2016/5/13/chartex" xmlns:cx8="http://schemas.microsoft.com/office/drawing/2016/5/14/chartex" xmlns:mc="http://schemas.openxmlformats.org/markup-compatibility/2006" xmlns:aink="http://schemas.microsoft.com/office/drawing/2016/ink" xmlns:am3d="http://schemas.microsoft.com/office/drawing/2017/model3d" xmlns:o="urn:schemas-microsoft-com:office:office" xmlns:oel="http://schemas.microsoft.com/office/2019/extlst" xmlns:r="http://schemas.openxmlformats.org/officeDocument/2006/relationships" xmlns:m="http://schemas.openxmlformats.org/officeDocument/2006/math" xmlns:v="urn:schemas-microsoft-com:vml" xmlns:wp14="http://schemas.microsoft.com/office/word/2010/wordprocessingDrawing" xmlns:wp="http://schemas.openxmlformats.org/drawingml/2006/wordprocessingDrawing" xmlns:w10="urn:schemas-microsoft-com:office:word" xmlns:w="http://schemas.openxmlformats.org/wordprocessingml/2006/main" xmlns:w14="http://schemas.microsoft.com/office/word/2010/wordml" xmlns:w15="http://schemas.microsoft.com/office/word/2012/wordml" xmlns:w16cex="http://schemas.microsoft.com/office/word/2018/wordml/cex" xmlns:w16cid="http://schemas.microsoft.com/office/word/2016/wordml/cid" xmlns:w16="http://schemas.microsoft.com/office/word/2018/wordml" xmlns:w16du="http://schemas.microsoft.com/office/word/2023/wordml/word16du" xmlns:w16sdtdh="http://schemas.microsoft.com/office/word/2020/wordml/sdtdatahash" xmlns:w16sdtfl="http://schemas.microsoft.com/office/word/2024/wordml/sdtformatlock" xmlns:w16se="http://schemas.microsoft.com/office/word/2015/wordml/symex" xmlns:wpg="http://schemas.microsoft.com/office/word/2010/wordprocessingGroup" xmlns:wpi="http://schemas.microsoft.com/office/word/2010/wordprocessingInk" xmlns:wne="http://schemas.microsoft.com/office/word/2006/wordml" xmlns:wps="http://schemas.microsoft.com/office/word/2010/wordprocessingShape" mc:Ignorable="w14 w15 w16se w16cid w16 w16cex w16sdtdh w16sdtfl w16du wp14">
-  <w:p>
-    <w:pPr>
-      <w:pStyle w:val="Header"/>
     </w:pPr>
   </w:p>
 </w:hdr>
